--- a/REPORTE.docx
+++ b/REPORTE.docx
@@ -776,6 +776,111 @@
     </w:p>
     <w:p>
       <w:pPr>
+        <w:rPr>
+          <w:rFonts w:ascii="Times New Roman" w:hAnsi="Times New Roman" w:cs="Times New Roman"/>
+        </w:rPr>
+      </w:pPr>
+    </w:p>
+    <w:p>
+      <w:pPr>
+        <w:rPr>
+          <w:rFonts w:ascii="Times New Roman" w:hAnsi="Times New Roman" w:cs="Times New Roman"/>
+        </w:rPr>
+      </w:pPr>
+    </w:p>
+    <w:p>
+      <w:pPr>
+        <w:rPr>
+          <w:rFonts w:ascii="Times New Roman" w:hAnsi="Times New Roman" w:cs="Times New Roman"/>
+        </w:rPr>
+      </w:pPr>
+    </w:p>
+    <w:p>
+      <w:pPr>
+        <w:rPr>
+          <w:rFonts w:ascii="Times New Roman" w:hAnsi="Times New Roman" w:cs="Times New Roman"/>
+        </w:rPr>
+      </w:pPr>
+    </w:p>
+    <w:p>
+      <w:pPr>
+        <w:rPr>
+          <w:rFonts w:ascii="Times New Roman" w:hAnsi="Times New Roman" w:cs="Times New Roman"/>
+        </w:rPr>
+      </w:pPr>
+    </w:p>
+    <w:p>
+      <w:pPr>
+        <w:rPr>
+          <w:rFonts w:ascii="Times New Roman" w:hAnsi="Times New Roman" w:cs="Times New Roman"/>
+        </w:rPr>
+      </w:pPr>
+    </w:p>
+    <w:p>
+      <w:pPr>
+        <w:rPr>
+          <w:rFonts w:ascii="Times New Roman" w:hAnsi="Times New Roman" w:cs="Times New Roman"/>
+        </w:rPr>
+      </w:pPr>
+    </w:p>
+    <w:p>
+      <w:pPr>
+        <w:rPr>
+          <w:rFonts w:ascii="Times New Roman" w:hAnsi="Times New Roman" w:cs="Times New Roman"/>
+        </w:rPr>
+      </w:pPr>
+    </w:p>
+    <w:p>
+      <w:pPr>
+        <w:rPr>
+          <w:rFonts w:ascii="Times New Roman" w:hAnsi="Times New Roman" w:cs="Times New Roman"/>
+        </w:rPr>
+      </w:pPr>
+    </w:p>
+    <w:p>
+      <w:pPr>
+        <w:rPr>
+          <w:rFonts w:ascii="Times New Roman" w:hAnsi="Times New Roman" w:cs="Times New Roman"/>
+        </w:rPr>
+      </w:pPr>
+    </w:p>
+    <w:p>
+      <w:pPr>
+        <w:rPr>
+          <w:rFonts w:ascii="Times New Roman" w:hAnsi="Times New Roman" w:cs="Times New Roman"/>
+        </w:rPr>
+      </w:pPr>
+    </w:p>
+    <w:p>
+      <w:pPr>
+        <w:rPr>
+          <w:rFonts w:ascii="Times New Roman" w:hAnsi="Times New Roman" w:cs="Times New Roman"/>
+        </w:rPr>
+      </w:pPr>
+    </w:p>
+    <w:p>
+      <w:pPr>
+        <w:rPr>
+          <w:rFonts w:ascii="Times New Roman" w:hAnsi="Times New Roman" w:cs="Times New Roman"/>
+        </w:rPr>
+      </w:pPr>
+    </w:p>
+    <w:p>
+      <w:pPr>
+        <w:rPr>
+          <w:rFonts w:ascii="Times New Roman" w:hAnsi="Times New Roman" w:cs="Times New Roman"/>
+        </w:rPr>
+      </w:pPr>
+    </w:p>
+    <w:p>
+      <w:pPr>
+        <w:rPr>
+          <w:rFonts w:ascii="Times New Roman" w:hAnsi="Times New Roman" w:cs="Times New Roman"/>
+        </w:rPr>
+      </w:pPr>
+    </w:p>
+    <w:p>
+      <w:pPr>
         <w:jc w:val="both"/>
         <w:rPr>
           <w:rFonts w:ascii="Times New Roman" w:hAnsi="Times New Roman" w:cs="Times New Roman"/>
@@ -786,24 +891,26 @@
           <w:rFonts w:ascii="Times New Roman" w:hAnsi="Times New Roman" w:cs="Times New Roman"/>
           <w:b/>
           <w:bCs/>
-        </w:rPr>
+          <w:noProof/>
+        </w:rPr>
+        <w:lastRenderedPageBreak/>
         <w:drawing>
-          <wp:anchor distT="0" distB="0" distL="114300" distR="114300" simplePos="0" relativeHeight="251658240" behindDoc="0" locked="0" layoutInCell="1" allowOverlap="1" wp14:anchorId="15AF0946" wp14:editId="3AED38AC">
+          <wp:anchor distT="0" distB="0" distL="114300" distR="114300" simplePos="0" relativeHeight="251658240" behindDoc="0" locked="0" layoutInCell="1" allowOverlap="1" wp14:anchorId="15AF0946" wp14:editId="16D71874">
             <wp:simplePos x="0" y="0"/>
-            <wp:positionH relativeFrom="column">
+            <wp:positionH relativeFrom="margin">
               <wp:align>left</wp:align>
             </wp:positionH>
             <wp:positionV relativeFrom="paragraph">
               <wp:posOffset>434975</wp:posOffset>
             </wp:positionV>
-            <wp:extent cx="1582420" cy="2463165"/>
-            <wp:effectExtent l="0" t="0" r="0" b="0"/>
+            <wp:extent cx="1537335" cy="2393950"/>
+            <wp:effectExtent l="0" t="0" r="5715" b="6350"/>
             <wp:wrapThrough wrapText="bothSides">
               <wp:wrapPolygon edited="0">
                 <wp:start x="0" y="0"/>
-                <wp:lineTo x="0" y="21383"/>
-                <wp:lineTo x="21323" y="21383"/>
-                <wp:lineTo x="21323" y="0"/>
+                <wp:lineTo x="0" y="21485"/>
+                <wp:lineTo x="21413" y="21485"/>
+                <wp:lineTo x="21413" y="0"/>
                 <wp:lineTo x="0" y="0"/>
               </wp:wrapPolygon>
             </wp:wrapThrough>
@@ -833,7 +940,7 @@
                   <pic:spPr>
                     <a:xfrm>
                       <a:off x="0" y="0"/>
-                      <a:ext cx="1586056" cy="2469059"/>
+                      <a:ext cx="1537335" cy="2393950"/>
                     </a:xfrm>
                     <a:prstGeom prst="rect">
                       <a:avLst/>
@@ -917,13 +1024,6 @@
     </w:p>
     <w:p>
       <w:pPr>
-        <w:rPr>
-          <w:rFonts w:ascii="Times New Roman" w:hAnsi="Times New Roman" w:cs="Times New Roman"/>
-        </w:rPr>
-      </w:pPr>
-    </w:p>
-    <w:p>
-      <w:pPr>
         <w:jc w:val="both"/>
         <w:rPr>
           <w:rFonts w:ascii="Times New Roman" w:hAnsi="Times New Roman" w:cs="Times New Roman"/>
@@ -963,24 +1063,25 @@
       <w:r>
         <w:rPr>
           <w:rFonts w:ascii="Times New Roman" w:hAnsi="Times New Roman" w:cs="Times New Roman"/>
+          <w:noProof/>
         </w:rPr>
         <w:drawing>
-          <wp:anchor distT="0" distB="0" distL="114300" distR="114300" simplePos="0" relativeHeight="251659264" behindDoc="0" locked="0" layoutInCell="1" allowOverlap="1" wp14:anchorId="705E5748" wp14:editId="7FB0C11B">
+          <wp:anchor distT="0" distB="0" distL="114300" distR="114300" simplePos="0" relativeHeight="251659264" behindDoc="0" locked="0" layoutInCell="1" allowOverlap="1" wp14:anchorId="705E5748" wp14:editId="73080C91">
             <wp:simplePos x="0" y="0"/>
-            <wp:positionH relativeFrom="column">
+            <wp:positionH relativeFrom="margin">
               <wp:align>left</wp:align>
             </wp:positionH>
             <wp:positionV relativeFrom="paragraph">
               <wp:posOffset>-1905</wp:posOffset>
             </wp:positionV>
-            <wp:extent cx="1705610" cy="2491740"/>
-            <wp:effectExtent l="0" t="0" r="8890" b="3810"/>
+            <wp:extent cx="1564640" cy="2286000"/>
+            <wp:effectExtent l="0" t="0" r="0" b="0"/>
             <wp:wrapThrough wrapText="bothSides">
               <wp:wrapPolygon edited="0">
                 <wp:start x="0" y="0"/>
-                <wp:lineTo x="0" y="21468"/>
-                <wp:lineTo x="21471" y="21468"/>
-                <wp:lineTo x="21471" y="0"/>
+                <wp:lineTo x="0" y="21420"/>
+                <wp:lineTo x="21302" y="21420"/>
+                <wp:lineTo x="21302" y="0"/>
                 <wp:lineTo x="0" y="0"/>
               </wp:wrapPolygon>
             </wp:wrapThrough>
@@ -1010,7 +1111,7 @@
                   <pic:spPr>
                     <a:xfrm>
                       <a:off x="0" y="0"/>
-                      <a:ext cx="1705610" cy="2491740"/>
+                      <a:ext cx="1564640" cy="2286000"/>
                     </a:xfrm>
                     <a:prstGeom prst="rect">
                       <a:avLst/>
@@ -1080,13 +1181,6 @@
     </w:p>
     <w:p>
       <w:pPr>
-        <w:rPr>
-          <w:rFonts w:ascii="Times New Roman" w:hAnsi="Times New Roman" w:cs="Times New Roman"/>
-        </w:rPr>
-      </w:pPr>
-    </w:p>
-    <w:p>
-      <w:pPr>
         <w:jc w:val="both"/>
         <w:rPr>
           <w:rFonts w:ascii="Times New Roman" w:hAnsi="Times New Roman" w:cs="Times New Roman"/>
@@ -1098,7 +1192,6 @@
           <w:b/>
           <w:bCs/>
         </w:rPr>
-        <w:lastRenderedPageBreak/>
         <w:t>Cuadro x:</w:t>
       </w:r>
       <w:r>
@@ -1107,6 +1200,27 @@
         </w:rPr>
         <w:t xml:space="preserve"> 10 estaciones con mayor cantidad de retiros.</w:t>
       </w:r>
+    </w:p>
+    <w:p>
+      <w:pPr>
+        <w:rPr>
+          <w:rFonts w:ascii="Times New Roman" w:hAnsi="Times New Roman" w:cs="Times New Roman"/>
+        </w:rPr>
+      </w:pPr>
+    </w:p>
+    <w:p>
+      <w:pPr>
+        <w:rPr>
+          <w:rFonts w:ascii="Times New Roman" w:hAnsi="Times New Roman" w:cs="Times New Roman"/>
+        </w:rPr>
+      </w:pPr>
+    </w:p>
+    <w:p>
+      <w:pPr>
+        <w:rPr>
+          <w:rFonts w:ascii="Times New Roman" w:hAnsi="Times New Roman" w:cs="Times New Roman"/>
+        </w:rPr>
+      </w:pPr>
     </w:p>
     <w:p>
       <w:pPr>
@@ -1141,19 +1255,7 @@
         <w:rPr>
           <w:rFonts w:ascii="Times New Roman" w:hAnsi="Times New Roman" w:cs="Times New Roman"/>
         </w:rPr>
-        <w:t xml:space="preserve"> 10 estaciones con mayor cantidad de </w:t>
-      </w:r>
-      <w:r>
-        <w:rPr>
-          <w:rFonts w:ascii="Times New Roman" w:hAnsi="Times New Roman" w:cs="Times New Roman"/>
-        </w:rPr>
-        <w:t>arribos</w:t>
-      </w:r>
-      <w:r>
-        <w:rPr>
-          <w:rFonts w:ascii="Times New Roman" w:hAnsi="Times New Roman" w:cs="Times New Roman"/>
-        </w:rPr>
-        <w:t>.</w:t>
+        <w:t xml:space="preserve"> 10 estaciones con mayor cantidad de arribos.</w:t>
       </w:r>
     </w:p>
     <w:p>

--- a/REPORTE.docx
+++ b/REPORTE.docx
@@ -597,6 +597,12 @@
           <w:rFonts w:ascii="Times New Roman" w:hAnsi="Times New Roman" w:cs="Times New Roman"/>
         </w:rPr>
       </w:pPr>
+      <w:r>
+        <w:rPr>
+          <w:rFonts w:ascii="Times New Roman" w:hAnsi="Times New Roman" w:cs="Times New Roman"/>
+        </w:rPr>
+        <w:t>Para las frecuencias de arribo y retiro se realizaron gráficos de calor de un mapa de la Ciudad de México, donde los colores más cercanos al rojo son los que mayor densidad representan, mientras que los colores más cercanos al azul representan la menor densidad.</w:t>
+      </w:r>
     </w:p>
     <w:p>
       <w:pPr>
@@ -605,30 +611,18 @@
           <w:rFonts w:ascii="Times New Roman" w:hAnsi="Times New Roman" w:cs="Times New Roman"/>
         </w:rPr>
       </w:pPr>
-    </w:p>
-    <w:p>
-      <w:pPr>
-        <w:jc w:val="both"/>
-        <w:rPr>
-          <w:rFonts w:ascii="Times New Roman" w:hAnsi="Times New Roman" w:cs="Times New Roman"/>
-        </w:rPr>
-      </w:pPr>
-    </w:p>
-    <w:p>
-      <w:pPr>
-        <w:jc w:val="both"/>
-        <w:rPr>
-          <w:rFonts w:ascii="Times New Roman" w:hAnsi="Times New Roman" w:cs="Times New Roman"/>
-        </w:rPr>
-      </w:pPr>
-    </w:p>
-    <w:p>
-      <w:pPr>
-        <w:jc w:val="both"/>
-        <w:rPr>
-          <w:rFonts w:ascii="Times New Roman" w:hAnsi="Times New Roman" w:cs="Times New Roman"/>
-        </w:rPr>
-      </w:pPr>
+      <w:r>
+        <w:rPr>
+          <w:rFonts w:ascii="Times New Roman" w:hAnsi="Times New Roman" w:cs="Times New Roman"/>
+        </w:rPr>
+        <w:t>Para encontrar las 10 estaciones dónde más se prestan y dejan bicicletas, se realizó una agrupación donde se contaron tod</w:t>
+      </w:r>
+      <w:r>
+        <w:rPr>
+          <w:rFonts w:ascii="Times New Roman" w:hAnsi="Times New Roman" w:cs="Times New Roman"/>
+        </w:rPr>
+        <w:t>os los registros correspondientes a cada estación y se ordenaron de mayor a menor.</w:t>
+      </w:r>
     </w:p>
     <w:p>
       <w:pPr>
@@ -1189,6 +1183,74 @@
       <w:r>
         <w:rPr>
           <w:rFonts w:ascii="Times New Roman" w:hAnsi="Times New Roman" w:cs="Times New Roman"/>
+        </w:rPr>
+        <w:drawing>
+          <wp:anchor distT="0" distB="0" distL="114300" distR="114300" simplePos="0" relativeHeight="251660288" behindDoc="0" locked="0" layoutInCell="1" allowOverlap="1" wp14:anchorId="7F958296" wp14:editId="014C3652">
+            <wp:simplePos x="0" y="0"/>
+            <wp:positionH relativeFrom="margin">
+              <wp:posOffset>-635</wp:posOffset>
+            </wp:positionH>
+            <wp:positionV relativeFrom="paragraph">
+              <wp:posOffset>469900</wp:posOffset>
+            </wp:positionV>
+            <wp:extent cx="2495550" cy="1710055"/>
+            <wp:effectExtent l="0" t="0" r="0" b="4445"/>
+            <wp:wrapThrough wrapText="bothSides">
+              <wp:wrapPolygon edited="0">
+                <wp:start x="0" y="0"/>
+                <wp:lineTo x="0" y="21416"/>
+                <wp:lineTo x="21435" y="21416"/>
+                <wp:lineTo x="21435" y="0"/>
+                <wp:lineTo x="0" y="0"/>
+              </wp:wrapPolygon>
+            </wp:wrapThrough>
+            <wp:docPr id="1214149434" name="Imagen 1"/>
+            <wp:cNvGraphicFramePr>
+              <a:graphicFrameLocks xmlns:a="http://schemas.openxmlformats.org/drawingml/2006/main" noChangeAspect="1"/>
+            </wp:cNvGraphicFramePr>
+            <a:graphic xmlns:a="http://schemas.openxmlformats.org/drawingml/2006/main">
+              <a:graphicData uri="http://schemas.openxmlformats.org/drawingml/2006/picture">
+                <pic:pic xmlns:pic="http://schemas.openxmlformats.org/drawingml/2006/picture">
+                  <pic:nvPicPr>
+                    <pic:cNvPr id="1214149434" name=""/>
+                    <pic:cNvPicPr/>
+                  </pic:nvPicPr>
+                  <pic:blipFill>
+                    <a:blip r:embed="rId7">
+                      <a:extLst>
+                        <a:ext uri="{28A0092B-C50C-407E-A947-70E740481C1C}">
+                          <a14:useLocalDpi xmlns:a14="http://schemas.microsoft.com/office/drawing/2010/main" val="0"/>
+                        </a:ext>
+                      </a:extLst>
+                    </a:blip>
+                    <a:stretch>
+                      <a:fillRect/>
+                    </a:stretch>
+                  </pic:blipFill>
+                  <pic:spPr>
+                    <a:xfrm>
+                      <a:off x="0" y="0"/>
+                      <a:ext cx="2495550" cy="1710055"/>
+                    </a:xfrm>
+                    <a:prstGeom prst="rect">
+                      <a:avLst/>
+                    </a:prstGeom>
+                  </pic:spPr>
+                </pic:pic>
+              </a:graphicData>
+            </a:graphic>
+            <wp14:sizeRelH relativeFrom="margin">
+              <wp14:pctWidth>0</wp14:pctWidth>
+            </wp14:sizeRelH>
+            <wp14:sizeRelV relativeFrom="margin">
+              <wp14:pctHeight>0</wp14:pctHeight>
+            </wp14:sizeRelV>
+          </wp:anchor>
+        </w:drawing>
+      </w:r>
+      <w:r>
+        <w:rPr>
+          <w:rFonts w:ascii="Times New Roman" w:hAnsi="Times New Roman" w:cs="Times New Roman"/>
           <w:b/>
           <w:bCs/>
         </w:rPr>
@@ -1203,46 +1265,79 @@
     </w:p>
     <w:p>
       <w:pPr>
-        <w:rPr>
-          <w:rFonts w:ascii="Times New Roman" w:hAnsi="Times New Roman" w:cs="Times New Roman"/>
-        </w:rPr>
-      </w:pPr>
-    </w:p>
-    <w:p>
-      <w:pPr>
-        <w:rPr>
-          <w:rFonts w:ascii="Times New Roman" w:hAnsi="Times New Roman" w:cs="Times New Roman"/>
-        </w:rPr>
-      </w:pPr>
-    </w:p>
-    <w:p>
-      <w:pPr>
-        <w:rPr>
-          <w:rFonts w:ascii="Times New Roman" w:hAnsi="Times New Roman" w:cs="Times New Roman"/>
-        </w:rPr>
-      </w:pPr>
-    </w:p>
-    <w:p>
-      <w:pPr>
-        <w:rPr>
-          <w:rFonts w:ascii="Times New Roman" w:hAnsi="Times New Roman" w:cs="Times New Roman"/>
-        </w:rPr>
-      </w:pPr>
-    </w:p>
-    <w:p>
-      <w:pPr>
-        <w:rPr>
-          <w:rFonts w:ascii="Times New Roman" w:hAnsi="Times New Roman" w:cs="Times New Roman"/>
-        </w:rPr>
-      </w:pPr>
-    </w:p>
-    <w:p>
-      <w:pPr>
         <w:jc w:val="both"/>
         <w:rPr>
           <w:rFonts w:ascii="Times New Roman" w:hAnsi="Times New Roman" w:cs="Times New Roman"/>
         </w:rPr>
       </w:pPr>
+      <w:r>
+        <w:rPr>
+          <w:rFonts w:ascii="Times New Roman" w:hAnsi="Times New Roman" w:cs="Times New Roman"/>
+        </w:rPr>
+        <w:drawing>
+          <wp:anchor distT="0" distB="0" distL="114300" distR="114300" simplePos="0" relativeHeight="251661312" behindDoc="0" locked="0" layoutInCell="1" allowOverlap="1" wp14:anchorId="55FC942D" wp14:editId="224041C0">
+            <wp:simplePos x="0" y="0"/>
+            <wp:positionH relativeFrom="column">
+              <wp:align>right</wp:align>
+            </wp:positionH>
+            <wp:positionV relativeFrom="paragraph">
+              <wp:posOffset>504825</wp:posOffset>
+            </wp:positionV>
+            <wp:extent cx="2565400" cy="1593850"/>
+            <wp:effectExtent l="0" t="0" r="6350" b="6350"/>
+            <wp:wrapThrough wrapText="bothSides">
+              <wp:wrapPolygon edited="0">
+                <wp:start x="0" y="0"/>
+                <wp:lineTo x="0" y="21428"/>
+                <wp:lineTo x="21493" y="21428"/>
+                <wp:lineTo x="21493" y="0"/>
+                <wp:lineTo x="0" y="0"/>
+              </wp:wrapPolygon>
+            </wp:wrapThrough>
+            <wp:docPr id="620666274" name="Imagen 1"/>
+            <wp:cNvGraphicFramePr>
+              <a:graphicFrameLocks xmlns:a="http://schemas.openxmlformats.org/drawingml/2006/main" noChangeAspect="1"/>
+            </wp:cNvGraphicFramePr>
+            <a:graphic xmlns:a="http://schemas.openxmlformats.org/drawingml/2006/main">
+              <a:graphicData uri="http://schemas.openxmlformats.org/drawingml/2006/picture">
+                <pic:pic xmlns:pic="http://schemas.openxmlformats.org/drawingml/2006/picture">
+                  <pic:nvPicPr>
+                    <pic:cNvPr id="620666274" name=""/>
+                    <pic:cNvPicPr/>
+                  </pic:nvPicPr>
+                  <pic:blipFill>
+                    <a:blip r:embed="rId8">
+                      <a:extLst>
+                        <a:ext uri="{28A0092B-C50C-407E-A947-70E740481C1C}">
+                          <a14:useLocalDpi xmlns:a14="http://schemas.microsoft.com/office/drawing/2010/main" val="0"/>
+                        </a:ext>
+                      </a:extLst>
+                    </a:blip>
+                    <a:stretch>
+                      <a:fillRect/>
+                    </a:stretch>
+                  </pic:blipFill>
+                  <pic:spPr>
+                    <a:xfrm>
+                      <a:off x="0" y="0"/>
+                      <a:ext cx="2565400" cy="1593850"/>
+                    </a:xfrm>
+                    <a:prstGeom prst="rect">
+                      <a:avLst/>
+                    </a:prstGeom>
+                  </pic:spPr>
+                </pic:pic>
+              </a:graphicData>
+            </a:graphic>
+            <wp14:sizeRelH relativeFrom="margin">
+              <wp14:pctWidth>0</wp14:pctWidth>
+            </wp14:sizeRelH>
+            <wp14:sizeRelV relativeFrom="margin">
+              <wp14:pctHeight>0</wp14:pctHeight>
+            </wp14:sizeRelV>
+          </wp:anchor>
+        </w:drawing>
+      </w:r>
       <w:r>
         <w:rPr>
           <w:rFonts w:ascii="Times New Roman" w:hAnsi="Times New Roman" w:cs="Times New Roman"/>
@@ -1269,41 +1364,6 @@
       <w:pPr>
         <w:rPr>
           <w:rFonts w:ascii="Times New Roman" w:hAnsi="Times New Roman" w:cs="Times New Roman"/>
-        </w:rPr>
-      </w:pPr>
-    </w:p>
-    <w:p>
-      <w:pPr>
-        <w:rPr>
-          <w:rFonts w:ascii="Times New Roman" w:hAnsi="Times New Roman" w:cs="Times New Roman"/>
-        </w:rPr>
-      </w:pPr>
-    </w:p>
-    <w:p>
-      <w:pPr>
-        <w:rPr>
-          <w:rFonts w:ascii="Times New Roman" w:hAnsi="Times New Roman" w:cs="Times New Roman"/>
-        </w:rPr>
-      </w:pPr>
-    </w:p>
-    <w:p>
-      <w:pPr>
-        <w:rPr>
-          <w:rFonts w:ascii="Times New Roman" w:hAnsi="Times New Roman" w:cs="Times New Roman"/>
-        </w:rPr>
-      </w:pPr>
-    </w:p>
-    <w:p>
-      <w:pPr>
-        <w:rPr>
-          <w:rFonts w:ascii="Times New Roman" w:hAnsi="Times New Roman" w:cs="Times New Roman"/>
-        </w:rPr>
-      </w:pPr>
-    </w:p>
-    <w:p>
-      <w:pPr>
-        <w:rPr>
-          <w:rFonts w:ascii="Times New Roman" w:hAnsi="Times New Roman" w:cs="Times New Roman"/>
           <w:b/>
           <w:bCs/>
         </w:rPr>
@@ -1370,6 +1430,83 @@
       <w:pPr>
         <w:rPr>
           <w:rFonts w:ascii="Times New Roman" w:hAnsi="Times New Roman" w:cs="Times New Roman"/>
+        </w:rPr>
+      </w:pPr>
+    </w:p>
+    <w:p>
+      <w:pPr>
+        <w:rPr>
+          <w:rFonts w:ascii="Times New Roman" w:hAnsi="Times New Roman" w:cs="Times New Roman"/>
+        </w:rPr>
+      </w:pPr>
+    </w:p>
+    <w:p>
+      <w:pPr>
+        <w:rPr>
+          <w:rFonts w:ascii="Times New Roman" w:hAnsi="Times New Roman" w:cs="Times New Roman"/>
+        </w:rPr>
+      </w:pPr>
+    </w:p>
+    <w:p>
+      <w:pPr>
+        <w:rPr>
+          <w:rFonts w:ascii="Times New Roman" w:hAnsi="Times New Roman" w:cs="Times New Roman"/>
+        </w:rPr>
+      </w:pPr>
+    </w:p>
+    <w:p>
+      <w:pPr>
+        <w:rPr>
+          <w:rFonts w:ascii="Times New Roman" w:hAnsi="Times New Roman" w:cs="Times New Roman"/>
+        </w:rPr>
+      </w:pPr>
+    </w:p>
+    <w:p>
+      <w:pPr>
+        <w:rPr>
+          <w:rFonts w:ascii="Times New Roman" w:hAnsi="Times New Roman" w:cs="Times New Roman"/>
+        </w:rPr>
+      </w:pPr>
+    </w:p>
+    <w:p>
+      <w:pPr>
+        <w:rPr>
+          <w:rFonts w:ascii="Times New Roman" w:hAnsi="Times New Roman" w:cs="Times New Roman"/>
+        </w:rPr>
+      </w:pPr>
+    </w:p>
+    <w:p>
+      <w:pPr>
+        <w:rPr>
+          <w:rFonts w:ascii="Times New Roman" w:hAnsi="Times New Roman" w:cs="Times New Roman"/>
+        </w:rPr>
+      </w:pPr>
+    </w:p>
+    <w:p>
+      <w:pPr>
+        <w:rPr>
+          <w:rFonts w:ascii="Times New Roman" w:hAnsi="Times New Roman" w:cs="Times New Roman"/>
+        </w:rPr>
+      </w:pPr>
+    </w:p>
+    <w:p>
+      <w:pPr>
+        <w:rPr>
+          <w:rFonts w:ascii="Times New Roman" w:hAnsi="Times New Roman" w:cs="Times New Roman"/>
+        </w:rPr>
+      </w:pPr>
+    </w:p>
+    <w:p>
+      <w:pPr>
+        <w:rPr>
+          <w:rFonts w:ascii="Times New Roman" w:hAnsi="Times New Roman" w:cs="Times New Roman"/>
+        </w:rPr>
+      </w:pPr>
+    </w:p>
+    <w:p>
+      <w:pPr>
+        <w:rPr>
+          <w:rFonts w:ascii="Times New Roman" w:hAnsi="Times New Roman" w:cs="Times New Roman"/>
           <w:b/>
           <w:bCs/>
         </w:rPr>
@@ -1380,6 +1517,7 @@
           <w:b/>
           <w:bCs/>
         </w:rPr>
+        <w:lastRenderedPageBreak/>
         <w:t>Referencias</w:t>
       </w:r>
     </w:p>

--- a/REPORTE.docx
+++ b/REPORTE.docx
@@ -579,24 +579,110 @@
         <w:rPr>
           <w:rFonts w:ascii="Times New Roman" w:hAnsi="Times New Roman" w:cs="Times New Roman"/>
         </w:rPr>
-        <w:t>(Colocar que gráficos o tablas se usaron en las primeras dos preguntas)</w:t>
-      </w:r>
-    </w:p>
-    <w:p>
-      <w:pPr>
-        <w:jc w:val="both"/>
-        <w:rPr>
-          <w:rFonts w:ascii="Times New Roman" w:hAnsi="Times New Roman" w:cs="Times New Roman"/>
-        </w:rPr>
-      </w:pPr>
-    </w:p>
-    <w:p>
-      <w:pPr>
-        <w:jc w:val="both"/>
-        <w:rPr>
-          <w:rFonts w:ascii="Times New Roman" w:hAnsi="Times New Roman" w:cs="Times New Roman"/>
-        </w:rPr>
-      </w:pPr>
+        <w:t>Con el fin de encontrar la cantidad de préstamos de las bicicletas durante la Semana Santa anualmente, se separaron las fechas del conjunto de datos y se procedió a agrupar por año, sumando la cantidad de préstamos de cada año. Al tener el dato se procedió a graficar el mismo.</w:t>
+      </w:r>
+    </w:p>
+    <w:p>
+      <w:pPr>
+        <w:jc w:val="both"/>
+        <w:rPr>
+          <w:rFonts w:ascii="Times New Roman" w:hAnsi="Times New Roman" w:cs="Times New Roman"/>
+        </w:rPr>
+      </w:pPr>
+      <w:r>
+        <w:rPr>
+          <w:rFonts w:ascii="Times New Roman" w:hAnsi="Times New Roman" w:cs="Times New Roman"/>
+        </w:rPr>
+        <w:t xml:space="preserve">Para saber qué días de la Semana Santa se hacen mayor número de retiros, se separó igualmente la fecha y se correspondieron con los días de la semana que señalaban. Por un método similar se procedió a agrupar </w:t>
+      </w:r>
+      <w:r>
+        <w:rPr>
+          <w:rFonts w:ascii="Times New Roman" w:hAnsi="Times New Roman" w:cs="Times New Roman"/>
+        </w:rPr>
+        <w:t>los retiros respecto a estos días y se obtuvo un promedio de estos valores. Se procedió a graficar estos datos para observar mejor la tendencia de los retiros.</w:t>
+      </w:r>
+    </w:p>
+    <w:p>
+      <w:pPr>
+        <w:jc w:val="both"/>
+        <w:rPr>
+          <w:rFonts w:ascii="Times New Roman" w:hAnsi="Times New Roman" w:cs="Times New Roman"/>
+        </w:rPr>
+      </w:pPr>
+      <w:r>
+        <w:rPr>
+          <w:rFonts w:ascii="Times New Roman" w:hAnsi="Times New Roman" w:cs="Times New Roman"/>
+        </w:rPr>
+        <w:drawing>
+          <wp:anchor distT="0" distB="0" distL="114300" distR="114300" simplePos="0" relativeHeight="251662336" behindDoc="0" locked="0" layoutInCell="1" allowOverlap="1" wp14:anchorId="61D5A49B" wp14:editId="4232A408">
+            <wp:simplePos x="0" y="0"/>
+            <wp:positionH relativeFrom="column">
+              <wp:posOffset>2879090</wp:posOffset>
+            </wp:positionH>
+            <wp:positionV relativeFrom="paragraph">
+              <wp:posOffset>714375</wp:posOffset>
+            </wp:positionV>
+            <wp:extent cx="3302635" cy="1700530"/>
+            <wp:effectExtent l="0" t="0" r="0" b="0"/>
+            <wp:wrapTopAndBottom/>
+            <wp:docPr id="5" name="Marcador de contenido 4">
+              <a:extLst xmlns:a="http://schemas.openxmlformats.org/drawingml/2006/main">
+                <a:ext uri="{FF2B5EF4-FFF2-40B4-BE49-F238E27FC236}">
+                  <a16:creationId xmlns:a16="http://schemas.microsoft.com/office/drawing/2014/main" id="{01EC1150-20D1-2C04-2018-215E831ACDA2}"/>
+                </a:ext>
+              </a:extLst>
+            </wp:docPr>
+            <wp:cNvGraphicFramePr>
+              <a:graphicFrameLocks xmlns:a="http://schemas.openxmlformats.org/drawingml/2006/main" noChangeAspect="1"/>
+            </wp:cNvGraphicFramePr>
+            <a:graphic xmlns:a="http://schemas.openxmlformats.org/drawingml/2006/main">
+              <a:graphicData uri="http://schemas.openxmlformats.org/drawingml/2006/picture">
+                <pic:pic xmlns:pic="http://schemas.openxmlformats.org/drawingml/2006/picture">
+                  <pic:nvPicPr>
+                    <pic:cNvPr id="5" name="Marcador de contenido 4">
+                      <a:extLst>
+                        <a:ext uri="{FF2B5EF4-FFF2-40B4-BE49-F238E27FC236}">
+                          <a16:creationId xmlns:a16="http://schemas.microsoft.com/office/drawing/2014/main" id="{01EC1150-20D1-2C04-2018-215E831ACDA2}"/>
+                        </a:ext>
+                      </a:extLst>
+                    </pic:cNvPr>
+                    <pic:cNvPicPr>
+                      <a:picLocks noChangeAspect="1"/>
+                    </pic:cNvPicPr>
+                  </pic:nvPicPr>
+                  <pic:blipFill>
+                    <a:blip r:embed="rId5" cstate="print">
+                      <a:extLst>
+                        <a:ext uri="{28A0092B-C50C-407E-A947-70E740481C1C}">
+                          <a14:useLocalDpi xmlns:a14="http://schemas.microsoft.com/office/drawing/2010/main" val="0"/>
+                        </a:ext>
+                      </a:extLst>
+                    </a:blip>
+                    <a:stretch>
+                      <a:fillRect/>
+                    </a:stretch>
+                  </pic:blipFill>
+                  <pic:spPr>
+                    <a:xfrm>
+                      <a:off x="0" y="0"/>
+                      <a:ext cx="3302635" cy="1700530"/>
+                    </a:xfrm>
+                    <a:prstGeom prst="rect">
+                      <a:avLst/>
+                    </a:prstGeom>
+                  </pic:spPr>
+                </pic:pic>
+              </a:graphicData>
+            </a:graphic>
+            <wp14:sizeRelH relativeFrom="margin">
+              <wp14:pctWidth>0</wp14:pctWidth>
+            </wp14:sizeRelH>
+            <wp14:sizeRelV relativeFrom="margin">
+              <wp14:pctHeight>0</wp14:pctHeight>
+            </wp14:sizeRelV>
+          </wp:anchor>
+        </w:drawing>
+      </w:r>
       <w:r>
         <w:rPr>
           <w:rFonts w:ascii="Times New Roman" w:hAnsi="Times New Roman" w:cs="Times New Roman"/>
@@ -626,7 +712,6 @@
     </w:p>
     <w:p>
       <w:pPr>
-        <w:jc w:val="both"/>
         <w:rPr>
           <w:rFonts w:ascii="Times New Roman" w:hAnsi="Times New Roman" w:cs="Times New Roman"/>
         </w:rPr>
@@ -655,260 +740,417 @@
           <w:rFonts w:ascii="Times New Roman" w:hAnsi="Times New Roman" w:cs="Times New Roman"/>
         </w:rPr>
       </w:pPr>
-    </w:p>
-    <w:p>
-      <w:pPr>
-        <w:rPr>
-          <w:rFonts w:ascii="Times New Roman" w:hAnsi="Times New Roman" w:cs="Times New Roman"/>
-        </w:rPr>
-      </w:pPr>
-    </w:p>
-    <w:p>
-      <w:pPr>
-        <w:rPr>
-          <w:rFonts w:ascii="Times New Roman" w:hAnsi="Times New Roman" w:cs="Times New Roman"/>
-        </w:rPr>
-      </w:pPr>
-    </w:p>
-    <w:p>
-      <w:pPr>
-        <w:rPr>
-          <w:rFonts w:ascii="Times New Roman" w:hAnsi="Times New Roman" w:cs="Times New Roman"/>
-        </w:rPr>
-      </w:pPr>
-    </w:p>
-    <w:p>
-      <w:pPr>
-        <w:rPr>
-          <w:rFonts w:ascii="Times New Roman" w:hAnsi="Times New Roman" w:cs="Times New Roman"/>
-        </w:rPr>
-      </w:pPr>
-    </w:p>
-    <w:p>
-      <w:pPr>
-        <w:rPr>
-          <w:rFonts w:ascii="Times New Roman" w:hAnsi="Times New Roman" w:cs="Times New Roman"/>
-        </w:rPr>
-      </w:pPr>
-    </w:p>
-    <w:p>
-      <w:pPr>
-        <w:rPr>
-          <w:rFonts w:ascii="Times New Roman" w:hAnsi="Times New Roman" w:cs="Times New Roman"/>
-        </w:rPr>
-      </w:pPr>
-    </w:p>
-    <w:p>
-      <w:pPr>
-        <w:rPr>
-          <w:rFonts w:ascii="Times New Roman" w:hAnsi="Times New Roman" w:cs="Times New Roman"/>
-        </w:rPr>
-      </w:pPr>
-    </w:p>
-    <w:p>
-      <w:pPr>
-        <w:rPr>
-          <w:rFonts w:ascii="Times New Roman" w:hAnsi="Times New Roman" w:cs="Times New Roman"/>
-        </w:rPr>
-      </w:pPr>
-    </w:p>
-    <w:p>
-      <w:pPr>
-        <w:rPr>
-          <w:rFonts w:ascii="Times New Roman" w:hAnsi="Times New Roman" w:cs="Times New Roman"/>
-        </w:rPr>
-      </w:pPr>
-    </w:p>
-    <w:p>
-      <w:pPr>
-        <w:rPr>
-          <w:rFonts w:ascii="Times New Roman" w:hAnsi="Times New Roman" w:cs="Times New Roman"/>
-        </w:rPr>
-      </w:pPr>
-    </w:p>
-    <w:p>
-      <w:pPr>
-        <w:rPr>
-          <w:rFonts w:ascii="Times New Roman" w:hAnsi="Times New Roman" w:cs="Times New Roman"/>
-        </w:rPr>
-      </w:pPr>
-    </w:p>
-    <w:p>
-      <w:pPr>
-        <w:rPr>
-          <w:rFonts w:ascii="Times New Roman" w:hAnsi="Times New Roman" w:cs="Times New Roman"/>
-        </w:rPr>
-      </w:pPr>
-    </w:p>
-    <w:p>
-      <w:pPr>
-        <w:rPr>
-          <w:rFonts w:ascii="Times New Roman" w:hAnsi="Times New Roman" w:cs="Times New Roman"/>
-        </w:rPr>
-      </w:pPr>
-    </w:p>
-    <w:p>
-      <w:pPr>
-        <w:rPr>
-          <w:rFonts w:ascii="Times New Roman" w:hAnsi="Times New Roman" w:cs="Times New Roman"/>
-        </w:rPr>
-      </w:pPr>
-    </w:p>
-    <w:p>
-      <w:pPr>
-        <w:rPr>
-          <w:rFonts w:ascii="Times New Roman" w:hAnsi="Times New Roman" w:cs="Times New Roman"/>
-        </w:rPr>
-      </w:pPr>
-    </w:p>
-    <w:p>
-      <w:pPr>
-        <w:rPr>
-          <w:rFonts w:ascii="Times New Roman" w:hAnsi="Times New Roman" w:cs="Times New Roman"/>
-        </w:rPr>
-      </w:pPr>
-    </w:p>
-    <w:p>
-      <w:pPr>
-        <w:rPr>
-          <w:rFonts w:ascii="Times New Roman" w:hAnsi="Times New Roman" w:cs="Times New Roman"/>
-        </w:rPr>
-      </w:pPr>
-    </w:p>
-    <w:p>
-      <w:pPr>
-        <w:rPr>
-          <w:rFonts w:ascii="Times New Roman" w:hAnsi="Times New Roman" w:cs="Times New Roman"/>
-        </w:rPr>
-      </w:pPr>
-    </w:p>
-    <w:p>
-      <w:pPr>
-        <w:rPr>
-          <w:rFonts w:ascii="Times New Roman" w:hAnsi="Times New Roman" w:cs="Times New Roman"/>
-        </w:rPr>
-      </w:pPr>
-    </w:p>
-    <w:p>
-      <w:pPr>
-        <w:rPr>
-          <w:rFonts w:ascii="Times New Roman" w:hAnsi="Times New Roman" w:cs="Times New Roman"/>
-        </w:rPr>
-      </w:pPr>
-    </w:p>
-    <w:p>
-      <w:pPr>
-        <w:rPr>
-          <w:rFonts w:ascii="Times New Roman" w:hAnsi="Times New Roman" w:cs="Times New Roman"/>
-        </w:rPr>
-      </w:pPr>
-    </w:p>
-    <w:p>
-      <w:pPr>
-        <w:rPr>
-          <w:rFonts w:ascii="Times New Roman" w:hAnsi="Times New Roman" w:cs="Times New Roman"/>
-        </w:rPr>
-      </w:pPr>
-    </w:p>
-    <w:p>
-      <w:pPr>
-        <w:rPr>
-          <w:rFonts w:ascii="Times New Roman" w:hAnsi="Times New Roman" w:cs="Times New Roman"/>
-        </w:rPr>
-      </w:pPr>
-    </w:p>
-    <w:p>
-      <w:pPr>
-        <w:rPr>
-          <w:rFonts w:ascii="Times New Roman" w:hAnsi="Times New Roman" w:cs="Times New Roman"/>
-        </w:rPr>
-      </w:pPr>
-    </w:p>
-    <w:p>
-      <w:pPr>
-        <w:rPr>
-          <w:rFonts w:ascii="Times New Roman" w:hAnsi="Times New Roman" w:cs="Times New Roman"/>
-        </w:rPr>
-      </w:pPr>
-    </w:p>
-    <w:p>
-      <w:pPr>
-        <w:rPr>
-          <w:rFonts w:ascii="Times New Roman" w:hAnsi="Times New Roman" w:cs="Times New Roman"/>
-        </w:rPr>
-      </w:pPr>
-    </w:p>
-    <w:p>
-      <w:pPr>
-        <w:rPr>
-          <w:rFonts w:ascii="Times New Roman" w:hAnsi="Times New Roman" w:cs="Times New Roman"/>
-        </w:rPr>
-      </w:pPr>
-    </w:p>
-    <w:p>
-      <w:pPr>
-        <w:rPr>
-          <w:rFonts w:ascii="Times New Roman" w:hAnsi="Times New Roman" w:cs="Times New Roman"/>
-        </w:rPr>
-      </w:pPr>
-    </w:p>
-    <w:p>
-      <w:pPr>
-        <w:rPr>
-          <w:rFonts w:ascii="Times New Roman" w:hAnsi="Times New Roman" w:cs="Times New Roman"/>
-        </w:rPr>
-      </w:pPr>
-    </w:p>
-    <w:p>
-      <w:pPr>
-        <w:rPr>
-          <w:rFonts w:ascii="Times New Roman" w:hAnsi="Times New Roman" w:cs="Times New Roman"/>
-        </w:rPr>
-      </w:pPr>
-    </w:p>
-    <w:p>
-      <w:pPr>
-        <w:rPr>
-          <w:rFonts w:ascii="Times New Roman" w:hAnsi="Times New Roman" w:cs="Times New Roman"/>
-        </w:rPr>
-      </w:pPr>
-    </w:p>
-    <w:p>
-      <w:pPr>
-        <w:jc w:val="both"/>
-        <w:rPr>
-          <w:rFonts w:ascii="Times New Roman" w:hAnsi="Times New Roman" w:cs="Times New Roman"/>
-        </w:rPr>
-      </w:pPr>
-      <w:r>
-        <w:rPr>
-          <w:rFonts w:ascii="Times New Roman" w:hAnsi="Times New Roman" w:cs="Times New Roman"/>
-          <w:b/>
-          <w:bCs/>
-          <w:noProof/>
+      <w:r>
+        <w:rPr>
+          <w:rFonts w:ascii="Times New Roman" w:hAnsi="Times New Roman" w:cs="Times New Roman"/>
+          <w:b/>
+          <w:bCs/>
+        </w:rPr>
+        <w:t xml:space="preserve">Cuadro 1. </w:t>
+      </w:r>
+      <w:r>
+        <w:rPr>
+          <w:rFonts w:ascii="Times New Roman" w:hAnsi="Times New Roman" w:cs="Times New Roman"/>
+        </w:rPr>
+        <w:t xml:space="preserve">Tabla de los años </w:t>
+      </w:r>
+      <w:r>
+        <w:rPr>
+          <w:rFonts w:ascii="Times New Roman" w:hAnsi="Times New Roman" w:cs="Times New Roman"/>
+        </w:rPr>
+        <w:t>considerados y los retiros de bicicletas realizados durante la Semana Santa en Ciudad de México.</w:t>
+      </w:r>
+    </w:p>
+    <w:p>
+      <w:pPr>
+        <w:rPr>
+          <w:rFonts w:ascii="Times New Roman" w:hAnsi="Times New Roman" w:cs="Times New Roman"/>
+        </w:rPr>
+      </w:pPr>
+      <w:r>
+        <w:rPr>
+          <w:rFonts w:ascii="Times New Roman" w:hAnsi="Times New Roman" w:cs="Times New Roman"/>
+        </w:rPr>
+        <w:drawing>
+          <wp:inline distT="0" distB="0" distL="0" distR="0" wp14:anchorId="2A42B45D" wp14:editId="5C0E2395">
+            <wp:extent cx="1257409" cy="3513124"/>
+            <wp:effectExtent l="0" t="0" r="0" b="0"/>
+            <wp:docPr id="803638056" name="Imagen 1"/>
+            <wp:cNvGraphicFramePr>
+              <a:graphicFrameLocks xmlns:a="http://schemas.openxmlformats.org/drawingml/2006/main" noChangeAspect="1"/>
+            </wp:cNvGraphicFramePr>
+            <a:graphic xmlns:a="http://schemas.openxmlformats.org/drawingml/2006/main">
+              <a:graphicData uri="http://schemas.openxmlformats.org/drawingml/2006/picture">
+                <pic:pic xmlns:pic="http://schemas.openxmlformats.org/drawingml/2006/picture">
+                  <pic:nvPicPr>
+                    <pic:cNvPr id="803638056" name=""/>
+                    <pic:cNvPicPr/>
+                  </pic:nvPicPr>
+                  <pic:blipFill>
+                    <a:blip r:embed="rId6"/>
+                    <a:stretch>
+                      <a:fillRect/>
+                    </a:stretch>
+                  </pic:blipFill>
+                  <pic:spPr>
+                    <a:xfrm>
+                      <a:off x="0" y="0"/>
+                      <a:ext cx="1257409" cy="3513124"/>
+                    </a:xfrm>
+                    <a:prstGeom prst="rect">
+                      <a:avLst/>
+                    </a:prstGeom>
+                  </pic:spPr>
+                </pic:pic>
+              </a:graphicData>
+            </a:graphic>
+          </wp:inline>
+        </w:drawing>
+      </w:r>
+    </w:p>
+    <w:p>
+      <w:pPr>
+        <w:rPr>
+          <w:rFonts w:ascii="Times New Roman" w:hAnsi="Times New Roman" w:cs="Times New Roman"/>
+        </w:rPr>
+      </w:pPr>
+      <w:r>
+        <w:rPr>
+          <w:rFonts w:ascii="Times New Roman" w:hAnsi="Times New Roman" w:cs="Times New Roman"/>
+          <w:b/>
+          <w:bCs/>
+        </w:rPr>
+        <w:t xml:space="preserve">Figura 1. </w:t>
+      </w:r>
+      <w:r>
+        <w:rPr>
+          <w:rFonts w:ascii="Times New Roman" w:hAnsi="Times New Roman" w:cs="Times New Roman"/>
+        </w:rPr>
+        <w:t>Influencia de la pandemia los préstamos de las bicicletas en Ciudad de México durante Semana Santa</w:t>
+      </w:r>
+      <w:r>
+        <w:rPr>
+          <w:rFonts w:ascii="Times New Roman" w:hAnsi="Times New Roman" w:cs="Times New Roman"/>
+        </w:rPr>
+        <w:t xml:space="preserve"> desde el 2015 al 2025</w:t>
+      </w:r>
+      <w:r>
+        <w:rPr>
+          <w:rFonts w:ascii="Times New Roman" w:hAnsi="Times New Roman" w:cs="Times New Roman"/>
+        </w:rPr>
+        <w:t>.</w:t>
+      </w:r>
+    </w:p>
+    <w:p>
+      <w:pPr>
+        <w:rPr>
+          <w:rFonts w:ascii="Times New Roman" w:hAnsi="Times New Roman" w:cs="Times New Roman"/>
+          <w:b/>
+          <w:bCs/>
+        </w:rPr>
+      </w:pPr>
+    </w:p>
+    <w:p>
+      <w:pPr>
+        <w:rPr>
+          <w:rFonts w:ascii="Times New Roman" w:hAnsi="Times New Roman" w:cs="Times New Roman"/>
+        </w:rPr>
+      </w:pPr>
+      <w:r>
+        <w:rPr>
+          <w:rFonts w:ascii="Times New Roman" w:hAnsi="Times New Roman" w:cs="Times New Roman"/>
         </w:rPr>
         <w:lastRenderedPageBreak/>
         <w:drawing>
-          <wp:anchor distT="0" distB="0" distL="114300" distR="114300" simplePos="0" relativeHeight="251658240" behindDoc="0" locked="0" layoutInCell="1" allowOverlap="1" wp14:anchorId="15AF0946" wp14:editId="16D71874">
+          <wp:anchor distT="0" distB="0" distL="114300" distR="114300" simplePos="0" relativeHeight="251664384" behindDoc="0" locked="0" layoutInCell="1" allowOverlap="1" wp14:anchorId="6F51C6A1" wp14:editId="6CBA324B">
+            <wp:simplePos x="0" y="0"/>
+            <wp:positionH relativeFrom="column">
+              <wp:posOffset>-112395</wp:posOffset>
+            </wp:positionH>
+            <wp:positionV relativeFrom="paragraph">
+              <wp:posOffset>807085</wp:posOffset>
+            </wp:positionV>
+            <wp:extent cx="2577465" cy="2253615"/>
+            <wp:effectExtent l="0" t="0" r="0" b="0"/>
+            <wp:wrapTopAndBottom/>
+            <wp:docPr id="2109568957" name="Imagen 1"/>
+            <wp:cNvGraphicFramePr>
+              <a:graphicFrameLocks xmlns:a="http://schemas.openxmlformats.org/drawingml/2006/main" noChangeAspect="1"/>
+            </wp:cNvGraphicFramePr>
+            <a:graphic xmlns:a="http://schemas.openxmlformats.org/drawingml/2006/main">
+              <a:graphicData uri="http://schemas.openxmlformats.org/drawingml/2006/picture">
+                <pic:pic xmlns:pic="http://schemas.openxmlformats.org/drawingml/2006/picture">
+                  <pic:nvPicPr>
+                    <pic:cNvPr id="2109568957" name=""/>
+                    <pic:cNvPicPr/>
+                  </pic:nvPicPr>
+                  <pic:blipFill>
+                    <a:blip r:embed="rId7">
+                      <a:extLst>
+                        <a:ext uri="{28A0092B-C50C-407E-A947-70E740481C1C}">
+                          <a14:useLocalDpi xmlns:a14="http://schemas.microsoft.com/office/drawing/2010/main" val="0"/>
+                        </a:ext>
+                      </a:extLst>
+                    </a:blip>
+                    <a:stretch>
+                      <a:fillRect/>
+                    </a:stretch>
+                  </pic:blipFill>
+                  <pic:spPr>
+                    <a:xfrm>
+                      <a:off x="0" y="0"/>
+                      <a:ext cx="2577465" cy="2253615"/>
+                    </a:xfrm>
+                    <a:prstGeom prst="rect">
+                      <a:avLst/>
+                    </a:prstGeom>
+                  </pic:spPr>
+                </pic:pic>
+              </a:graphicData>
+            </a:graphic>
+          </wp:anchor>
+        </w:drawing>
+      </w:r>
+      <w:r>
+        <w:rPr>
+          <w:rFonts w:ascii="Times New Roman" w:hAnsi="Times New Roman" w:cs="Times New Roman"/>
+          <w:b/>
+          <w:bCs/>
+        </w:rPr>
+        <w:t xml:space="preserve">Cuadro </w:t>
+      </w:r>
+      <w:r>
+        <w:rPr>
+          <w:rFonts w:ascii="Times New Roman" w:hAnsi="Times New Roman" w:cs="Times New Roman"/>
+          <w:b/>
+          <w:bCs/>
+        </w:rPr>
+        <w:t>2</w:t>
+      </w:r>
+      <w:r>
+        <w:rPr>
+          <w:rFonts w:ascii="Times New Roman" w:hAnsi="Times New Roman" w:cs="Times New Roman"/>
+          <w:b/>
+          <w:bCs/>
+        </w:rPr>
+        <w:t>.</w:t>
+      </w:r>
+      <w:r>
+        <w:rPr>
+          <w:rFonts w:ascii="Times New Roman" w:hAnsi="Times New Roman" w:cs="Times New Roman"/>
+        </w:rPr>
+        <w:t xml:space="preserve"> Tabla de los días de la Semana Santa con mayores retiros de bicicletas en Ciudad de México.</w:t>
+      </w:r>
+    </w:p>
+    <w:p>
+      <w:pPr>
+        <w:rPr>
+          <w:rFonts w:ascii="Times New Roman" w:hAnsi="Times New Roman" w:cs="Times New Roman"/>
+        </w:rPr>
+      </w:pPr>
+    </w:p>
+    <w:p>
+      <w:pPr>
+        <w:rPr>
+          <w:rFonts w:ascii="Times New Roman" w:hAnsi="Times New Roman" w:cs="Times New Roman"/>
+        </w:rPr>
+      </w:pPr>
+      <w:r>
+        <w:rPr>
+          <w:rFonts w:ascii="Times New Roman" w:hAnsi="Times New Roman" w:cs="Times New Roman"/>
+        </w:rPr>
+        <w:drawing>
+          <wp:anchor distT="0" distB="0" distL="114300" distR="114300" simplePos="0" relativeHeight="251663360" behindDoc="0" locked="0" layoutInCell="1" allowOverlap="1" wp14:anchorId="054B115F" wp14:editId="0C19A03B">
             <wp:simplePos x="0" y="0"/>
             <wp:positionH relativeFrom="margin">
-              <wp:align>left</wp:align>
+              <wp:posOffset>-403860</wp:posOffset>
             </wp:positionH>
             <wp:positionV relativeFrom="paragraph">
-              <wp:posOffset>434975</wp:posOffset>
+              <wp:posOffset>794385</wp:posOffset>
+            </wp:positionV>
+            <wp:extent cx="3368568" cy="1760220"/>
+            <wp:effectExtent l="0" t="0" r="3810" b="0"/>
+            <wp:wrapTopAndBottom/>
+            <wp:docPr id="3" name="Picture 2">
+              <a:extLst xmlns:a="http://schemas.openxmlformats.org/drawingml/2006/main">
+                <a:ext uri="{FF2B5EF4-FFF2-40B4-BE49-F238E27FC236}">
+                  <a16:creationId xmlns:a16="http://schemas.microsoft.com/office/drawing/2014/main" id="{4F6703EC-F08B-D6CA-C596-B3E79CD940CD}"/>
+                </a:ext>
+              </a:extLst>
+            </wp:docPr>
+            <wp:cNvGraphicFramePr>
+              <a:graphicFrameLocks xmlns:a="http://schemas.openxmlformats.org/drawingml/2006/main" noChangeAspect="1"/>
+            </wp:cNvGraphicFramePr>
+            <a:graphic xmlns:a="http://schemas.openxmlformats.org/drawingml/2006/main">
+              <a:graphicData uri="http://schemas.openxmlformats.org/drawingml/2006/picture">
+                <pic:pic xmlns:pic="http://schemas.openxmlformats.org/drawingml/2006/picture">
+                  <pic:nvPicPr>
+                    <pic:cNvPr id="3" name="Picture 2">
+                      <a:extLst>
+                        <a:ext uri="{FF2B5EF4-FFF2-40B4-BE49-F238E27FC236}">
+                          <a16:creationId xmlns:a16="http://schemas.microsoft.com/office/drawing/2014/main" id="{4F6703EC-F08B-D6CA-C596-B3E79CD940CD}"/>
+                        </a:ext>
+                      </a:extLst>
+                    </pic:cNvPr>
+                    <pic:cNvPicPr>
+                      <a:picLocks noChangeAspect="1"/>
+                    </pic:cNvPicPr>
+                  </pic:nvPicPr>
+                  <pic:blipFill>
+                    <a:blip r:embed="rId8" cstate="print">
+                      <a:extLst>
+                        <a:ext uri="{28A0092B-C50C-407E-A947-70E740481C1C}">
+                          <a14:useLocalDpi xmlns:a14="http://schemas.microsoft.com/office/drawing/2010/main" val="0"/>
+                        </a:ext>
+                      </a:extLst>
+                    </a:blip>
+                    <a:stretch>
+                      <a:fillRect/>
+                    </a:stretch>
+                  </pic:blipFill>
+                  <pic:spPr>
+                    <a:xfrm>
+                      <a:off x="0" y="0"/>
+                      <a:ext cx="3368568" cy="1760220"/>
+                    </a:xfrm>
+                    <a:prstGeom prst="rect">
+                      <a:avLst/>
+                    </a:prstGeom>
+                  </pic:spPr>
+                </pic:pic>
+              </a:graphicData>
+            </a:graphic>
+          </wp:anchor>
+        </w:drawing>
+      </w:r>
+      <w:r>
+        <w:rPr>
+          <w:rFonts w:ascii="Times New Roman" w:hAnsi="Times New Roman" w:cs="Times New Roman"/>
+          <w:b/>
+          <w:bCs/>
+        </w:rPr>
+        <w:t xml:space="preserve">Figura </w:t>
+      </w:r>
+      <w:r>
+        <w:rPr>
+          <w:rFonts w:ascii="Times New Roman" w:hAnsi="Times New Roman" w:cs="Times New Roman"/>
+          <w:b/>
+          <w:bCs/>
+        </w:rPr>
+        <w:t>2</w:t>
+      </w:r>
+      <w:r>
+        <w:rPr>
+          <w:rFonts w:ascii="Times New Roman" w:hAnsi="Times New Roman" w:cs="Times New Roman"/>
+          <w:b/>
+          <w:bCs/>
+        </w:rPr>
+        <w:t xml:space="preserve">. </w:t>
+      </w:r>
+      <w:r>
+        <w:rPr>
+          <w:rFonts w:ascii="Times New Roman" w:hAnsi="Times New Roman" w:cs="Times New Roman"/>
+        </w:rPr>
+        <w:t>Promedio de préstamos de bicicletas durante Semana Santa en Ciudad de México.</w:t>
+      </w:r>
+    </w:p>
+    <w:p>
+      <w:pPr>
+        <w:jc w:val="both"/>
+        <w:rPr>
+          <w:rFonts w:ascii="Times New Roman" w:hAnsi="Times New Roman" w:cs="Times New Roman"/>
+          <w:b/>
+          <w:bCs/>
+        </w:rPr>
+      </w:pPr>
+    </w:p>
+    <w:p>
+      <w:pPr>
+        <w:jc w:val="both"/>
+        <w:rPr>
+          <w:rFonts w:ascii="Times New Roman" w:hAnsi="Times New Roman" w:cs="Times New Roman"/>
+          <w:b/>
+          <w:bCs/>
+        </w:rPr>
+      </w:pPr>
+    </w:p>
+    <w:p>
+      <w:pPr>
+        <w:jc w:val="both"/>
+        <w:rPr>
+          <w:rFonts w:ascii="Times New Roman" w:hAnsi="Times New Roman" w:cs="Times New Roman"/>
+          <w:b/>
+          <w:bCs/>
+        </w:rPr>
+      </w:pPr>
+    </w:p>
+    <w:p>
+      <w:pPr>
+        <w:jc w:val="both"/>
+        <w:rPr>
+          <w:rFonts w:ascii="Times New Roman" w:hAnsi="Times New Roman" w:cs="Times New Roman"/>
+          <w:b/>
+          <w:bCs/>
+        </w:rPr>
+      </w:pPr>
+    </w:p>
+    <w:p>
+      <w:pPr>
+        <w:jc w:val="both"/>
+        <w:rPr>
+          <w:rFonts w:ascii="Times New Roman" w:hAnsi="Times New Roman" w:cs="Times New Roman"/>
+          <w:b/>
+          <w:bCs/>
+        </w:rPr>
+      </w:pPr>
+    </w:p>
+    <w:p>
+      <w:pPr>
+        <w:jc w:val="both"/>
+        <w:rPr>
+          <w:rFonts w:ascii="Times New Roman" w:hAnsi="Times New Roman" w:cs="Times New Roman"/>
+          <w:b/>
+          <w:bCs/>
+        </w:rPr>
+      </w:pPr>
+    </w:p>
+    <w:p>
+      <w:pPr>
+        <w:jc w:val="both"/>
+        <w:rPr>
+          <w:rFonts w:ascii="Times New Roman" w:hAnsi="Times New Roman" w:cs="Times New Roman"/>
+          <w:b/>
+          <w:bCs/>
+        </w:rPr>
+      </w:pPr>
+    </w:p>
+    <w:p>
+      <w:pPr>
+        <w:jc w:val="both"/>
+        <w:rPr>
+          <w:rFonts w:ascii="Times New Roman" w:hAnsi="Times New Roman" w:cs="Times New Roman"/>
+        </w:rPr>
+      </w:pPr>
+      <w:r>
+        <w:rPr>
+          <w:rFonts w:ascii="Times New Roman" w:hAnsi="Times New Roman" w:cs="Times New Roman"/>
+          <w:b/>
+          <w:bCs/>
+          <w:noProof/>
+        </w:rPr>
+        <w:drawing>
+          <wp:anchor distT="0" distB="0" distL="114300" distR="114300" simplePos="0" relativeHeight="251666432" behindDoc="0" locked="0" layoutInCell="1" allowOverlap="1" wp14:anchorId="6AF15FB2" wp14:editId="393AB0CA">
+            <wp:simplePos x="0" y="0"/>
+            <wp:positionH relativeFrom="margin">
+              <wp:posOffset>3850005</wp:posOffset>
+            </wp:positionH>
+            <wp:positionV relativeFrom="paragraph">
+              <wp:posOffset>-7387590</wp:posOffset>
             </wp:positionV>
             <wp:extent cx="1537335" cy="2393950"/>
             <wp:effectExtent l="0" t="0" r="5715" b="6350"/>
-            <wp:wrapThrough wrapText="bothSides">
-              <wp:wrapPolygon edited="0">
-                <wp:start x="0" y="0"/>
-                <wp:lineTo x="0" y="21485"/>
-                <wp:lineTo x="21413" y="21485"/>
-                <wp:lineTo x="21413" y="0"/>
-                <wp:lineTo x="0" y="0"/>
-              </wp:wrapPolygon>
-            </wp:wrapThrough>
-            <wp:docPr id="2101552628" name="Imagen 1"/>
+            <wp:wrapTopAndBottom/>
+            <wp:docPr id="1186954753" name="Imagen 1"/>
             <wp:cNvGraphicFramePr>
               <a:graphicFrameLocks xmlns:a="http://schemas.openxmlformats.org/drawingml/2006/main" noChangeAspect="1"/>
             </wp:cNvGraphicFramePr>
@@ -920,7 +1162,7 @@
                     <pic:cNvPicPr/>
                   </pic:nvPicPr>
                   <pic:blipFill>
-                    <a:blip r:embed="rId5" cstate="print">
+                    <a:blip r:embed="rId9" cstate="print">
                       <a:extLst>
                         <a:ext uri="{28A0092B-C50C-407E-A947-70E740481C1C}">
                           <a14:useLocalDpi xmlns:a14="http://schemas.microsoft.com/office/drawing/2010/main" val="0"/>
@@ -958,7 +1200,23 @@
           <w:b/>
           <w:bCs/>
         </w:rPr>
-        <w:t>Figura x:</w:t>
+        <w:t xml:space="preserve">Figura </w:t>
+      </w:r>
+      <w:r>
+        <w:rPr>
+          <w:rFonts w:ascii="Times New Roman" w:hAnsi="Times New Roman" w:cs="Times New Roman"/>
+          <w:b/>
+          <w:bCs/>
+        </w:rPr>
+        <w:t>3</w:t>
+      </w:r>
+      <w:r>
+        <w:rPr>
+          <w:rFonts w:ascii="Times New Roman" w:hAnsi="Times New Roman" w:cs="Times New Roman"/>
+          <w:b/>
+          <w:bCs/>
+        </w:rPr>
+        <w:t>:</w:t>
       </w:r>
       <w:r>
         <w:rPr>
@@ -976,70 +1234,34 @@
     </w:p>
     <w:p>
       <w:pPr>
-        <w:rPr>
-          <w:rFonts w:ascii="Times New Roman" w:hAnsi="Times New Roman" w:cs="Times New Roman"/>
-        </w:rPr>
-      </w:pPr>
-    </w:p>
-    <w:p>
-      <w:pPr>
-        <w:rPr>
-          <w:rFonts w:ascii="Times New Roman" w:hAnsi="Times New Roman" w:cs="Times New Roman"/>
-        </w:rPr>
-      </w:pPr>
-    </w:p>
-    <w:p>
-      <w:pPr>
-        <w:rPr>
-          <w:rFonts w:ascii="Times New Roman" w:hAnsi="Times New Roman" w:cs="Times New Roman"/>
-        </w:rPr>
-      </w:pPr>
-    </w:p>
-    <w:p>
-      <w:pPr>
-        <w:rPr>
-          <w:rFonts w:ascii="Times New Roman" w:hAnsi="Times New Roman" w:cs="Times New Roman"/>
-        </w:rPr>
-      </w:pPr>
-    </w:p>
-    <w:p>
-      <w:pPr>
-        <w:rPr>
-          <w:rFonts w:ascii="Times New Roman" w:hAnsi="Times New Roman" w:cs="Times New Roman"/>
-        </w:rPr>
-      </w:pPr>
-    </w:p>
-    <w:p>
-      <w:pPr>
-        <w:rPr>
-          <w:rFonts w:ascii="Times New Roman" w:hAnsi="Times New Roman" w:cs="Times New Roman"/>
-        </w:rPr>
-      </w:pPr>
-    </w:p>
-    <w:p>
-      <w:pPr>
-        <w:jc w:val="both"/>
-        <w:rPr>
-          <w:rFonts w:ascii="Times New Roman" w:hAnsi="Times New Roman" w:cs="Times New Roman"/>
-          <w:b/>
-          <w:bCs/>
-        </w:rPr>
-      </w:pPr>
-    </w:p>
-    <w:p>
-      <w:pPr>
-        <w:jc w:val="both"/>
-        <w:rPr>
-          <w:rFonts w:ascii="Times New Roman" w:hAnsi="Times New Roman" w:cs="Times New Roman"/>
-        </w:rPr>
-      </w:pPr>
-      <w:r>
-        <w:rPr>
-          <w:rFonts w:ascii="Times New Roman" w:hAnsi="Times New Roman" w:cs="Times New Roman"/>
-          <w:b/>
-          <w:bCs/>
-        </w:rPr>
-        <w:t>Figura X:</w:t>
+        <w:jc w:val="both"/>
+        <w:rPr>
+          <w:rFonts w:ascii="Times New Roman" w:hAnsi="Times New Roman" w:cs="Times New Roman"/>
+        </w:rPr>
+      </w:pPr>
+      <w:r>
+        <w:rPr>
+          <w:rFonts w:ascii="Times New Roman" w:hAnsi="Times New Roman" w:cs="Times New Roman"/>
+          <w:b/>
+          <w:bCs/>
+        </w:rPr>
+        <w:t xml:space="preserve">Figura </w:t>
+      </w:r>
+      <w:r>
+        <w:rPr>
+          <w:rFonts w:ascii="Times New Roman" w:hAnsi="Times New Roman" w:cs="Times New Roman"/>
+          <w:b/>
+          <w:bCs/>
+        </w:rPr>
+        <w:t>4</w:t>
+      </w:r>
+      <w:r>
+        <w:rPr>
+          <w:rFonts w:ascii="Times New Roman" w:hAnsi="Times New Roman" w:cs="Times New Roman"/>
+          <w:b/>
+          <w:bCs/>
+        </w:rPr>
+        <w:t>:</w:t>
       </w:r>
       <w:r>
         <w:rPr>
@@ -1050,6 +1272,7 @@
     </w:p>
     <w:p>
       <w:pPr>
+        <w:jc w:val="both"/>
         <w:rPr>
           <w:rFonts w:ascii="Times New Roman" w:hAnsi="Times New Roman" w:cs="Times New Roman"/>
         </w:rPr>
@@ -1060,17 +1283,17 @@
           <w:noProof/>
         </w:rPr>
         <w:drawing>
-          <wp:anchor distT="0" distB="0" distL="114300" distR="114300" simplePos="0" relativeHeight="251659264" behindDoc="0" locked="0" layoutInCell="1" allowOverlap="1" wp14:anchorId="705E5748" wp14:editId="73080C91">
+          <wp:anchor distT="0" distB="0" distL="114300" distR="114300" simplePos="0" relativeHeight="251668480" behindDoc="1" locked="0" layoutInCell="1" allowOverlap="1" wp14:anchorId="0FFBFE24" wp14:editId="109B16C8">
             <wp:simplePos x="0" y="0"/>
-            <wp:positionH relativeFrom="margin">
-              <wp:align>left</wp:align>
+            <wp:positionH relativeFrom="column">
+              <wp:posOffset>872837</wp:posOffset>
             </wp:positionH>
             <wp:positionV relativeFrom="paragraph">
-              <wp:posOffset>-1905</wp:posOffset>
+              <wp:posOffset>346364</wp:posOffset>
             </wp:positionV>
             <wp:extent cx="1564640" cy="2286000"/>
             <wp:effectExtent l="0" t="0" r="0" b="0"/>
-            <wp:wrapThrough wrapText="bothSides">
+            <wp:wrapTight wrapText="bothSides">
               <wp:wrapPolygon edited="0">
                 <wp:start x="0" y="0"/>
                 <wp:lineTo x="0" y="21420"/>
@@ -1078,8 +1301,8 @@
                 <wp:lineTo x="21302" y="0"/>
                 <wp:lineTo x="0" y="0"/>
               </wp:wrapPolygon>
-            </wp:wrapThrough>
-            <wp:docPr id="1512764603" name="Imagen 1"/>
+            </wp:wrapTight>
+            <wp:docPr id="1521146204" name="Imagen 1"/>
             <wp:cNvGraphicFramePr>
               <a:graphicFrameLocks xmlns:a="http://schemas.openxmlformats.org/drawingml/2006/main" noChangeAspect="1"/>
             </wp:cNvGraphicFramePr>
@@ -1091,7 +1314,7 @@
                     <pic:cNvPicPr/>
                   </pic:nvPicPr>
                   <pic:blipFill>
-                    <a:blip r:embed="rId6" cstate="print">
+                    <a:blip r:embed="rId10" cstate="print">
                       <a:extLst>
                         <a:ext uri="{28A0092B-C50C-407E-A947-70E740481C1C}">
                           <a14:useLocalDpi xmlns:a14="http://schemas.microsoft.com/office/drawing/2010/main" val="0"/>
@@ -1126,66 +1349,43 @@
     </w:p>
     <w:p>
       <w:pPr>
-        <w:rPr>
-          <w:rFonts w:ascii="Times New Roman" w:hAnsi="Times New Roman" w:cs="Times New Roman"/>
-        </w:rPr>
-      </w:pPr>
-    </w:p>
-    <w:p>
-      <w:pPr>
-        <w:rPr>
-          <w:rFonts w:ascii="Times New Roman" w:hAnsi="Times New Roman" w:cs="Times New Roman"/>
-        </w:rPr>
-      </w:pPr>
-    </w:p>
-    <w:p>
-      <w:pPr>
-        <w:rPr>
-          <w:rFonts w:ascii="Times New Roman" w:hAnsi="Times New Roman" w:cs="Times New Roman"/>
-        </w:rPr>
-      </w:pPr>
-    </w:p>
-    <w:p>
-      <w:pPr>
-        <w:rPr>
-          <w:rFonts w:ascii="Times New Roman" w:hAnsi="Times New Roman" w:cs="Times New Roman"/>
-        </w:rPr>
-      </w:pPr>
-    </w:p>
-    <w:p>
-      <w:pPr>
-        <w:rPr>
-          <w:rFonts w:ascii="Times New Roman" w:hAnsi="Times New Roman" w:cs="Times New Roman"/>
-        </w:rPr>
-      </w:pPr>
-    </w:p>
-    <w:p>
-      <w:pPr>
-        <w:rPr>
-          <w:rFonts w:ascii="Times New Roman" w:hAnsi="Times New Roman" w:cs="Times New Roman"/>
-        </w:rPr>
-      </w:pPr>
-    </w:p>
-    <w:p>
-      <w:pPr>
-        <w:rPr>
-          <w:rFonts w:ascii="Times New Roman" w:hAnsi="Times New Roman" w:cs="Times New Roman"/>
-        </w:rPr>
-      </w:pPr>
-    </w:p>
-    <w:p>
-      <w:pPr>
-        <w:jc w:val="both"/>
-        <w:rPr>
-          <w:rFonts w:ascii="Times New Roman" w:hAnsi="Times New Roman" w:cs="Times New Roman"/>
-        </w:rPr>
-      </w:pPr>
-      <w:r>
-        <w:rPr>
-          <w:rFonts w:ascii="Times New Roman" w:hAnsi="Times New Roman" w:cs="Times New Roman"/>
-        </w:rPr>
+        <w:jc w:val="both"/>
+        <w:rPr>
+          <w:rFonts w:ascii="Times New Roman" w:hAnsi="Times New Roman" w:cs="Times New Roman"/>
+          <w:b/>
+          <w:bCs/>
+        </w:rPr>
+      </w:pPr>
+    </w:p>
+    <w:p>
+      <w:pPr>
+        <w:rPr>
+          <w:rFonts w:ascii="Times New Roman" w:hAnsi="Times New Roman" w:cs="Times New Roman"/>
+        </w:rPr>
+      </w:pPr>
+    </w:p>
+    <w:p>
+      <w:pPr>
+        <w:rPr>
+          <w:rFonts w:ascii="Times New Roman" w:hAnsi="Times New Roman" w:cs="Times New Roman"/>
+        </w:rPr>
+      </w:pPr>
+    </w:p>
+    <w:p>
+      <w:pPr>
+        <w:jc w:val="both"/>
+        <w:rPr>
+          <w:rFonts w:ascii="Times New Roman" w:hAnsi="Times New Roman" w:cs="Times New Roman"/>
+        </w:rPr>
+      </w:pPr>
+      <w:r>
+        <w:rPr>
+          <w:rFonts w:ascii="Times New Roman" w:hAnsi="Times New Roman" w:cs="Times New Roman"/>
+          <w:noProof/>
+        </w:rPr>
+        <w:lastRenderedPageBreak/>
         <w:drawing>
-          <wp:anchor distT="0" distB="0" distL="114300" distR="114300" simplePos="0" relativeHeight="251660288" behindDoc="0" locked="0" layoutInCell="1" allowOverlap="1" wp14:anchorId="7F958296" wp14:editId="014C3652">
+          <wp:anchor distT="0" distB="0" distL="114300" distR="114300" simplePos="0" relativeHeight="251660288" behindDoc="0" locked="0" layoutInCell="1" allowOverlap="1" wp14:anchorId="7F958296" wp14:editId="412A74EB">
             <wp:simplePos x="0" y="0"/>
             <wp:positionH relativeFrom="margin">
               <wp:posOffset>-635</wp:posOffset>
@@ -1216,7 +1416,7 @@
                     <pic:cNvPicPr/>
                   </pic:nvPicPr>
                   <pic:blipFill>
-                    <a:blip r:embed="rId7">
+                    <a:blip r:embed="rId11">
                       <a:extLst>
                         <a:ext uri="{28A0092B-C50C-407E-A947-70E740481C1C}">
                           <a14:useLocalDpi xmlns:a14="http://schemas.microsoft.com/office/drawing/2010/main" val="0"/>
@@ -1254,7 +1454,23 @@
           <w:b/>
           <w:bCs/>
         </w:rPr>
-        <w:t>Cuadro x:</w:t>
+        <w:t xml:space="preserve">Cuadro </w:t>
+      </w:r>
+      <w:r>
+        <w:rPr>
+          <w:rFonts w:ascii="Times New Roman" w:hAnsi="Times New Roman" w:cs="Times New Roman"/>
+          <w:b/>
+          <w:bCs/>
+        </w:rPr>
+        <w:t>3</w:t>
+      </w:r>
+      <w:r>
+        <w:rPr>
+          <w:rFonts w:ascii="Times New Roman" w:hAnsi="Times New Roman" w:cs="Times New Roman"/>
+          <w:b/>
+          <w:bCs/>
+        </w:rPr>
+        <w:t>:</w:t>
       </w:r>
       <w:r>
         <w:rPr>
@@ -1273,15 +1489,16 @@
       <w:r>
         <w:rPr>
           <w:rFonts w:ascii="Times New Roman" w:hAnsi="Times New Roman" w:cs="Times New Roman"/>
+          <w:noProof/>
         </w:rPr>
         <w:drawing>
-          <wp:anchor distT="0" distB="0" distL="114300" distR="114300" simplePos="0" relativeHeight="251661312" behindDoc="0" locked="0" layoutInCell="1" allowOverlap="1" wp14:anchorId="55FC942D" wp14:editId="224041C0">
+          <wp:anchor distT="0" distB="0" distL="114300" distR="114300" simplePos="0" relativeHeight="251661312" behindDoc="0" locked="0" layoutInCell="1" allowOverlap="1" wp14:anchorId="55FC942D" wp14:editId="04570C8E">
             <wp:simplePos x="0" y="0"/>
             <wp:positionH relativeFrom="column">
               <wp:align>right</wp:align>
             </wp:positionH>
             <wp:positionV relativeFrom="paragraph">
-              <wp:posOffset>504825</wp:posOffset>
+              <wp:posOffset>2318385</wp:posOffset>
             </wp:positionV>
             <wp:extent cx="2565400" cy="1593850"/>
             <wp:effectExtent l="0" t="0" r="6350" b="6350"/>
@@ -1306,7 +1523,7 @@
                     <pic:cNvPicPr/>
                   </pic:nvPicPr>
                   <pic:blipFill>
-                    <a:blip r:embed="rId8">
+                    <a:blip r:embed="rId12">
                       <a:extLst>
                         <a:ext uri="{28A0092B-C50C-407E-A947-70E740481C1C}">
                           <a14:useLocalDpi xmlns:a14="http://schemas.microsoft.com/office/drawing/2010/main" val="0"/>
@@ -1344,7 +1561,23 @@
           <w:b/>
           <w:bCs/>
         </w:rPr>
-        <w:t>Cuadro x:</w:t>
+        <w:t xml:space="preserve">Cuadro </w:t>
+      </w:r>
+      <w:r>
+        <w:rPr>
+          <w:rFonts w:ascii="Times New Roman" w:hAnsi="Times New Roman" w:cs="Times New Roman"/>
+          <w:b/>
+          <w:bCs/>
+        </w:rPr>
+        <w:t>4</w:t>
+      </w:r>
+      <w:r>
+        <w:rPr>
+          <w:rFonts w:ascii="Times New Roman" w:hAnsi="Times New Roman" w:cs="Times New Roman"/>
+          <w:b/>
+          <w:bCs/>
+        </w:rPr>
+        <w:t>:</w:t>
       </w:r>
       <w:r>
         <w:rPr>
@@ -1379,154 +1612,199 @@
     </w:p>
     <w:p>
       <w:pPr>
-        <w:rPr>
-          <w:rFonts w:ascii="Times New Roman" w:hAnsi="Times New Roman" w:cs="Times New Roman"/>
-        </w:rPr>
-      </w:pPr>
-    </w:p>
-    <w:p>
-      <w:pPr>
-        <w:rPr>
-          <w:rFonts w:ascii="Times New Roman" w:hAnsi="Times New Roman" w:cs="Times New Roman"/>
-        </w:rPr>
-      </w:pPr>
-    </w:p>
-    <w:p>
-      <w:pPr>
-        <w:rPr>
-          <w:rFonts w:ascii="Times New Roman" w:hAnsi="Times New Roman" w:cs="Times New Roman"/>
-        </w:rPr>
-      </w:pPr>
-    </w:p>
-    <w:p>
-      <w:pPr>
-        <w:rPr>
-          <w:rFonts w:ascii="Times New Roman" w:hAnsi="Times New Roman" w:cs="Times New Roman"/>
-        </w:rPr>
-      </w:pPr>
-    </w:p>
-    <w:p>
-      <w:pPr>
-        <w:rPr>
-          <w:rFonts w:ascii="Times New Roman" w:hAnsi="Times New Roman" w:cs="Times New Roman"/>
-        </w:rPr>
-      </w:pPr>
-    </w:p>
-    <w:p>
-      <w:pPr>
-        <w:rPr>
-          <w:rFonts w:ascii="Times New Roman" w:hAnsi="Times New Roman" w:cs="Times New Roman"/>
-        </w:rPr>
-      </w:pPr>
-    </w:p>
-    <w:p>
-      <w:pPr>
-        <w:rPr>
-          <w:rFonts w:ascii="Times New Roman" w:hAnsi="Times New Roman" w:cs="Times New Roman"/>
-        </w:rPr>
-      </w:pPr>
-    </w:p>
-    <w:p>
-      <w:pPr>
-        <w:rPr>
-          <w:rFonts w:ascii="Times New Roman" w:hAnsi="Times New Roman" w:cs="Times New Roman"/>
-        </w:rPr>
-      </w:pPr>
-    </w:p>
-    <w:p>
-      <w:pPr>
-        <w:rPr>
-          <w:rFonts w:ascii="Times New Roman" w:hAnsi="Times New Roman" w:cs="Times New Roman"/>
-        </w:rPr>
-      </w:pPr>
-    </w:p>
-    <w:p>
-      <w:pPr>
-        <w:rPr>
-          <w:rFonts w:ascii="Times New Roman" w:hAnsi="Times New Roman" w:cs="Times New Roman"/>
-        </w:rPr>
-      </w:pPr>
-    </w:p>
-    <w:p>
-      <w:pPr>
-        <w:rPr>
-          <w:rFonts w:ascii="Times New Roman" w:hAnsi="Times New Roman" w:cs="Times New Roman"/>
-        </w:rPr>
-      </w:pPr>
-    </w:p>
-    <w:p>
-      <w:pPr>
-        <w:rPr>
-          <w:rFonts w:ascii="Times New Roman" w:hAnsi="Times New Roman" w:cs="Times New Roman"/>
-        </w:rPr>
-      </w:pPr>
-    </w:p>
-    <w:p>
-      <w:pPr>
-        <w:rPr>
-          <w:rFonts w:ascii="Times New Roman" w:hAnsi="Times New Roman" w:cs="Times New Roman"/>
-        </w:rPr>
-      </w:pPr>
-    </w:p>
-    <w:p>
-      <w:pPr>
-        <w:rPr>
-          <w:rFonts w:ascii="Times New Roman" w:hAnsi="Times New Roman" w:cs="Times New Roman"/>
-        </w:rPr>
-      </w:pPr>
-    </w:p>
-    <w:p>
-      <w:pPr>
-        <w:rPr>
-          <w:rFonts w:ascii="Times New Roman" w:hAnsi="Times New Roman" w:cs="Times New Roman"/>
-        </w:rPr>
-      </w:pPr>
-    </w:p>
-    <w:p>
-      <w:pPr>
-        <w:rPr>
-          <w:rFonts w:ascii="Times New Roman" w:hAnsi="Times New Roman" w:cs="Times New Roman"/>
-        </w:rPr>
-      </w:pPr>
-    </w:p>
-    <w:p>
-      <w:pPr>
-        <w:rPr>
-          <w:rFonts w:ascii="Times New Roman" w:hAnsi="Times New Roman" w:cs="Times New Roman"/>
-        </w:rPr>
-      </w:pPr>
-    </w:p>
-    <w:p>
-      <w:pPr>
-        <w:rPr>
-          <w:rFonts w:ascii="Times New Roman" w:hAnsi="Times New Roman" w:cs="Times New Roman"/>
-        </w:rPr>
-      </w:pPr>
-    </w:p>
-    <w:p>
-      <w:pPr>
-        <w:rPr>
-          <w:rFonts w:ascii="Times New Roman" w:hAnsi="Times New Roman" w:cs="Times New Roman"/>
-          <w:b/>
-          <w:bCs/>
-        </w:rPr>
-      </w:pPr>
-      <w:r>
-        <w:rPr>
-          <w:rFonts w:ascii="Times New Roman" w:hAnsi="Times New Roman" w:cs="Times New Roman"/>
-          <w:b/>
-          <w:bCs/>
-        </w:rPr>
-        <w:lastRenderedPageBreak/>
+        <w:pStyle w:val="Prrafodelista"/>
+        <w:numPr>
+          <w:ilvl w:val="0"/>
+          <w:numId w:val="3"/>
+        </w:numPr>
+        <w:rPr>
+          <w:rFonts w:ascii="Times New Roman" w:hAnsi="Times New Roman" w:cs="Times New Roman"/>
+        </w:rPr>
+      </w:pPr>
+      <w:r>
+        <w:rPr>
+          <w:rFonts w:ascii="Times New Roman" w:hAnsi="Times New Roman" w:cs="Times New Roman"/>
+        </w:rPr>
+        <w:t>Después del año 2020, la cantidad de bicicletas retiradas durante la Semana Santa ha incrementado, en relación con los años anteriores al 2020.</w:t>
+      </w:r>
+    </w:p>
+    <w:p>
+      <w:pPr>
+        <w:pStyle w:val="Prrafodelista"/>
+        <w:numPr>
+          <w:ilvl w:val="0"/>
+          <w:numId w:val="3"/>
+        </w:numPr>
+        <w:rPr>
+          <w:rFonts w:ascii="Times New Roman" w:hAnsi="Times New Roman" w:cs="Times New Roman"/>
+        </w:rPr>
+      </w:pPr>
+      <w:r>
+        <w:rPr>
+          <w:rFonts w:ascii="Times New Roman" w:hAnsi="Times New Roman" w:cs="Times New Roman"/>
+        </w:rPr>
+        <w:t>Durante la Semana Santa, en Ciudad de México se retiran más bicicletas los lunes, martes y miércoles que el resto de la Semana.</w:t>
+      </w:r>
+    </w:p>
+    <w:p>
+      <w:pPr>
+        <w:pStyle w:val="Prrafodelista"/>
+        <w:numPr>
+          <w:ilvl w:val="0"/>
+          <w:numId w:val="3"/>
+        </w:numPr>
+        <w:rPr>
+          <w:rFonts w:ascii="Times New Roman" w:hAnsi="Times New Roman" w:cs="Times New Roman"/>
+        </w:rPr>
+      </w:pPr>
+      <w:r>
+        <w:rPr>
+          <w:rFonts w:ascii="Times New Roman" w:hAnsi="Times New Roman" w:cs="Times New Roman"/>
+        </w:rPr>
+        <w:t xml:space="preserve">La estación en Ciudad de México, desde la que se hace el mayor número de retiros de bicicletas durante Semana Santa es la estación en CE-271-272 Jesús </w:t>
+      </w:r>
+      <w:r>
+        <w:rPr>
+          <w:rFonts w:ascii="Times New Roman" w:hAnsi="Times New Roman" w:cs="Times New Roman"/>
+        </w:rPr>
+        <w:t>García – Carlos J. Meneses con 8008 retiros.</w:t>
+      </w:r>
+    </w:p>
+    <w:p>
+      <w:pPr>
+        <w:pStyle w:val="Prrafodelista"/>
+        <w:numPr>
+          <w:ilvl w:val="0"/>
+          <w:numId w:val="3"/>
+        </w:numPr>
+        <w:rPr>
+          <w:rFonts w:ascii="Times New Roman" w:hAnsi="Times New Roman" w:cs="Times New Roman"/>
+        </w:rPr>
+      </w:pPr>
+      <w:r>
+        <w:rPr>
+          <w:rFonts w:ascii="Times New Roman" w:hAnsi="Times New Roman" w:cs="Times New Roman"/>
+        </w:rPr>
+        <w:t xml:space="preserve">La estación en Ciudad de México a la que arriba la mayor cantidad de bicicletas durante la Ciudad de México es la estación en </w:t>
+      </w:r>
+      <w:r>
+        <w:rPr>
+          <w:rFonts w:ascii="Times New Roman" w:hAnsi="Times New Roman" w:cs="Times New Roman"/>
+        </w:rPr>
+        <w:t>CE-271-272 Jesús</w:t>
+      </w:r>
+      <w:r>
+        <w:rPr>
+          <w:rFonts w:ascii="Times New Roman" w:hAnsi="Times New Roman" w:cs="Times New Roman"/>
+        </w:rPr>
+        <w:t xml:space="preserve"> García – Carlos J. Meneses con 12213 arribos.</w:t>
+      </w:r>
+    </w:p>
+    <w:p>
+      <w:pPr>
+        <w:rPr>
+          <w:rFonts w:ascii="Times New Roman" w:hAnsi="Times New Roman" w:cs="Times New Roman"/>
+        </w:rPr>
+      </w:pPr>
+    </w:p>
+    <w:p>
+      <w:pPr>
+        <w:rPr>
+          <w:rFonts w:ascii="Times New Roman" w:hAnsi="Times New Roman" w:cs="Times New Roman"/>
+          <w:b/>
+          <w:bCs/>
+        </w:rPr>
+      </w:pPr>
+      <w:r>
+        <w:rPr>
+          <w:rFonts w:ascii="Times New Roman" w:hAnsi="Times New Roman" w:cs="Times New Roman"/>
+          <w:b/>
+          <w:bCs/>
+        </w:rPr>
         <w:t>Referencias</w:t>
       </w:r>
     </w:p>
     <w:p>
       <w:pPr>
-        <w:rPr>
-          <w:rFonts w:ascii="Times New Roman" w:hAnsi="Times New Roman" w:cs="Times New Roman"/>
-        </w:rPr>
-      </w:pPr>
+        <w:pStyle w:val="Prrafodelista"/>
+        <w:numPr>
+          <w:ilvl w:val="0"/>
+          <w:numId w:val="4"/>
+        </w:numPr>
+        <w:rPr>
+          <w:rFonts w:ascii="Times New Roman" w:hAnsi="Times New Roman" w:cs="Times New Roman"/>
+        </w:rPr>
+      </w:pPr>
+      <w:r>
+        <w:rPr>
+          <w:rFonts w:ascii="Times New Roman" w:hAnsi="Times New Roman" w:cs="Times New Roman"/>
+        </w:rPr>
+        <w:t xml:space="preserve">Procuraduría Federal de la Defensa del Trabajo. (2025, abril 8). </w:t>
+      </w:r>
+      <w:r>
+        <w:rPr>
+          <w:rFonts w:ascii="Times New Roman" w:hAnsi="Times New Roman" w:cs="Times New Roman"/>
+          <w:i/>
+          <w:iCs/>
+        </w:rPr>
+        <w:t>Los días de Semana Santa 2025 ¿son días de descanso obligatorio?</w:t>
+      </w:r>
+      <w:r>
+        <w:rPr>
+          <w:rFonts w:ascii="Times New Roman" w:hAnsi="Times New Roman" w:cs="Times New Roman"/>
+        </w:rPr>
+        <w:t xml:space="preserve"> Gobierno de México. </w:t>
+      </w:r>
+      <w:hyperlink r:id="rId13" w:tgtFrame="_new" w:history="1">
+        <w:r>
+          <w:rPr>
+            <w:rStyle w:val="Hipervnculo"/>
+            <w:rFonts w:ascii="Times New Roman" w:hAnsi="Times New Roman" w:cs="Times New Roman"/>
+          </w:rPr>
+          <w:t>https://www.gob.mx/profedet/articulos/los-dias-de-semana-santa-2025-son-dias-de-descanso-obligatorio</w:t>
+        </w:r>
+      </w:hyperlink>
+    </w:p>
+    <w:p>
+      <w:pPr>
+        <w:pStyle w:val="Prrafodelista"/>
+        <w:numPr>
+          <w:ilvl w:val="0"/>
+          <w:numId w:val="4"/>
+        </w:numPr>
+        <w:rPr>
+          <w:rFonts w:ascii="Times New Roman" w:hAnsi="Times New Roman" w:cs="Times New Roman"/>
+        </w:rPr>
+      </w:pPr>
+      <w:r>
+        <w:rPr>
+          <w:rFonts w:ascii="Times New Roman" w:hAnsi="Times New Roman" w:cs="Times New Roman"/>
+        </w:rPr>
+        <w:t xml:space="preserve">ECOBICI. (s.f.). </w:t>
+      </w:r>
+      <w:r>
+        <w:rPr>
+          <w:rFonts w:ascii="Times New Roman" w:hAnsi="Times New Roman" w:cs="Times New Roman"/>
+          <w:i/>
+          <w:iCs/>
+        </w:rPr>
+        <w:t>Datos abiertos</w:t>
+      </w:r>
+      <w:r>
+        <w:rPr>
+          <w:rFonts w:ascii="Times New Roman" w:hAnsi="Times New Roman" w:cs="Times New Roman"/>
+        </w:rPr>
+        <w:t xml:space="preserve">. Gobierno de la Ciudad de México. </w:t>
+      </w:r>
+      <w:hyperlink r:id="rId14" w:tgtFrame="_new" w:history="1">
+        <w:r>
+          <w:rPr>
+            <w:rStyle w:val="Hipervnculo"/>
+            <w:rFonts w:ascii="Times New Roman" w:hAnsi="Times New Roman" w:cs="Times New Roman"/>
+          </w:rPr>
+          <w:t>https://ecobici.cdmx.gob.mx/datos-abiertos/</w:t>
+        </w:r>
+      </w:hyperlink>
     </w:p>
     <w:p>
       <w:pPr>
@@ -1738,6 +2016,232 @@
     </w:lvl>
   </w:abstractNum>
   <w:abstractNum w:abstractNumId="1" w15:restartNumberingAfterBreak="0">
+    <w:nsid w:val="4379308D"/>
+    <w:multiLevelType w:val="hybridMultilevel"/>
+    <w:tmpl w:val="9030F218"/>
+    <w:lvl w:ilvl="0" w:tplc="100A0001">
+      <w:start w:val="1"/>
+      <w:numFmt w:val="bullet"/>
+      <w:lvlText w:val=""/>
+      <w:lvlJc w:val="left"/>
+      <w:pPr>
+        <w:ind w:left="720" w:hanging="360"/>
+      </w:pPr>
+      <w:rPr>
+        <w:rFonts w:ascii="Symbol" w:hAnsi="Symbol" w:hint="default"/>
+      </w:rPr>
+    </w:lvl>
+    <w:lvl w:ilvl="1" w:tplc="100A0003" w:tentative="1">
+      <w:start w:val="1"/>
+      <w:numFmt w:val="bullet"/>
+      <w:lvlText w:val="o"/>
+      <w:lvlJc w:val="left"/>
+      <w:pPr>
+        <w:ind w:left="1440" w:hanging="360"/>
+      </w:pPr>
+      <w:rPr>
+        <w:rFonts w:ascii="Courier New" w:hAnsi="Courier New" w:cs="Courier New" w:hint="default"/>
+      </w:rPr>
+    </w:lvl>
+    <w:lvl w:ilvl="2" w:tplc="100A0005" w:tentative="1">
+      <w:start w:val="1"/>
+      <w:numFmt w:val="bullet"/>
+      <w:lvlText w:val=""/>
+      <w:lvlJc w:val="left"/>
+      <w:pPr>
+        <w:ind w:left="2160" w:hanging="360"/>
+      </w:pPr>
+      <w:rPr>
+        <w:rFonts w:ascii="Wingdings" w:hAnsi="Wingdings" w:hint="default"/>
+      </w:rPr>
+    </w:lvl>
+    <w:lvl w:ilvl="3" w:tplc="100A0001" w:tentative="1">
+      <w:start w:val="1"/>
+      <w:numFmt w:val="bullet"/>
+      <w:lvlText w:val=""/>
+      <w:lvlJc w:val="left"/>
+      <w:pPr>
+        <w:ind w:left="2880" w:hanging="360"/>
+      </w:pPr>
+      <w:rPr>
+        <w:rFonts w:ascii="Symbol" w:hAnsi="Symbol" w:hint="default"/>
+      </w:rPr>
+    </w:lvl>
+    <w:lvl w:ilvl="4" w:tplc="100A0003" w:tentative="1">
+      <w:start w:val="1"/>
+      <w:numFmt w:val="bullet"/>
+      <w:lvlText w:val="o"/>
+      <w:lvlJc w:val="left"/>
+      <w:pPr>
+        <w:ind w:left="3600" w:hanging="360"/>
+      </w:pPr>
+      <w:rPr>
+        <w:rFonts w:ascii="Courier New" w:hAnsi="Courier New" w:cs="Courier New" w:hint="default"/>
+      </w:rPr>
+    </w:lvl>
+    <w:lvl w:ilvl="5" w:tplc="100A0005" w:tentative="1">
+      <w:start w:val="1"/>
+      <w:numFmt w:val="bullet"/>
+      <w:lvlText w:val=""/>
+      <w:lvlJc w:val="left"/>
+      <w:pPr>
+        <w:ind w:left="4320" w:hanging="360"/>
+      </w:pPr>
+      <w:rPr>
+        <w:rFonts w:ascii="Wingdings" w:hAnsi="Wingdings" w:hint="default"/>
+      </w:rPr>
+    </w:lvl>
+    <w:lvl w:ilvl="6" w:tplc="100A0001" w:tentative="1">
+      <w:start w:val="1"/>
+      <w:numFmt w:val="bullet"/>
+      <w:lvlText w:val=""/>
+      <w:lvlJc w:val="left"/>
+      <w:pPr>
+        <w:ind w:left="5040" w:hanging="360"/>
+      </w:pPr>
+      <w:rPr>
+        <w:rFonts w:ascii="Symbol" w:hAnsi="Symbol" w:hint="default"/>
+      </w:rPr>
+    </w:lvl>
+    <w:lvl w:ilvl="7" w:tplc="100A0003" w:tentative="1">
+      <w:start w:val="1"/>
+      <w:numFmt w:val="bullet"/>
+      <w:lvlText w:val="o"/>
+      <w:lvlJc w:val="left"/>
+      <w:pPr>
+        <w:ind w:left="5760" w:hanging="360"/>
+      </w:pPr>
+      <w:rPr>
+        <w:rFonts w:ascii="Courier New" w:hAnsi="Courier New" w:cs="Courier New" w:hint="default"/>
+      </w:rPr>
+    </w:lvl>
+    <w:lvl w:ilvl="8" w:tplc="100A0005" w:tentative="1">
+      <w:start w:val="1"/>
+      <w:numFmt w:val="bullet"/>
+      <w:lvlText w:val=""/>
+      <w:lvlJc w:val="left"/>
+      <w:pPr>
+        <w:ind w:left="6480" w:hanging="360"/>
+      </w:pPr>
+      <w:rPr>
+        <w:rFonts w:ascii="Wingdings" w:hAnsi="Wingdings" w:hint="default"/>
+      </w:rPr>
+    </w:lvl>
+  </w:abstractNum>
+  <w:abstractNum w:abstractNumId="2" w15:restartNumberingAfterBreak="0">
+    <w:nsid w:val="4D20015B"/>
+    <w:multiLevelType w:val="hybridMultilevel"/>
+    <w:tmpl w:val="4B101D10"/>
+    <w:lvl w:ilvl="0" w:tplc="100A0001">
+      <w:start w:val="1"/>
+      <w:numFmt w:val="bullet"/>
+      <w:lvlText w:val=""/>
+      <w:lvlJc w:val="left"/>
+      <w:pPr>
+        <w:ind w:left="720" w:hanging="360"/>
+      </w:pPr>
+      <w:rPr>
+        <w:rFonts w:ascii="Symbol" w:hAnsi="Symbol" w:hint="default"/>
+      </w:rPr>
+    </w:lvl>
+    <w:lvl w:ilvl="1" w:tplc="100A0003" w:tentative="1">
+      <w:start w:val="1"/>
+      <w:numFmt w:val="bullet"/>
+      <w:lvlText w:val="o"/>
+      <w:lvlJc w:val="left"/>
+      <w:pPr>
+        <w:ind w:left="1440" w:hanging="360"/>
+      </w:pPr>
+      <w:rPr>
+        <w:rFonts w:ascii="Courier New" w:hAnsi="Courier New" w:cs="Courier New" w:hint="default"/>
+      </w:rPr>
+    </w:lvl>
+    <w:lvl w:ilvl="2" w:tplc="100A0005" w:tentative="1">
+      <w:start w:val="1"/>
+      <w:numFmt w:val="bullet"/>
+      <w:lvlText w:val=""/>
+      <w:lvlJc w:val="left"/>
+      <w:pPr>
+        <w:ind w:left="2160" w:hanging="360"/>
+      </w:pPr>
+      <w:rPr>
+        <w:rFonts w:ascii="Wingdings" w:hAnsi="Wingdings" w:hint="default"/>
+      </w:rPr>
+    </w:lvl>
+    <w:lvl w:ilvl="3" w:tplc="100A0001" w:tentative="1">
+      <w:start w:val="1"/>
+      <w:numFmt w:val="bullet"/>
+      <w:lvlText w:val=""/>
+      <w:lvlJc w:val="left"/>
+      <w:pPr>
+        <w:ind w:left="2880" w:hanging="360"/>
+      </w:pPr>
+      <w:rPr>
+        <w:rFonts w:ascii="Symbol" w:hAnsi="Symbol" w:hint="default"/>
+      </w:rPr>
+    </w:lvl>
+    <w:lvl w:ilvl="4" w:tplc="100A0003" w:tentative="1">
+      <w:start w:val="1"/>
+      <w:numFmt w:val="bullet"/>
+      <w:lvlText w:val="o"/>
+      <w:lvlJc w:val="left"/>
+      <w:pPr>
+        <w:ind w:left="3600" w:hanging="360"/>
+      </w:pPr>
+      <w:rPr>
+        <w:rFonts w:ascii="Courier New" w:hAnsi="Courier New" w:cs="Courier New" w:hint="default"/>
+      </w:rPr>
+    </w:lvl>
+    <w:lvl w:ilvl="5" w:tplc="100A0005" w:tentative="1">
+      <w:start w:val="1"/>
+      <w:numFmt w:val="bullet"/>
+      <w:lvlText w:val=""/>
+      <w:lvlJc w:val="left"/>
+      <w:pPr>
+        <w:ind w:left="4320" w:hanging="360"/>
+      </w:pPr>
+      <w:rPr>
+        <w:rFonts w:ascii="Wingdings" w:hAnsi="Wingdings" w:hint="default"/>
+      </w:rPr>
+    </w:lvl>
+    <w:lvl w:ilvl="6" w:tplc="100A0001" w:tentative="1">
+      <w:start w:val="1"/>
+      <w:numFmt w:val="bullet"/>
+      <w:lvlText w:val=""/>
+      <w:lvlJc w:val="left"/>
+      <w:pPr>
+        <w:ind w:left="5040" w:hanging="360"/>
+      </w:pPr>
+      <w:rPr>
+        <w:rFonts w:ascii="Symbol" w:hAnsi="Symbol" w:hint="default"/>
+      </w:rPr>
+    </w:lvl>
+    <w:lvl w:ilvl="7" w:tplc="100A0003" w:tentative="1">
+      <w:start w:val="1"/>
+      <w:numFmt w:val="bullet"/>
+      <w:lvlText w:val="o"/>
+      <w:lvlJc w:val="left"/>
+      <w:pPr>
+        <w:ind w:left="5760" w:hanging="360"/>
+      </w:pPr>
+      <w:rPr>
+        <w:rFonts w:ascii="Courier New" w:hAnsi="Courier New" w:cs="Courier New" w:hint="default"/>
+      </w:rPr>
+    </w:lvl>
+    <w:lvl w:ilvl="8" w:tplc="100A0005" w:tentative="1">
+      <w:start w:val="1"/>
+      <w:numFmt w:val="bullet"/>
+      <w:lvlText w:val=""/>
+      <w:lvlJc w:val="left"/>
+      <w:pPr>
+        <w:ind w:left="6480" w:hanging="360"/>
+      </w:pPr>
+      <w:rPr>
+        <w:rFonts w:ascii="Wingdings" w:hAnsi="Wingdings" w:hint="default"/>
+      </w:rPr>
+    </w:lvl>
+  </w:abstractNum>
+  <w:abstractNum w:abstractNumId="3" w15:restartNumberingAfterBreak="0">
     <w:nsid w:val="5D3D27AA"/>
     <w:multiLevelType w:val="hybridMultilevel"/>
     <w:tmpl w:val="BA6433C6"/>
@@ -1853,7 +2357,13 @@
     <w:abstractNumId w:val="0"/>
   </w:num>
   <w:num w:numId="2" w16cid:durableId="191572349">
+    <w:abstractNumId w:val="3"/>
+  </w:num>
+  <w:num w:numId="3" w16cid:durableId="602617567">
     <w:abstractNumId w:val="1"/>
+  </w:num>
+  <w:num w:numId="4" w16cid:durableId="205485472">
+    <w:abstractNumId w:val="2"/>
   </w:num>
 </w:numbering>
 </file>
@@ -2461,7 +2971,6 @@
   <w:style w:type="character" w:default="1" w:styleId="Fuentedeprrafopredeter">
     <w:name w:val="Default Paragraph Font"/>
     <w:uiPriority w:val="1"/>
-    <w:semiHidden/>
     <w:unhideWhenUsed/>
   </w:style>
   <w:style w:type="table" w:default="1" w:styleId="Tablanormal">
@@ -2775,6 +3284,29 @@
       <w:spacing w:val="5"/>
     </w:rPr>
   </w:style>
+  <w:style w:type="character" w:styleId="Hipervnculo">
+    <w:name w:val="Hyperlink"/>
+    <w:basedOn w:val="Fuentedeprrafopredeter"/>
+    <w:uiPriority w:val="99"/>
+    <w:unhideWhenUsed/>
+    <w:rsid w:val="003902EF"/>
+    <w:rPr>
+      <w:color w:val="467886" w:themeColor="hyperlink"/>
+      <w:u w:val="single"/>
+    </w:rPr>
+  </w:style>
+  <w:style w:type="character" w:styleId="Mencinsinresolver">
+    <w:name w:val="Unresolved Mention"/>
+    <w:basedOn w:val="Fuentedeprrafopredeter"/>
+    <w:uiPriority w:val="99"/>
+    <w:semiHidden/>
+    <w:unhideWhenUsed/>
+    <w:rsid w:val="003902EF"/>
+    <w:rPr>
+      <w:color w:val="605E5C"/>
+      <w:shd w:val="clear" w:color="auto" w:fill="E1DFDD"/>
+    </w:rPr>
+  </w:style>
 </w:styles>
 </file>
 

--- a/REPORTE.docx
+++ b/REPORTE.docx
@@ -371,7 +371,6 @@
         <w:t xml:space="preserve">Los datos analizados no contaban con datos faltantes, esto se observó mediante el método </w:t>
       </w:r>
       <w:proofErr w:type="spellStart"/>
-      <w:proofErr w:type="gramStart"/>
       <w:r>
         <w:rPr>
           <w:rFonts w:ascii="Times New Roman" w:hAnsi="Times New Roman" w:cs="Times New Roman"/>
@@ -383,14 +382,7 @@
         <w:rPr>
           <w:rFonts w:ascii="Times New Roman" w:hAnsi="Times New Roman" w:cs="Times New Roman"/>
         </w:rPr>
-        <w:t>(</w:t>
-      </w:r>
-      <w:proofErr w:type="gramEnd"/>
-      <w:r>
-        <w:rPr>
-          <w:rFonts w:ascii="Times New Roman" w:hAnsi="Times New Roman" w:cs="Times New Roman"/>
-        </w:rPr>
-        <w:t xml:space="preserve">) de los </w:t>
+        <w:t xml:space="preserve">() de los </w:t>
       </w:r>
       <w:proofErr w:type="spellStart"/>
       <w:r>
@@ -1183,6 +1175,7 @@
       <w:r>
         <w:rPr>
           <w:rFonts w:ascii="Times New Roman" w:hAnsi="Times New Roman" w:cs="Times New Roman"/>
+          <w:noProof/>
         </w:rPr>
         <w:drawing>
           <wp:anchor distT="0" distB="0" distL="114300" distR="114300" simplePos="0" relativeHeight="251660288" behindDoc="0" locked="0" layoutInCell="1" allowOverlap="1" wp14:anchorId="7F958296" wp14:editId="014C3652">
@@ -1273,6 +1266,7 @@
       <w:r>
         <w:rPr>
           <w:rFonts w:ascii="Times New Roman" w:hAnsi="Times New Roman" w:cs="Times New Roman"/>
+          <w:noProof/>
         </w:rPr>
         <w:drawing>
           <wp:anchor distT="0" distB="0" distL="114300" distR="114300" simplePos="0" relativeHeight="251661312" behindDoc="0" locked="0" layoutInCell="1" allowOverlap="1" wp14:anchorId="55FC942D" wp14:editId="224041C0">
@@ -1379,73 +1373,73 @@
     </w:p>
     <w:p>
       <w:pPr>
-        <w:rPr>
-          <w:rFonts w:ascii="Times New Roman" w:hAnsi="Times New Roman" w:cs="Times New Roman"/>
-        </w:rPr>
-      </w:pPr>
-    </w:p>
-    <w:p>
-      <w:pPr>
-        <w:rPr>
-          <w:rFonts w:ascii="Times New Roman" w:hAnsi="Times New Roman" w:cs="Times New Roman"/>
-        </w:rPr>
-      </w:pPr>
-    </w:p>
-    <w:p>
-      <w:pPr>
-        <w:rPr>
-          <w:rFonts w:ascii="Times New Roman" w:hAnsi="Times New Roman" w:cs="Times New Roman"/>
-        </w:rPr>
-      </w:pPr>
-    </w:p>
-    <w:p>
-      <w:pPr>
-        <w:rPr>
-          <w:rFonts w:ascii="Times New Roman" w:hAnsi="Times New Roman" w:cs="Times New Roman"/>
-        </w:rPr>
-      </w:pPr>
-    </w:p>
-    <w:p>
-      <w:pPr>
-        <w:rPr>
-          <w:rFonts w:ascii="Times New Roman" w:hAnsi="Times New Roman" w:cs="Times New Roman"/>
-        </w:rPr>
-      </w:pPr>
-    </w:p>
-    <w:p>
-      <w:pPr>
-        <w:rPr>
-          <w:rFonts w:ascii="Times New Roman" w:hAnsi="Times New Roman" w:cs="Times New Roman"/>
-        </w:rPr>
-      </w:pPr>
-    </w:p>
-    <w:p>
-      <w:pPr>
-        <w:rPr>
-          <w:rFonts w:ascii="Times New Roman" w:hAnsi="Times New Roman" w:cs="Times New Roman"/>
-        </w:rPr>
-      </w:pPr>
-    </w:p>
-    <w:p>
-      <w:pPr>
-        <w:rPr>
-          <w:rFonts w:ascii="Times New Roman" w:hAnsi="Times New Roman" w:cs="Times New Roman"/>
-        </w:rPr>
-      </w:pPr>
-    </w:p>
-    <w:p>
-      <w:pPr>
-        <w:rPr>
-          <w:rFonts w:ascii="Times New Roman" w:hAnsi="Times New Roman" w:cs="Times New Roman"/>
-        </w:rPr>
-      </w:pPr>
-    </w:p>
-    <w:p>
-      <w:pPr>
-        <w:rPr>
-          <w:rFonts w:ascii="Times New Roman" w:hAnsi="Times New Roman" w:cs="Times New Roman"/>
-        </w:rPr>
-      </w:pPr>
+        <w:jc w:val="both"/>
+        <w:rPr>
+          <w:rFonts w:ascii="Times New Roman" w:hAnsi="Times New Roman" w:cs="Times New Roman"/>
+        </w:rPr>
+      </w:pPr>
+      <w:r>
+        <w:rPr>
+          <w:rFonts w:ascii="Times New Roman" w:hAnsi="Times New Roman" w:cs="Times New Roman"/>
+        </w:rPr>
+        <w:t xml:space="preserve">Durante la Semana Santa, se hacen menos retiros desde el Jueves Santo a Domingo de </w:t>
+      </w:r>
+      <w:proofErr w:type="spellStart"/>
+      <w:r>
+        <w:rPr>
+          <w:rFonts w:ascii="Times New Roman" w:hAnsi="Times New Roman" w:cs="Times New Roman"/>
+        </w:rPr>
+        <w:t>Resurección</w:t>
+      </w:r>
+      <w:proofErr w:type="spellEnd"/>
+      <w:r>
+        <w:rPr>
+          <w:rFonts w:ascii="Times New Roman" w:hAnsi="Times New Roman" w:cs="Times New Roman"/>
+        </w:rPr>
+        <w:t xml:space="preserve"> que en el resto de la semana.</w:t>
+      </w:r>
+    </w:p>
+    <w:p>
+      <w:pPr>
+        <w:jc w:val="both"/>
+        <w:rPr>
+          <w:rFonts w:ascii="Times New Roman" w:hAnsi="Times New Roman" w:cs="Times New Roman"/>
+        </w:rPr>
+      </w:pPr>
+      <w:r>
+        <w:rPr>
+          <w:rFonts w:ascii="Times New Roman" w:hAnsi="Times New Roman" w:cs="Times New Roman"/>
+        </w:rPr>
+        <w:t>Se tiene que el préstamo de bicicletas ha sido en los años siguientes a la pandemia, que en los años anteriores a la misma.</w:t>
+      </w:r>
+    </w:p>
+    <w:p>
+      <w:pPr>
+        <w:jc w:val="both"/>
+        <w:rPr>
+          <w:rFonts w:ascii="Times New Roman" w:hAnsi="Times New Roman" w:cs="Times New Roman"/>
+        </w:rPr>
+      </w:pPr>
+      <w:r>
+        <w:rPr>
+          <w:rFonts w:ascii="Times New Roman" w:hAnsi="Times New Roman" w:cs="Times New Roman"/>
+        </w:rPr>
+        <w:t>Las estaciones más cercanas al centro del mapa son las que mayor frecuencia de préstamos y recepción de bicicletas tienen.</w:t>
+      </w:r>
+    </w:p>
+    <w:p>
+      <w:pPr>
+        <w:jc w:val="both"/>
+        <w:rPr>
+          <w:rFonts w:ascii="Times New Roman" w:hAnsi="Times New Roman" w:cs="Times New Roman"/>
+        </w:rPr>
+      </w:pPr>
+      <w:r>
+        <w:rPr>
+          <w:rFonts w:ascii="Times New Roman" w:hAnsi="Times New Roman" w:cs="Times New Roman"/>
+        </w:rPr>
+        <w:t>La estación que más recibe y presta bicicletas es CE-271-272 Jesús García - Carlos J. Meneses.</w:t>
+      </w:r>
     </w:p>
     <w:p>
       <w:pPr>
@@ -1527,6 +1521,48 @@
           <w:rFonts w:ascii="Times New Roman" w:hAnsi="Times New Roman" w:cs="Times New Roman"/>
         </w:rPr>
       </w:pPr>
+      <w:proofErr w:type="spellStart"/>
+      <w:r>
+        <w:rPr>
+          <w:rFonts w:ascii="Times New Roman" w:hAnsi="Times New Roman" w:cs="Times New Roman"/>
+        </w:rPr>
+        <w:t>OpenAI</w:t>
+      </w:r>
+      <w:proofErr w:type="spellEnd"/>
+      <w:r>
+        <w:rPr>
+          <w:rFonts w:ascii="Times New Roman" w:hAnsi="Times New Roman" w:cs="Times New Roman"/>
+        </w:rPr>
+        <w:t xml:space="preserve">. (10 de abril de 2026). </w:t>
+      </w:r>
+      <w:r>
+        <w:rPr>
+          <w:rFonts w:ascii="Times New Roman" w:hAnsi="Times New Roman" w:cs="Times New Roman"/>
+          <w:i/>
+          <w:iCs/>
+        </w:rPr>
+        <w:t>Ayuda con código de mapa de Calor de ECOBICI.</w:t>
+      </w:r>
+      <w:r>
+        <w:rPr>
+          <w:rFonts w:ascii="Times New Roman" w:hAnsi="Times New Roman" w:cs="Times New Roman"/>
+        </w:rPr>
+        <w:t xml:space="preserve"> [Chat con IA generativa]. </w:t>
+      </w:r>
+      <w:proofErr w:type="spellStart"/>
+      <w:r>
+        <w:rPr>
+          <w:rFonts w:ascii="Times New Roman" w:hAnsi="Times New Roman" w:cs="Times New Roman"/>
+        </w:rPr>
+        <w:t>ChatGPT</w:t>
+      </w:r>
+      <w:proofErr w:type="spellEnd"/>
+      <w:r>
+        <w:rPr>
+          <w:rFonts w:ascii="Times New Roman" w:hAnsi="Times New Roman" w:cs="Times New Roman"/>
+        </w:rPr>
+        <w:t>.</w:t>
+      </w:r>
     </w:p>
     <w:p>
       <w:pPr>
@@ -2461,7 +2497,6 @@
   <w:style w:type="character" w:default="1" w:styleId="Fuentedeprrafopredeter">
     <w:name w:val="Default Paragraph Font"/>
     <w:uiPriority w:val="1"/>
-    <w:semiHidden/>
     <w:unhideWhenUsed/>
   </w:style>
   <w:style w:type="table" w:default="1" w:styleId="Tablanormal">

--- a/REPORTE.docx
+++ b/REPORTE.docx
@@ -612,6 +612,7 @@
       <w:r>
         <w:rPr>
           <w:rFonts w:ascii="Times New Roman" w:hAnsi="Times New Roman" w:cs="Times New Roman"/>
+          <w:noProof/>
         </w:rPr>
         <w:drawing>
           <wp:anchor distT="0" distB="0" distL="114300" distR="114300" simplePos="0" relativeHeight="251662336" behindDoc="0" locked="0" layoutInCell="1" allowOverlap="1" wp14:anchorId="61D5A49B" wp14:editId="4232A408">
@@ -736,6 +737,7 @@
     </w:p>
     <w:p>
       <w:pPr>
+        <w:jc w:val="both"/>
         <w:rPr>
           <w:rFonts w:ascii="Times New Roman" w:hAnsi="Times New Roman" w:cs="Times New Roman"/>
         </w:rPr>
@@ -770,6 +772,7 @@
       <w:r>
         <w:rPr>
           <w:rFonts w:ascii="Times New Roman" w:hAnsi="Times New Roman" w:cs="Times New Roman"/>
+          <w:noProof/>
         </w:rPr>
         <w:drawing>
           <wp:inline distT="0" distB="0" distL="0" distR="0" wp14:anchorId="2A42B45D" wp14:editId="5C0E2395">
@@ -859,20 +862,29 @@
       <w:r>
         <w:rPr>
           <w:rFonts w:ascii="Times New Roman" w:hAnsi="Times New Roman" w:cs="Times New Roman"/>
+          <w:noProof/>
         </w:rPr>
         <w:lastRenderedPageBreak/>
         <w:drawing>
-          <wp:anchor distT="0" distB="0" distL="114300" distR="114300" simplePos="0" relativeHeight="251664384" behindDoc="0" locked="0" layoutInCell="1" allowOverlap="1" wp14:anchorId="6F51C6A1" wp14:editId="6CBA324B">
+          <wp:anchor distT="0" distB="0" distL="114300" distR="114300" simplePos="0" relativeHeight="251664384" behindDoc="0" locked="0" layoutInCell="1" allowOverlap="1" wp14:anchorId="6F51C6A1" wp14:editId="439F45D1">
             <wp:simplePos x="0" y="0"/>
-            <wp:positionH relativeFrom="column">
-              <wp:posOffset>-112395</wp:posOffset>
+            <wp:positionH relativeFrom="margin">
+              <wp:align>left</wp:align>
             </wp:positionH>
             <wp:positionV relativeFrom="paragraph">
-              <wp:posOffset>807085</wp:posOffset>
+              <wp:posOffset>765522</wp:posOffset>
             </wp:positionV>
-            <wp:extent cx="2577465" cy="2253615"/>
-            <wp:effectExtent l="0" t="0" r="0" b="0"/>
-            <wp:wrapTopAndBottom/>
+            <wp:extent cx="2438400" cy="2131695"/>
+            <wp:effectExtent l="0" t="0" r="0" b="1905"/>
+            <wp:wrapThrough wrapText="bothSides">
+              <wp:wrapPolygon edited="0">
+                <wp:start x="0" y="0"/>
+                <wp:lineTo x="0" y="21426"/>
+                <wp:lineTo x="21431" y="21426"/>
+                <wp:lineTo x="21431" y="0"/>
+                <wp:lineTo x="0" y="0"/>
+              </wp:wrapPolygon>
+            </wp:wrapThrough>
             <wp:docPr id="2109568957" name="Imagen 1"/>
             <wp:cNvGraphicFramePr>
               <a:graphicFrameLocks xmlns:a="http://schemas.openxmlformats.org/drawingml/2006/main" noChangeAspect="1"/>
@@ -899,7 +911,7 @@
                   <pic:spPr>
                     <a:xfrm>
                       <a:off x="0" y="0"/>
-                      <a:ext cx="2577465" cy="2253615"/>
+                      <a:ext cx="2438400" cy="2131695"/>
                     </a:xfrm>
                     <a:prstGeom prst="rect">
                       <a:avLst/>
@@ -908,6 +920,12 @@
                 </pic:pic>
               </a:graphicData>
             </a:graphic>
+            <wp14:sizeRelH relativeFrom="margin">
+              <wp14:pctWidth>0</wp14:pctWidth>
+            </wp14:sizeRelH>
+            <wp14:sizeRelV relativeFrom="margin">
+              <wp14:pctHeight>0</wp14:pctHeight>
+            </wp14:sizeRelV>
           </wp:anchor>
         </w:drawing>
       </w:r>
@@ -951,25 +969,27 @@
     </w:p>
     <w:p>
       <w:pPr>
-        <w:rPr>
-          <w:rFonts w:ascii="Times New Roman" w:hAnsi="Times New Roman" w:cs="Times New Roman"/>
-        </w:rPr>
-      </w:pPr>
-      <w:r>
-        <w:rPr>
-          <w:rFonts w:ascii="Times New Roman" w:hAnsi="Times New Roman" w:cs="Times New Roman"/>
+        <w:jc w:val="both"/>
+        <w:rPr>
+          <w:rFonts w:ascii="Times New Roman" w:hAnsi="Times New Roman" w:cs="Times New Roman"/>
+        </w:rPr>
+      </w:pPr>
+      <w:r>
+        <w:rPr>
+          <w:rFonts w:ascii="Times New Roman" w:hAnsi="Times New Roman" w:cs="Times New Roman"/>
+          <w:noProof/>
         </w:rPr>
         <w:drawing>
-          <wp:anchor distT="0" distB="0" distL="114300" distR="114300" simplePos="0" relativeHeight="251663360" behindDoc="0" locked="0" layoutInCell="1" allowOverlap="1" wp14:anchorId="054B115F" wp14:editId="0C19A03B">
+          <wp:anchor distT="0" distB="0" distL="114300" distR="114300" simplePos="0" relativeHeight="251663360" behindDoc="0" locked="0" layoutInCell="1" allowOverlap="1" wp14:anchorId="054B115F" wp14:editId="08A15342">
             <wp:simplePos x="0" y="0"/>
-            <wp:positionH relativeFrom="margin">
-              <wp:posOffset>-403860</wp:posOffset>
+            <wp:positionH relativeFrom="column">
+              <wp:align>left</wp:align>
             </wp:positionH>
             <wp:positionV relativeFrom="paragraph">
-              <wp:posOffset>794385</wp:posOffset>
+              <wp:posOffset>665942</wp:posOffset>
             </wp:positionV>
-            <wp:extent cx="3368568" cy="1760220"/>
-            <wp:effectExtent l="0" t="0" r="3810" b="0"/>
+            <wp:extent cx="2514600" cy="1313180"/>
+            <wp:effectExtent l="0" t="0" r="0" b="1270"/>
             <wp:wrapTopAndBottom/>
             <wp:docPr id="3" name="Picture 2">
               <a:extLst xmlns:a="http://schemas.openxmlformats.org/drawingml/2006/main">
@@ -1011,7 +1031,7 @@
                   <pic:spPr>
                     <a:xfrm>
                       <a:off x="0" y="0"/>
-                      <a:ext cx="3368568" cy="1760220"/>
+                      <a:ext cx="2514600" cy="1313180"/>
                     </a:xfrm>
                     <a:prstGeom prst="rect">
                       <a:avLst/>
@@ -1020,6 +1040,12 @@
                 </pic:pic>
               </a:graphicData>
             </a:graphic>
+            <wp14:sizeRelH relativeFrom="margin">
+              <wp14:pctWidth>0</wp14:pctWidth>
+            </wp14:sizeRelH>
+            <wp14:sizeRelV relativeFrom="margin">
+              <wp14:pctHeight>0</wp14:pctHeight>
+            </wp14:sizeRelV>
           </wp:anchor>
         </w:drawing>
       </w:r>
@@ -1129,6 +1155,26 @@
         <w:jc w:val="both"/>
         <w:rPr>
           <w:rFonts w:ascii="Times New Roman" w:hAnsi="Times New Roman" w:cs="Times New Roman"/>
+          <w:b/>
+          <w:bCs/>
+        </w:rPr>
+      </w:pPr>
+    </w:p>
+    <w:p>
+      <w:pPr>
+        <w:jc w:val="both"/>
+        <w:rPr>
+          <w:rFonts w:ascii="Times New Roman" w:hAnsi="Times New Roman" w:cs="Times New Roman"/>
+          <w:b/>
+          <w:bCs/>
+        </w:rPr>
+      </w:pPr>
+    </w:p>
+    <w:p>
+      <w:pPr>
+        <w:jc w:val="both"/>
+        <w:rPr>
+          <w:rFonts w:ascii="Times New Roman" w:hAnsi="Times New Roman" w:cs="Times New Roman"/>
         </w:rPr>
       </w:pPr>
       <w:r>
@@ -1139,16 +1185,16 @@
           <w:noProof/>
         </w:rPr>
         <w:drawing>
-          <wp:anchor distT="0" distB="0" distL="114300" distR="114300" simplePos="0" relativeHeight="251666432" behindDoc="0" locked="0" layoutInCell="1" allowOverlap="1" wp14:anchorId="6AF15FB2" wp14:editId="393AB0CA">
+          <wp:anchor distT="0" distB="0" distL="114300" distR="114300" simplePos="0" relativeHeight="251666432" behindDoc="0" locked="0" layoutInCell="1" allowOverlap="1" wp14:anchorId="6AF15FB2" wp14:editId="040D2145">
             <wp:simplePos x="0" y="0"/>
-            <wp:positionH relativeFrom="margin">
-              <wp:posOffset>3850005</wp:posOffset>
+            <wp:positionH relativeFrom="column">
+              <wp:posOffset>3072765</wp:posOffset>
             </wp:positionH>
             <wp:positionV relativeFrom="paragraph">
-              <wp:posOffset>-7387590</wp:posOffset>
+              <wp:posOffset>-7475855</wp:posOffset>
             </wp:positionV>
-            <wp:extent cx="1537335" cy="2393950"/>
-            <wp:effectExtent l="0" t="0" r="5715" b="6350"/>
+            <wp:extent cx="2005965" cy="3124200"/>
+            <wp:effectExtent l="0" t="0" r="0" b="0"/>
             <wp:wrapTopAndBottom/>
             <wp:docPr id="1186954753" name="Imagen 1"/>
             <wp:cNvGraphicFramePr>
@@ -1176,7 +1222,7 @@
                   <pic:spPr>
                     <a:xfrm>
                       <a:off x="0" y="0"/>
-                      <a:ext cx="1537335" cy="2393950"/>
+                      <a:ext cx="2005965" cy="3124200"/>
                     </a:xfrm>
                     <a:prstGeom prst="rect">
                       <a:avLst/>
@@ -1283,22 +1329,22 @@
           <w:noProof/>
         </w:rPr>
         <w:drawing>
-          <wp:anchor distT="0" distB="0" distL="114300" distR="114300" simplePos="0" relativeHeight="251668480" behindDoc="1" locked="0" layoutInCell="1" allowOverlap="1" wp14:anchorId="0FFBFE24" wp14:editId="109B16C8">
+          <wp:anchor distT="0" distB="0" distL="114300" distR="114300" simplePos="0" relativeHeight="251668480" behindDoc="1" locked="0" layoutInCell="1" allowOverlap="1" wp14:anchorId="0FFBFE24" wp14:editId="3C46F13C">
             <wp:simplePos x="0" y="0"/>
             <wp:positionH relativeFrom="column">
-              <wp:posOffset>872837</wp:posOffset>
+              <wp:posOffset>-10160</wp:posOffset>
             </wp:positionH>
             <wp:positionV relativeFrom="paragraph">
-              <wp:posOffset>346364</wp:posOffset>
+              <wp:posOffset>64135</wp:posOffset>
             </wp:positionV>
-            <wp:extent cx="1564640" cy="2286000"/>
-            <wp:effectExtent l="0" t="0" r="0" b="0"/>
+            <wp:extent cx="2028825" cy="2964180"/>
+            <wp:effectExtent l="0" t="0" r="9525" b="7620"/>
             <wp:wrapTight wrapText="bothSides">
               <wp:wrapPolygon edited="0">
                 <wp:start x="0" y="0"/>
-                <wp:lineTo x="0" y="21420"/>
-                <wp:lineTo x="21302" y="21420"/>
-                <wp:lineTo x="21302" y="0"/>
+                <wp:lineTo x="0" y="21517"/>
+                <wp:lineTo x="21499" y="21517"/>
+                <wp:lineTo x="21499" y="0"/>
                 <wp:lineTo x="0" y="0"/>
               </wp:wrapPolygon>
             </wp:wrapTight>
@@ -1328,7 +1374,7 @@
                   <pic:spPr>
                     <a:xfrm>
                       <a:off x="0" y="0"/>
-                      <a:ext cx="1564640" cy="2286000"/>
+                      <a:ext cx="2028825" cy="2964180"/>
                     </a:xfrm>
                     <a:prstGeom prst="rect">
                       <a:avLst/>
@@ -1346,6 +1392,46 @@
           </wp:anchor>
         </w:drawing>
       </w:r>
+    </w:p>
+    <w:p>
+      <w:pPr>
+        <w:jc w:val="both"/>
+        <w:rPr>
+          <w:rFonts w:ascii="Times New Roman" w:hAnsi="Times New Roman" w:cs="Times New Roman"/>
+        </w:rPr>
+      </w:pPr>
+    </w:p>
+    <w:p>
+      <w:pPr>
+        <w:jc w:val="both"/>
+        <w:rPr>
+          <w:rFonts w:ascii="Times New Roman" w:hAnsi="Times New Roman" w:cs="Times New Roman"/>
+        </w:rPr>
+      </w:pPr>
+    </w:p>
+    <w:p>
+      <w:pPr>
+        <w:jc w:val="both"/>
+        <w:rPr>
+          <w:rFonts w:ascii="Times New Roman" w:hAnsi="Times New Roman" w:cs="Times New Roman"/>
+        </w:rPr>
+      </w:pPr>
+    </w:p>
+    <w:p>
+      <w:pPr>
+        <w:jc w:val="both"/>
+        <w:rPr>
+          <w:rFonts w:ascii="Times New Roman" w:hAnsi="Times New Roman" w:cs="Times New Roman"/>
+        </w:rPr>
+      </w:pPr>
+    </w:p>
+    <w:p>
+      <w:pPr>
+        <w:jc w:val="both"/>
+        <w:rPr>
+          <w:rFonts w:ascii="Times New Roman" w:hAnsi="Times New Roman" w:cs="Times New Roman"/>
+        </w:rPr>
+      </w:pPr>
     </w:p>
     <w:p>
       <w:pPr>
@@ -1685,19 +1771,7 @@
         <w:rPr>
           <w:rFonts w:ascii="Times New Roman" w:hAnsi="Times New Roman" w:cs="Times New Roman"/>
         </w:rPr>
-        <w:t xml:space="preserve">La estación en Ciudad de México a la que arriba la mayor cantidad de bicicletas durante la Ciudad de México es la estación en </w:t>
-      </w:r>
-      <w:r>
-        <w:rPr>
-          <w:rFonts w:ascii="Times New Roman" w:hAnsi="Times New Roman" w:cs="Times New Roman"/>
-        </w:rPr>
-        <w:t>CE-271-272 Jesús</w:t>
-      </w:r>
-      <w:r>
-        <w:rPr>
-          <w:rFonts w:ascii="Times New Roman" w:hAnsi="Times New Roman" w:cs="Times New Roman"/>
-        </w:rPr>
-        <w:t xml:space="preserve"> García – Carlos J. Meneses con 12213 arribos.</w:t>
+        <w:t>La estación en Ciudad de México a la que arriba la mayor cantidad de bicicletas durante la Ciudad de México es la estación en CE-271-272 Jesús García – Carlos J. Meneses con 12213 arribos.</w:t>
       </w:r>
     </w:p>
     <w:p>
@@ -2971,6 +3045,7 @@
   <w:style w:type="character" w:default="1" w:styleId="Fuentedeprrafopredeter">
     <w:name w:val="Default Paragraph Font"/>
     <w:uiPriority w:val="1"/>
+    <w:semiHidden/>
     <w:unhideWhenUsed/>
   </w:style>
   <w:style w:type="table" w:default="1" w:styleId="Tablanormal">

--- a/REPORTE.docx
+++ b/REPORTE.docx
@@ -570,6 +570,25 @@
     </w:p>
     <w:p>
       <w:pPr>
+        <w:pStyle w:val="Prrafodelista"/>
+        <w:numPr>
+          <w:ilvl w:val="0"/>
+          <w:numId w:val="2"/>
+        </w:numPr>
+        <w:jc w:val="both"/>
+        <w:rPr>
+          <w:rFonts w:ascii="Times New Roman" w:hAnsi="Times New Roman" w:cs="Times New Roman"/>
+        </w:rPr>
+      </w:pPr>
+      <w:r>
+        <w:rPr>
+          <w:rFonts w:ascii="Times New Roman" w:hAnsi="Times New Roman" w:cs="Times New Roman"/>
+        </w:rPr>
+        <w:t>¿Es posible categorizar la época post pandemia a partir de la cantidad de viajes y el tipo de día?</w:t>
+      </w:r>
+    </w:p>
+    <w:p>
+      <w:pPr>
         <w:jc w:val="both"/>
         <w:rPr>
           <w:rFonts w:ascii="Times New Roman" w:hAnsi="Times New Roman" w:cs="Times New Roman"/>
@@ -612,19 +631,321 @@
       <w:r>
         <w:rPr>
           <w:rFonts w:ascii="Times New Roman" w:hAnsi="Times New Roman" w:cs="Times New Roman"/>
+        </w:rPr>
+        <w:t>Para las frecuencias de arribo y retiro se realizaron gráficos de calor de un mapa de la Ciudad de México, donde los colores más cercanos al rojo son los que mayor densidad representan, mientras que los colores más cercanos al azul representan la menor densidad.</w:t>
+      </w:r>
+    </w:p>
+    <w:p>
+      <w:pPr>
+        <w:jc w:val="both"/>
+        <w:rPr>
+          <w:rFonts w:ascii="Times New Roman" w:hAnsi="Times New Roman" w:cs="Times New Roman"/>
+        </w:rPr>
+      </w:pPr>
+      <w:r>
+        <w:rPr>
+          <w:rFonts w:ascii="Times New Roman" w:hAnsi="Times New Roman" w:cs="Times New Roman"/>
+        </w:rPr>
+        <w:t>Para encontrar las 10 estaciones dónde más se prestan y dejan bicicletas, se realizó una agrupación donde se contaron tod</w:t>
+      </w:r>
+      <w:r>
+        <w:rPr>
+          <w:rFonts w:ascii="Times New Roman" w:hAnsi="Times New Roman" w:cs="Times New Roman"/>
+        </w:rPr>
+        <w:t xml:space="preserve">os </w:t>
+      </w:r>
+      <w:r>
+        <w:rPr>
+          <w:rFonts w:ascii="Times New Roman" w:hAnsi="Times New Roman" w:cs="Times New Roman"/>
+        </w:rPr>
+        <w:t>los registros correspondientes a cada estación y se ordenaron de mayor a menor.</w:t>
+      </w:r>
+    </w:p>
+    <w:p>
+      <w:pPr>
+        <w:jc w:val="both"/>
+        <w:rPr>
+          <w:rFonts w:ascii="Times New Roman" w:hAnsi="Times New Roman" w:cs="Times New Roman"/>
+        </w:rPr>
+      </w:pPr>
+      <w:r>
+        <w:rPr>
+          <w:rFonts w:ascii="Times New Roman" w:hAnsi="Times New Roman" w:cs="Times New Roman"/>
+        </w:rPr>
+        <w:t xml:space="preserve">Para la categorización se usó K-Means con 4 </w:t>
+      </w:r>
+      <w:proofErr w:type="spellStart"/>
+      <w:r>
+        <w:rPr>
+          <w:rFonts w:ascii="Times New Roman" w:hAnsi="Times New Roman" w:cs="Times New Roman"/>
+        </w:rPr>
+        <w:t>clústers</w:t>
+      </w:r>
+      <w:proofErr w:type="spellEnd"/>
+      <w:r>
+        <w:rPr>
+          <w:rFonts w:ascii="Times New Roman" w:hAnsi="Times New Roman" w:cs="Times New Roman"/>
+        </w:rPr>
+        <w:t xml:space="preserve"> y se graficó un gráfico de dispersión que muestra la efectividad del clúster y la matriz de confusión.</w:t>
+      </w:r>
+    </w:p>
+    <w:p>
+      <w:pPr>
+        <w:rPr>
+          <w:rFonts w:ascii="Times New Roman" w:hAnsi="Times New Roman" w:cs="Times New Roman"/>
+        </w:rPr>
+      </w:pPr>
+    </w:p>
+    <w:p>
+      <w:pPr>
+        <w:rPr>
+          <w:rFonts w:ascii="Times New Roman" w:hAnsi="Times New Roman" w:cs="Times New Roman"/>
+          <w:b/>
+          <w:bCs/>
+        </w:rPr>
+      </w:pPr>
+      <w:r>
+        <w:rPr>
+          <w:rFonts w:ascii="Times New Roman" w:hAnsi="Times New Roman" w:cs="Times New Roman"/>
+          <w:b/>
+          <w:bCs/>
+        </w:rPr>
+        <w:t>Resultados</w:t>
+      </w:r>
+    </w:p>
+    <w:p>
+      <w:pPr>
+        <w:jc w:val="both"/>
+        <w:rPr>
+          <w:rFonts w:ascii="Times New Roman" w:hAnsi="Times New Roman" w:cs="Times New Roman"/>
+        </w:rPr>
+      </w:pPr>
+      <w:r>
+        <w:rPr>
+          <w:rFonts w:ascii="Times New Roman" w:hAnsi="Times New Roman" w:cs="Times New Roman"/>
           <w:noProof/>
         </w:rPr>
         <w:drawing>
-          <wp:anchor distT="0" distB="0" distL="114300" distR="114300" simplePos="0" relativeHeight="251662336" behindDoc="0" locked="0" layoutInCell="1" allowOverlap="1" wp14:anchorId="61D5A49B" wp14:editId="4232A408">
+          <wp:anchor distT="0" distB="0" distL="114300" distR="114300" simplePos="0" relativeHeight="251669504" behindDoc="0" locked="0" layoutInCell="1" allowOverlap="1" wp14:anchorId="2A42B45D" wp14:editId="5D9A451D">
             <wp:simplePos x="0" y="0"/>
             <wp:positionH relativeFrom="column">
-              <wp:posOffset>2879090</wp:posOffset>
+              <wp:align>left</wp:align>
             </wp:positionH>
             <wp:positionV relativeFrom="paragraph">
-              <wp:posOffset>714375</wp:posOffset>
+              <wp:posOffset>886460</wp:posOffset>
             </wp:positionV>
-            <wp:extent cx="3302635" cy="1700530"/>
+            <wp:extent cx="1257409" cy="3513124"/>
             <wp:effectExtent l="0" t="0" r="0" b="0"/>
+            <wp:wrapThrough wrapText="bothSides">
+              <wp:wrapPolygon edited="0">
+                <wp:start x="0" y="0"/>
+                <wp:lineTo x="0" y="21436"/>
+                <wp:lineTo x="21273" y="21436"/>
+                <wp:lineTo x="21273" y="0"/>
+                <wp:lineTo x="0" y="0"/>
+              </wp:wrapPolygon>
+            </wp:wrapThrough>
+            <wp:docPr id="803638056" name="Imagen 1"/>
+            <wp:cNvGraphicFramePr>
+              <a:graphicFrameLocks xmlns:a="http://schemas.openxmlformats.org/drawingml/2006/main" noChangeAspect="1"/>
+            </wp:cNvGraphicFramePr>
+            <a:graphic xmlns:a="http://schemas.openxmlformats.org/drawingml/2006/main">
+              <a:graphicData uri="http://schemas.openxmlformats.org/drawingml/2006/picture">
+                <pic:pic xmlns:pic="http://schemas.openxmlformats.org/drawingml/2006/picture">
+                  <pic:nvPicPr>
+                    <pic:cNvPr id="803638056" name=""/>
+                    <pic:cNvPicPr/>
+                  </pic:nvPicPr>
+                  <pic:blipFill>
+                    <a:blip r:embed="rId5">
+                      <a:extLst>
+                        <a:ext uri="{28A0092B-C50C-407E-A947-70E740481C1C}">
+                          <a14:useLocalDpi xmlns:a14="http://schemas.microsoft.com/office/drawing/2010/main" val="0"/>
+                        </a:ext>
+                      </a:extLst>
+                    </a:blip>
+                    <a:stretch>
+                      <a:fillRect/>
+                    </a:stretch>
+                  </pic:blipFill>
+                  <pic:spPr>
+                    <a:xfrm>
+                      <a:off x="0" y="0"/>
+                      <a:ext cx="1257409" cy="3513124"/>
+                    </a:xfrm>
+                    <a:prstGeom prst="rect">
+                      <a:avLst/>
+                    </a:prstGeom>
+                  </pic:spPr>
+                </pic:pic>
+              </a:graphicData>
+            </a:graphic>
+          </wp:anchor>
+        </w:drawing>
+      </w:r>
+      <w:r>
+        <w:rPr>
+          <w:rFonts w:ascii="Times New Roman" w:hAnsi="Times New Roman" w:cs="Times New Roman"/>
+          <w:b/>
+          <w:bCs/>
+        </w:rPr>
+        <w:t xml:space="preserve">Cuadro 1. </w:t>
+      </w:r>
+      <w:r>
+        <w:rPr>
+          <w:rFonts w:ascii="Times New Roman" w:hAnsi="Times New Roman" w:cs="Times New Roman"/>
+        </w:rPr>
+        <w:t xml:space="preserve">Tabla de los años </w:t>
+      </w:r>
+      <w:r>
+        <w:rPr>
+          <w:rFonts w:ascii="Times New Roman" w:hAnsi="Times New Roman" w:cs="Times New Roman"/>
+        </w:rPr>
+        <w:t>considerados y los retiros de bicicletas realizados durante la Semana Santa en Ciudad de México.</w:t>
+      </w:r>
+    </w:p>
+    <w:p>
+      <w:pPr>
+        <w:rPr>
+          <w:rFonts w:ascii="Times New Roman" w:hAnsi="Times New Roman" w:cs="Times New Roman"/>
+        </w:rPr>
+      </w:pPr>
+    </w:p>
+    <w:p>
+      <w:pPr>
+        <w:rPr>
+          <w:rFonts w:ascii="Times New Roman" w:hAnsi="Times New Roman" w:cs="Times New Roman"/>
+        </w:rPr>
+      </w:pPr>
+    </w:p>
+    <w:p>
+      <w:pPr>
+        <w:rPr>
+          <w:rFonts w:ascii="Times New Roman" w:hAnsi="Times New Roman" w:cs="Times New Roman"/>
+        </w:rPr>
+      </w:pPr>
+    </w:p>
+    <w:p>
+      <w:pPr>
+        <w:rPr>
+          <w:rFonts w:ascii="Times New Roman" w:hAnsi="Times New Roman" w:cs="Times New Roman"/>
+        </w:rPr>
+      </w:pPr>
+    </w:p>
+    <w:p>
+      <w:pPr>
+        <w:rPr>
+          <w:rFonts w:ascii="Times New Roman" w:hAnsi="Times New Roman" w:cs="Times New Roman"/>
+        </w:rPr>
+      </w:pPr>
+    </w:p>
+    <w:p>
+      <w:pPr>
+        <w:rPr>
+          <w:rFonts w:ascii="Times New Roman" w:hAnsi="Times New Roman" w:cs="Times New Roman"/>
+        </w:rPr>
+      </w:pPr>
+    </w:p>
+    <w:p>
+      <w:pPr>
+        <w:rPr>
+          <w:rFonts w:ascii="Times New Roman" w:hAnsi="Times New Roman" w:cs="Times New Roman"/>
+        </w:rPr>
+      </w:pPr>
+    </w:p>
+    <w:p>
+      <w:pPr>
+        <w:rPr>
+          <w:rFonts w:ascii="Times New Roman" w:hAnsi="Times New Roman" w:cs="Times New Roman"/>
+        </w:rPr>
+      </w:pPr>
+    </w:p>
+    <w:p>
+      <w:pPr>
+        <w:rPr>
+          <w:rFonts w:ascii="Times New Roman" w:hAnsi="Times New Roman" w:cs="Times New Roman"/>
+        </w:rPr>
+      </w:pPr>
+    </w:p>
+    <w:p>
+      <w:pPr>
+        <w:rPr>
+          <w:rFonts w:ascii="Times New Roman" w:hAnsi="Times New Roman" w:cs="Times New Roman"/>
+        </w:rPr>
+      </w:pPr>
+    </w:p>
+    <w:p>
+      <w:pPr>
+        <w:rPr>
+          <w:rFonts w:ascii="Times New Roman" w:hAnsi="Times New Roman" w:cs="Times New Roman"/>
+        </w:rPr>
+      </w:pPr>
+    </w:p>
+    <w:p>
+      <w:pPr>
+        <w:rPr>
+          <w:rFonts w:ascii="Times New Roman" w:hAnsi="Times New Roman" w:cs="Times New Roman"/>
+        </w:rPr>
+      </w:pPr>
+    </w:p>
+    <w:p>
+      <w:pPr>
+        <w:rPr>
+          <w:rFonts w:ascii="Times New Roman" w:hAnsi="Times New Roman" w:cs="Times New Roman"/>
+        </w:rPr>
+      </w:pPr>
+    </w:p>
+    <w:p>
+      <w:pPr>
+        <w:rPr>
+          <w:rFonts w:ascii="Times New Roman" w:hAnsi="Times New Roman" w:cs="Times New Roman"/>
+        </w:rPr>
+      </w:pPr>
+    </w:p>
+    <w:p>
+      <w:pPr>
+        <w:rPr>
+          <w:rFonts w:ascii="Times New Roman" w:hAnsi="Times New Roman" w:cs="Times New Roman"/>
+        </w:rPr>
+      </w:pPr>
+    </w:p>
+    <w:p>
+      <w:pPr>
+        <w:rPr>
+          <w:rFonts w:ascii="Times New Roman" w:hAnsi="Times New Roman" w:cs="Times New Roman"/>
+        </w:rPr>
+      </w:pPr>
+    </w:p>
+    <w:p>
+      <w:pPr>
+        <w:rPr>
+          <w:rFonts w:ascii="Times New Roman" w:hAnsi="Times New Roman" w:cs="Times New Roman"/>
+        </w:rPr>
+      </w:pPr>
+    </w:p>
+    <w:p>
+      <w:pPr>
+        <w:rPr>
+          <w:rFonts w:ascii="Times New Roman" w:hAnsi="Times New Roman" w:cs="Times New Roman"/>
+        </w:rPr>
+      </w:pPr>
+      <w:r>
+        <w:rPr>
+          <w:rFonts w:ascii="Times New Roman" w:hAnsi="Times New Roman" w:cs="Times New Roman"/>
+          <w:noProof/>
+        </w:rPr>
+        <w:lastRenderedPageBreak/>
+        <w:drawing>
+          <wp:anchor distT="0" distB="0" distL="114300" distR="114300" simplePos="0" relativeHeight="251662336" behindDoc="0" locked="0" layoutInCell="1" allowOverlap="1" wp14:anchorId="61D5A49B" wp14:editId="69AC8738">
+            <wp:simplePos x="0" y="0"/>
+            <wp:positionH relativeFrom="column">
+              <wp:align>right</wp:align>
+            </wp:positionH>
+            <wp:positionV relativeFrom="paragraph">
+              <wp:posOffset>916305</wp:posOffset>
+            </wp:positionV>
+            <wp:extent cx="2573655" cy="1325245"/>
+            <wp:effectExtent l="0" t="0" r="0" b="8255"/>
             <wp:wrapTopAndBottom/>
             <wp:docPr id="5" name="Marcador de contenido 4">
               <a:extLst xmlns:a="http://schemas.openxmlformats.org/drawingml/2006/main">
@@ -652,7 +973,7 @@
                     </pic:cNvPicPr>
                   </pic:nvPicPr>
                   <pic:blipFill>
-                    <a:blip r:embed="rId5" cstate="print">
+                    <a:blip r:embed="rId6" cstate="print">
                       <a:extLst>
                         <a:ext uri="{28A0092B-C50C-407E-A947-70E740481C1C}">
                           <a14:useLocalDpi xmlns:a14="http://schemas.microsoft.com/office/drawing/2010/main" val="0"/>
@@ -666,7 +987,7 @@
                   <pic:spPr>
                     <a:xfrm>
                       <a:off x="0" y="0"/>
-                      <a:ext cx="3302635" cy="1700530"/>
+                      <a:ext cx="2573655" cy="1325245"/>
                     </a:xfrm>
                     <a:prstGeom prst="rect">
                       <a:avLst/>
@@ -687,81 +1008,38 @@
       <w:r>
         <w:rPr>
           <w:rFonts w:ascii="Times New Roman" w:hAnsi="Times New Roman" w:cs="Times New Roman"/>
-        </w:rPr>
-        <w:t>Para las frecuencias de arribo y retiro se realizaron gráficos de calor de un mapa de la Ciudad de México, donde los colores más cercanos al rojo son los que mayor densidad representan, mientras que los colores más cercanos al azul representan la menor densidad.</w:t>
-      </w:r>
-    </w:p>
-    <w:p>
-      <w:pPr>
-        <w:jc w:val="both"/>
-        <w:rPr>
-          <w:rFonts w:ascii="Times New Roman" w:hAnsi="Times New Roman" w:cs="Times New Roman"/>
-        </w:rPr>
-      </w:pPr>
-      <w:r>
-        <w:rPr>
-          <w:rFonts w:ascii="Times New Roman" w:hAnsi="Times New Roman" w:cs="Times New Roman"/>
-        </w:rPr>
-        <w:t>Para encontrar las 10 estaciones dónde más se prestan y dejan bicicletas, se realizó una agrupación donde se contaron tod</w:t>
-      </w:r>
-      <w:r>
-        <w:rPr>
-          <w:rFonts w:ascii="Times New Roman" w:hAnsi="Times New Roman" w:cs="Times New Roman"/>
-        </w:rPr>
-        <w:t>os los registros correspondientes a cada estación y se ordenaron de mayor a menor.</w:t>
-      </w:r>
-    </w:p>
-    <w:p>
-      <w:pPr>
-        <w:rPr>
-          <w:rFonts w:ascii="Times New Roman" w:hAnsi="Times New Roman" w:cs="Times New Roman"/>
-        </w:rPr>
-      </w:pPr>
-    </w:p>
-    <w:p>
-      <w:pPr>
-        <w:rPr>
-          <w:rFonts w:ascii="Times New Roman" w:hAnsi="Times New Roman" w:cs="Times New Roman"/>
-          <w:b/>
-          <w:bCs/>
-        </w:rPr>
-      </w:pPr>
-      <w:r>
-        <w:rPr>
-          <w:rFonts w:ascii="Times New Roman" w:hAnsi="Times New Roman" w:cs="Times New Roman"/>
-          <w:b/>
-          <w:bCs/>
-        </w:rPr>
-        <w:t>Resultados</w:t>
-      </w:r>
-    </w:p>
-    <w:p>
-      <w:pPr>
-        <w:jc w:val="both"/>
-        <w:rPr>
-          <w:rFonts w:ascii="Times New Roman" w:hAnsi="Times New Roman" w:cs="Times New Roman"/>
-        </w:rPr>
-      </w:pPr>
-      <w:r>
-        <w:rPr>
-          <w:rFonts w:ascii="Times New Roman" w:hAnsi="Times New Roman" w:cs="Times New Roman"/>
-          <w:b/>
-          <w:bCs/>
-        </w:rPr>
-        <w:t xml:space="preserve">Cuadro 1. </w:t>
-      </w:r>
-      <w:r>
-        <w:rPr>
-          <w:rFonts w:ascii="Times New Roman" w:hAnsi="Times New Roman" w:cs="Times New Roman"/>
-        </w:rPr>
-        <w:t xml:space="preserve">Tabla de los años </w:t>
-      </w:r>
-      <w:r>
-        <w:rPr>
-          <w:rFonts w:ascii="Times New Roman" w:hAnsi="Times New Roman" w:cs="Times New Roman"/>
-        </w:rPr>
-        <w:t>considerados y los retiros de bicicletas realizados durante la Semana Santa en Ciudad de México.</w:t>
-      </w:r>
+          <w:b/>
+          <w:bCs/>
+        </w:rPr>
+        <w:t xml:space="preserve">Figura 1. </w:t>
+      </w:r>
+      <w:r>
+        <w:rPr>
+          <w:rFonts w:ascii="Times New Roman" w:hAnsi="Times New Roman" w:cs="Times New Roman"/>
+        </w:rPr>
+        <w:t>Influencia de la pandemia los préstamos de las bicicletas en Ciudad de México durante Semana Santa</w:t>
+      </w:r>
+      <w:r>
+        <w:rPr>
+          <w:rFonts w:ascii="Times New Roman" w:hAnsi="Times New Roman" w:cs="Times New Roman"/>
+        </w:rPr>
+        <w:t xml:space="preserve"> desde el 2015 al 2025</w:t>
+      </w:r>
+      <w:r>
+        <w:rPr>
+          <w:rFonts w:ascii="Times New Roman" w:hAnsi="Times New Roman" w:cs="Times New Roman"/>
+        </w:rPr>
+        <w:t>.</w:t>
+      </w:r>
+    </w:p>
+    <w:p>
+      <w:pPr>
+        <w:rPr>
+          <w:rFonts w:ascii="Times New Roman" w:hAnsi="Times New Roman" w:cs="Times New Roman"/>
+          <w:b/>
+          <w:bCs/>
+        </w:rPr>
+      </w:pPr>
     </w:p>
     <w:p>
       <w:pPr>
@@ -775,98 +1053,7 @@
           <w:noProof/>
         </w:rPr>
         <w:drawing>
-          <wp:inline distT="0" distB="0" distL="0" distR="0" wp14:anchorId="2A42B45D" wp14:editId="5C0E2395">
-            <wp:extent cx="1257409" cy="3513124"/>
-            <wp:effectExtent l="0" t="0" r="0" b="0"/>
-            <wp:docPr id="803638056" name="Imagen 1"/>
-            <wp:cNvGraphicFramePr>
-              <a:graphicFrameLocks xmlns:a="http://schemas.openxmlformats.org/drawingml/2006/main" noChangeAspect="1"/>
-            </wp:cNvGraphicFramePr>
-            <a:graphic xmlns:a="http://schemas.openxmlformats.org/drawingml/2006/main">
-              <a:graphicData uri="http://schemas.openxmlformats.org/drawingml/2006/picture">
-                <pic:pic xmlns:pic="http://schemas.openxmlformats.org/drawingml/2006/picture">
-                  <pic:nvPicPr>
-                    <pic:cNvPr id="803638056" name=""/>
-                    <pic:cNvPicPr/>
-                  </pic:nvPicPr>
-                  <pic:blipFill>
-                    <a:blip r:embed="rId6"/>
-                    <a:stretch>
-                      <a:fillRect/>
-                    </a:stretch>
-                  </pic:blipFill>
-                  <pic:spPr>
-                    <a:xfrm>
-                      <a:off x="0" y="0"/>
-                      <a:ext cx="1257409" cy="3513124"/>
-                    </a:xfrm>
-                    <a:prstGeom prst="rect">
-                      <a:avLst/>
-                    </a:prstGeom>
-                  </pic:spPr>
-                </pic:pic>
-              </a:graphicData>
-            </a:graphic>
-          </wp:inline>
-        </w:drawing>
-      </w:r>
-    </w:p>
-    <w:p>
-      <w:pPr>
-        <w:rPr>
-          <w:rFonts w:ascii="Times New Roman" w:hAnsi="Times New Roman" w:cs="Times New Roman"/>
-        </w:rPr>
-      </w:pPr>
-      <w:r>
-        <w:rPr>
-          <w:rFonts w:ascii="Times New Roman" w:hAnsi="Times New Roman" w:cs="Times New Roman"/>
-          <w:b/>
-          <w:bCs/>
-        </w:rPr>
-        <w:t xml:space="preserve">Figura 1. </w:t>
-      </w:r>
-      <w:r>
-        <w:rPr>
-          <w:rFonts w:ascii="Times New Roman" w:hAnsi="Times New Roman" w:cs="Times New Roman"/>
-        </w:rPr>
-        <w:t>Influencia de la pandemia los préstamos de las bicicletas en Ciudad de México durante Semana Santa</w:t>
-      </w:r>
-      <w:r>
-        <w:rPr>
-          <w:rFonts w:ascii="Times New Roman" w:hAnsi="Times New Roman" w:cs="Times New Roman"/>
-        </w:rPr>
-        <w:t xml:space="preserve"> desde el 2015 al 2025</w:t>
-      </w:r>
-      <w:r>
-        <w:rPr>
-          <w:rFonts w:ascii="Times New Roman" w:hAnsi="Times New Roman" w:cs="Times New Roman"/>
-        </w:rPr>
-        <w:t>.</w:t>
-      </w:r>
-    </w:p>
-    <w:p>
-      <w:pPr>
-        <w:rPr>
-          <w:rFonts w:ascii="Times New Roman" w:hAnsi="Times New Roman" w:cs="Times New Roman"/>
-          <w:b/>
-          <w:bCs/>
-        </w:rPr>
-      </w:pPr>
-    </w:p>
-    <w:p>
-      <w:pPr>
-        <w:rPr>
-          <w:rFonts w:ascii="Times New Roman" w:hAnsi="Times New Roman" w:cs="Times New Roman"/>
-        </w:rPr>
-      </w:pPr>
-      <w:r>
-        <w:rPr>
-          <w:rFonts w:ascii="Times New Roman" w:hAnsi="Times New Roman" w:cs="Times New Roman"/>
-          <w:noProof/>
-        </w:rPr>
-        <w:lastRenderedPageBreak/>
-        <w:drawing>
-          <wp:anchor distT="0" distB="0" distL="114300" distR="114300" simplePos="0" relativeHeight="251664384" behindDoc="0" locked="0" layoutInCell="1" allowOverlap="1" wp14:anchorId="6F51C6A1" wp14:editId="439F45D1">
+          <wp:anchor distT="0" distB="0" distL="114300" distR="114300" simplePos="0" relativeHeight="251664384" behindDoc="0" locked="0" layoutInCell="1" allowOverlap="1" wp14:anchorId="6F51C6A1" wp14:editId="5417CCE4">
             <wp:simplePos x="0" y="0"/>
             <wp:positionH relativeFrom="margin">
               <wp:align>left</wp:align>
@@ -980,7 +1167,7 @@
           <w:noProof/>
         </w:rPr>
         <w:drawing>
-          <wp:anchor distT="0" distB="0" distL="114300" distR="114300" simplePos="0" relativeHeight="251663360" behindDoc="0" locked="0" layoutInCell="1" allowOverlap="1" wp14:anchorId="054B115F" wp14:editId="08A15342">
+          <wp:anchor distT="0" distB="0" distL="114300" distR="114300" simplePos="0" relativeHeight="251663360" behindDoc="0" locked="0" layoutInCell="1" allowOverlap="1" wp14:anchorId="054B115F" wp14:editId="740B419D">
             <wp:simplePos x="0" y="0"/>
             <wp:positionH relativeFrom="column">
               <wp:align>left</wp:align>
@@ -990,7 +1177,15 @@
             </wp:positionV>
             <wp:extent cx="2514600" cy="1313180"/>
             <wp:effectExtent l="0" t="0" r="0" b="1270"/>
-            <wp:wrapTopAndBottom/>
+            <wp:wrapThrough wrapText="bothSides">
+              <wp:wrapPolygon edited="0">
+                <wp:start x="0" y="0"/>
+                <wp:lineTo x="0" y="21308"/>
+                <wp:lineTo x="21436" y="21308"/>
+                <wp:lineTo x="21436" y="0"/>
+                <wp:lineTo x="0" y="0"/>
+              </wp:wrapPolygon>
+            </wp:wrapThrough>
             <wp:docPr id="3" name="Picture 2">
               <a:extLst xmlns:a="http://schemas.openxmlformats.org/drawingml/2006/main">
                 <a:ext uri="{FF2B5EF4-FFF2-40B4-BE49-F238E27FC236}">
@@ -1095,86 +1290,6 @@
         <w:jc w:val="both"/>
         <w:rPr>
           <w:rFonts w:ascii="Times New Roman" w:hAnsi="Times New Roman" w:cs="Times New Roman"/>
-          <w:b/>
-          <w:bCs/>
-        </w:rPr>
-      </w:pPr>
-    </w:p>
-    <w:p>
-      <w:pPr>
-        <w:jc w:val="both"/>
-        <w:rPr>
-          <w:rFonts w:ascii="Times New Roman" w:hAnsi="Times New Roman" w:cs="Times New Roman"/>
-          <w:b/>
-          <w:bCs/>
-        </w:rPr>
-      </w:pPr>
-    </w:p>
-    <w:p>
-      <w:pPr>
-        <w:jc w:val="both"/>
-        <w:rPr>
-          <w:rFonts w:ascii="Times New Roman" w:hAnsi="Times New Roman" w:cs="Times New Roman"/>
-          <w:b/>
-          <w:bCs/>
-        </w:rPr>
-      </w:pPr>
-    </w:p>
-    <w:p>
-      <w:pPr>
-        <w:jc w:val="both"/>
-        <w:rPr>
-          <w:rFonts w:ascii="Times New Roman" w:hAnsi="Times New Roman" w:cs="Times New Roman"/>
-          <w:b/>
-          <w:bCs/>
-        </w:rPr>
-      </w:pPr>
-    </w:p>
-    <w:p>
-      <w:pPr>
-        <w:jc w:val="both"/>
-        <w:rPr>
-          <w:rFonts w:ascii="Times New Roman" w:hAnsi="Times New Roman" w:cs="Times New Roman"/>
-          <w:b/>
-          <w:bCs/>
-        </w:rPr>
-      </w:pPr>
-    </w:p>
-    <w:p>
-      <w:pPr>
-        <w:jc w:val="both"/>
-        <w:rPr>
-          <w:rFonts w:ascii="Times New Roman" w:hAnsi="Times New Roman" w:cs="Times New Roman"/>
-          <w:b/>
-          <w:bCs/>
-        </w:rPr>
-      </w:pPr>
-    </w:p>
-    <w:p>
-      <w:pPr>
-        <w:jc w:val="both"/>
-        <w:rPr>
-          <w:rFonts w:ascii="Times New Roman" w:hAnsi="Times New Roman" w:cs="Times New Roman"/>
-          <w:b/>
-          <w:bCs/>
-        </w:rPr>
-      </w:pPr>
-    </w:p>
-    <w:p>
-      <w:pPr>
-        <w:jc w:val="both"/>
-        <w:rPr>
-          <w:rFonts w:ascii="Times New Roman" w:hAnsi="Times New Roman" w:cs="Times New Roman"/>
-          <w:b/>
-          <w:bCs/>
-        </w:rPr>
-      </w:pPr>
-    </w:p>
-    <w:p>
-      <w:pPr>
-        <w:jc w:val="both"/>
-        <w:rPr>
-          <w:rFonts w:ascii="Times New Roman" w:hAnsi="Times New Roman" w:cs="Times New Roman"/>
         </w:rPr>
       </w:pPr>
       <w:r>
@@ -1185,13 +1300,13 @@
           <w:noProof/>
         </w:rPr>
         <w:drawing>
-          <wp:anchor distT="0" distB="0" distL="114300" distR="114300" simplePos="0" relativeHeight="251666432" behindDoc="0" locked="0" layoutInCell="1" allowOverlap="1" wp14:anchorId="6AF15FB2" wp14:editId="040D2145">
+          <wp:anchor distT="0" distB="0" distL="114300" distR="114300" simplePos="0" relativeHeight="251666432" behindDoc="0" locked="0" layoutInCell="1" allowOverlap="1" wp14:anchorId="6AF15FB2" wp14:editId="648D9C54">
             <wp:simplePos x="0" y="0"/>
             <wp:positionH relativeFrom="column">
-              <wp:posOffset>3072765</wp:posOffset>
+              <wp:align>left</wp:align>
             </wp:positionH>
             <wp:positionV relativeFrom="paragraph">
-              <wp:posOffset>-7475855</wp:posOffset>
+              <wp:posOffset>541020</wp:posOffset>
             </wp:positionV>
             <wp:extent cx="2005965" cy="3124200"/>
             <wp:effectExtent l="0" t="0" r="0" b="0"/>
@@ -1681,6 +1796,255 @@
     </w:p>
     <w:p>
       <w:pPr>
+        <w:jc w:val="both"/>
+        <w:rPr>
+          <w:rFonts w:ascii="Times New Roman" w:hAnsi="Times New Roman" w:cs="Times New Roman"/>
+        </w:rPr>
+      </w:pPr>
+      <w:r>
+        <w:rPr>
+          <w:rFonts w:ascii="Times New Roman" w:hAnsi="Times New Roman" w:cs="Times New Roman"/>
+        </w:rPr>
+        <w:drawing>
+          <wp:anchor distT="0" distB="0" distL="114300" distR="114300" simplePos="0" relativeHeight="251670528" behindDoc="0" locked="0" layoutInCell="1" allowOverlap="1" wp14:anchorId="6C2064DA" wp14:editId="34563142">
+            <wp:simplePos x="0" y="0"/>
+            <wp:positionH relativeFrom="margin">
+              <wp:posOffset>-635</wp:posOffset>
+            </wp:positionH>
+            <wp:positionV relativeFrom="paragraph">
+              <wp:posOffset>288925</wp:posOffset>
+            </wp:positionV>
+            <wp:extent cx="2614930" cy="1549400"/>
+            <wp:effectExtent l="0" t="0" r="0" b="0"/>
+            <wp:wrapThrough wrapText="bothSides">
+              <wp:wrapPolygon edited="0">
+                <wp:start x="0" y="0"/>
+                <wp:lineTo x="0" y="21246"/>
+                <wp:lineTo x="21401" y="21246"/>
+                <wp:lineTo x="21401" y="0"/>
+                <wp:lineTo x="0" y="0"/>
+              </wp:wrapPolygon>
+            </wp:wrapThrough>
+            <wp:docPr id="10936659" name="Imagen 4">
+              <a:extLst xmlns:a="http://schemas.openxmlformats.org/drawingml/2006/main">
+                <a:ext uri="{FF2B5EF4-FFF2-40B4-BE49-F238E27FC236}">
+                  <a16:creationId xmlns:a16="http://schemas.microsoft.com/office/drawing/2014/main" id="{31FA8EA9-D8ED-A32D-02B9-C78F440C669A}"/>
+                </a:ext>
+              </a:extLst>
+            </wp:docPr>
+            <wp:cNvGraphicFramePr>
+              <a:graphicFrameLocks xmlns:a="http://schemas.openxmlformats.org/drawingml/2006/main" noChangeAspect="1"/>
+            </wp:cNvGraphicFramePr>
+            <a:graphic xmlns:a="http://schemas.openxmlformats.org/drawingml/2006/main">
+              <a:graphicData uri="http://schemas.openxmlformats.org/drawingml/2006/picture">
+                <pic:pic xmlns:pic="http://schemas.openxmlformats.org/drawingml/2006/picture">
+                  <pic:nvPicPr>
+                    <pic:cNvPr id="5" name="Imagen 4">
+                      <a:extLst>
+                        <a:ext uri="{FF2B5EF4-FFF2-40B4-BE49-F238E27FC236}">
+                          <a16:creationId xmlns:a16="http://schemas.microsoft.com/office/drawing/2014/main" id="{31FA8EA9-D8ED-A32D-02B9-C78F440C669A}"/>
+                        </a:ext>
+                      </a:extLst>
+                    </pic:cNvPr>
+                    <pic:cNvPicPr>
+                      <a:picLocks noChangeAspect="1"/>
+                    </pic:cNvPicPr>
+                  </pic:nvPicPr>
+                  <pic:blipFill>
+                    <a:blip r:embed="rId13" cstate="print">
+                      <a:extLst>
+                        <a:ext uri="{28A0092B-C50C-407E-A947-70E740481C1C}">
+                          <a14:useLocalDpi xmlns:a14="http://schemas.microsoft.com/office/drawing/2010/main" val="0"/>
+                        </a:ext>
+                      </a:extLst>
+                    </a:blip>
+                    <a:stretch>
+                      <a:fillRect/>
+                    </a:stretch>
+                  </pic:blipFill>
+                  <pic:spPr>
+                    <a:xfrm>
+                      <a:off x="0" y="0"/>
+                      <a:ext cx="2614930" cy="1549400"/>
+                    </a:xfrm>
+                    <a:prstGeom prst="rect">
+                      <a:avLst/>
+                    </a:prstGeom>
+                  </pic:spPr>
+                </pic:pic>
+              </a:graphicData>
+            </a:graphic>
+            <wp14:sizeRelH relativeFrom="margin">
+              <wp14:pctWidth>0</wp14:pctWidth>
+            </wp14:sizeRelH>
+            <wp14:sizeRelV relativeFrom="margin">
+              <wp14:pctHeight>0</wp14:pctHeight>
+            </wp14:sizeRelV>
+          </wp:anchor>
+        </w:drawing>
+      </w:r>
+      <w:r>
+        <w:rPr>
+          <w:rFonts w:ascii="Times New Roman" w:hAnsi="Times New Roman" w:cs="Times New Roman"/>
+          <w:b/>
+          <w:bCs/>
+        </w:rPr>
+        <w:t>Figura 5:</w:t>
+      </w:r>
+      <w:r>
+        <w:rPr>
+          <w:rFonts w:ascii="Times New Roman" w:hAnsi="Times New Roman" w:cs="Times New Roman"/>
+        </w:rPr>
+        <w:t xml:space="preserve"> Clúster de época post pandemia.</w:t>
+      </w:r>
+    </w:p>
+    <w:p>
+      <w:pPr>
+        <w:rPr>
+          <w:rFonts w:ascii="Times New Roman" w:hAnsi="Times New Roman" w:cs="Times New Roman"/>
+        </w:rPr>
+      </w:pPr>
+    </w:p>
+    <w:p>
+      <w:pPr>
+        <w:rPr>
+          <w:rFonts w:ascii="Times New Roman" w:hAnsi="Times New Roman" w:cs="Times New Roman"/>
+        </w:rPr>
+      </w:pPr>
+    </w:p>
+    <w:p>
+      <w:pPr>
+        <w:rPr>
+          <w:rFonts w:ascii="Times New Roman" w:hAnsi="Times New Roman" w:cs="Times New Roman"/>
+        </w:rPr>
+      </w:pPr>
+    </w:p>
+    <w:p>
+      <w:pPr>
+        <w:rPr>
+          <w:rFonts w:ascii="Times New Roman" w:hAnsi="Times New Roman" w:cs="Times New Roman"/>
+        </w:rPr>
+      </w:pPr>
+    </w:p>
+    <w:p>
+      <w:pPr>
+        <w:rPr>
+          <w:rFonts w:ascii="Times New Roman" w:hAnsi="Times New Roman" w:cs="Times New Roman"/>
+        </w:rPr>
+      </w:pPr>
+    </w:p>
+    <w:p>
+      <w:pPr>
+        <w:rPr>
+          <w:rFonts w:ascii="Times New Roman" w:hAnsi="Times New Roman" w:cs="Times New Roman"/>
+        </w:rPr>
+      </w:pPr>
+      <w:r>
+        <w:rPr>
+          <w:rFonts w:ascii="Times New Roman" w:hAnsi="Times New Roman" w:cs="Times New Roman"/>
+        </w:rPr>
+        <w:drawing>
+          <wp:anchor distT="0" distB="0" distL="114300" distR="114300" simplePos="0" relativeHeight="251671552" behindDoc="0" locked="0" layoutInCell="1" allowOverlap="1" wp14:anchorId="26FF1B9A" wp14:editId="6AB17158">
+            <wp:simplePos x="0" y="0"/>
+            <wp:positionH relativeFrom="column">
+              <wp:align>left</wp:align>
+            </wp:positionH>
+            <wp:positionV relativeFrom="paragraph">
+              <wp:posOffset>306705</wp:posOffset>
+            </wp:positionV>
+            <wp:extent cx="2260600" cy="1737995"/>
+            <wp:effectExtent l="0" t="0" r="6350" b="0"/>
+            <wp:wrapThrough wrapText="bothSides">
+              <wp:wrapPolygon edited="0">
+                <wp:start x="0" y="0"/>
+                <wp:lineTo x="0" y="21308"/>
+                <wp:lineTo x="21479" y="21308"/>
+                <wp:lineTo x="21479" y="0"/>
+                <wp:lineTo x="0" y="0"/>
+              </wp:wrapPolygon>
+            </wp:wrapThrough>
+            <wp:docPr id="7" name="Imagen 6">
+              <a:extLst xmlns:a="http://schemas.openxmlformats.org/drawingml/2006/main">
+                <a:ext uri="{FF2B5EF4-FFF2-40B4-BE49-F238E27FC236}">
+                  <a16:creationId xmlns:a16="http://schemas.microsoft.com/office/drawing/2014/main" id="{09FB337F-20C3-C2D9-B0AB-3A0B6044A75E}"/>
+                </a:ext>
+              </a:extLst>
+            </wp:docPr>
+            <wp:cNvGraphicFramePr>
+              <a:graphicFrameLocks xmlns:a="http://schemas.openxmlformats.org/drawingml/2006/main" noChangeAspect="1"/>
+            </wp:cNvGraphicFramePr>
+            <a:graphic xmlns:a="http://schemas.openxmlformats.org/drawingml/2006/main">
+              <a:graphicData uri="http://schemas.openxmlformats.org/drawingml/2006/picture">
+                <pic:pic xmlns:pic="http://schemas.openxmlformats.org/drawingml/2006/picture">
+                  <pic:nvPicPr>
+                    <pic:cNvPr id="7" name="Imagen 6">
+                      <a:extLst>
+                        <a:ext uri="{FF2B5EF4-FFF2-40B4-BE49-F238E27FC236}">
+                          <a16:creationId xmlns:a16="http://schemas.microsoft.com/office/drawing/2014/main" id="{09FB337F-20C3-C2D9-B0AB-3A0B6044A75E}"/>
+                        </a:ext>
+                      </a:extLst>
+                    </pic:cNvPr>
+                    <pic:cNvPicPr>
+                      <a:picLocks noChangeAspect="1"/>
+                    </pic:cNvPicPr>
+                  </pic:nvPicPr>
+                  <pic:blipFill>
+                    <a:blip r:embed="rId14" cstate="print">
+                      <a:extLst>
+                        <a:ext uri="{28A0092B-C50C-407E-A947-70E740481C1C}">
+                          <a14:useLocalDpi xmlns:a14="http://schemas.microsoft.com/office/drawing/2010/main" val="0"/>
+                        </a:ext>
+                      </a:extLst>
+                    </a:blip>
+                    <a:stretch>
+                      <a:fillRect/>
+                    </a:stretch>
+                  </pic:blipFill>
+                  <pic:spPr>
+                    <a:xfrm>
+                      <a:off x="0" y="0"/>
+                      <a:ext cx="2260600" cy="1737995"/>
+                    </a:xfrm>
+                    <a:prstGeom prst="rect">
+                      <a:avLst/>
+                    </a:prstGeom>
+                  </pic:spPr>
+                </pic:pic>
+              </a:graphicData>
+            </a:graphic>
+            <wp14:sizeRelH relativeFrom="margin">
+              <wp14:pctWidth>0</wp14:pctWidth>
+            </wp14:sizeRelH>
+            <wp14:sizeRelV relativeFrom="margin">
+              <wp14:pctHeight>0</wp14:pctHeight>
+            </wp14:sizeRelV>
+          </wp:anchor>
+        </w:drawing>
+      </w:r>
+      <w:r>
+        <w:rPr>
+          <w:rFonts w:ascii="Times New Roman" w:hAnsi="Times New Roman" w:cs="Times New Roman"/>
+          <w:b/>
+          <w:bCs/>
+        </w:rPr>
+        <w:t>Figura 6:</w:t>
+      </w:r>
+      <w:r>
+        <w:rPr>
+          <w:rFonts w:ascii="Times New Roman" w:hAnsi="Times New Roman" w:cs="Times New Roman"/>
+        </w:rPr>
+        <w:t xml:space="preserve"> Matriz de confusión.</w:t>
+      </w:r>
+    </w:p>
+    <w:p>
+      <w:pPr>
+        <w:rPr>
+          <w:rFonts w:ascii="Times New Roman" w:hAnsi="Times New Roman" w:cs="Times New Roman"/>
+        </w:rPr>
+      </w:pPr>
+    </w:p>
+    <w:p>
+      <w:pPr>
         <w:rPr>
           <w:rFonts w:ascii="Times New Roman" w:hAnsi="Times New Roman" w:cs="Times New Roman"/>
           <w:b/>
@@ -1747,13 +2111,7 @@
         <w:rPr>
           <w:rFonts w:ascii="Times New Roman" w:hAnsi="Times New Roman" w:cs="Times New Roman"/>
         </w:rPr>
-        <w:t xml:space="preserve">La estación en Ciudad de México, desde la que se hace el mayor número de retiros de bicicletas durante Semana Santa es la estación en CE-271-272 Jesús </w:t>
-      </w:r>
-      <w:r>
-        <w:rPr>
-          <w:rFonts w:ascii="Times New Roman" w:hAnsi="Times New Roman" w:cs="Times New Roman"/>
-        </w:rPr>
-        <w:t>García – Carlos J. Meneses con 8008 retiros.</w:t>
+        <w:t>La estación en Ciudad de México, desde la que se hace el mayor número de retiros de bicicletas durante Semana Santa es la estación en CE-271-272 Jesús García – Carlos J. Meneses con 8008 retiros.</w:t>
       </w:r>
     </w:p>
     <w:p>
@@ -1776,6 +2134,62 @@
     </w:p>
     <w:p>
       <w:pPr>
+        <w:pStyle w:val="Prrafodelista"/>
+        <w:numPr>
+          <w:ilvl w:val="0"/>
+          <w:numId w:val="3"/>
+        </w:numPr>
+        <w:rPr>
+          <w:rFonts w:ascii="Times New Roman" w:hAnsi="Times New Roman" w:cs="Times New Roman"/>
+        </w:rPr>
+      </w:pPr>
+      <w:r>
+        <w:rPr>
+          <w:rFonts w:ascii="Times New Roman" w:hAnsi="Times New Roman" w:cs="Times New Roman"/>
+        </w:rPr>
+        <w:t xml:space="preserve">Después de la época post pandemia se tiene un aumento de los viajes que permite diferenciar en 2 </w:t>
+      </w:r>
+      <w:r>
+        <w:rPr>
+          <w:rFonts w:ascii="Times New Roman" w:hAnsi="Times New Roman" w:cs="Times New Roman"/>
+        </w:rPr>
+        <w:t>clúster</w:t>
+      </w:r>
+      <w:r>
+        <w:rPr>
+          <w:rFonts w:ascii="Times New Roman" w:hAnsi="Times New Roman" w:cs="Times New Roman"/>
+        </w:rPr>
+        <w:t xml:space="preserve">, pero hay un claro </w:t>
+      </w:r>
+      <w:r>
+        <w:rPr>
+          <w:rFonts w:ascii="Times New Roman" w:hAnsi="Times New Roman" w:cs="Times New Roman"/>
+        </w:rPr>
+        <w:lastRenderedPageBreak/>
+        <w:t xml:space="preserve">traslape entre algunos </w:t>
+      </w:r>
+      <w:r>
+        <w:rPr>
+          <w:rFonts w:ascii="Times New Roman" w:hAnsi="Times New Roman" w:cs="Times New Roman"/>
+        </w:rPr>
+        <w:t>clústeres</w:t>
+      </w:r>
+      <w:r>
+        <w:rPr>
+          <w:rFonts w:ascii="Times New Roman" w:hAnsi="Times New Roman" w:cs="Times New Roman"/>
+        </w:rPr>
+        <w:t>, lo cual se explica en el tiempo de recuperación que es alrededor de 2020 a 2022.</w:t>
+      </w:r>
+    </w:p>
+    <w:p>
+      <w:pPr>
+        <w:rPr>
+          <w:rFonts w:ascii="Times New Roman" w:hAnsi="Times New Roman" w:cs="Times New Roman"/>
+        </w:rPr>
+      </w:pPr>
+    </w:p>
+    <w:p>
+      <w:pPr>
         <w:rPr>
           <w:rFonts w:ascii="Times New Roman" w:hAnsi="Times New Roman" w:cs="Times New Roman"/>
         </w:rPr>
@@ -1829,7 +2243,7 @@
         </w:rPr>
         <w:t xml:space="preserve"> Gobierno de México. </w:t>
       </w:r>
-      <w:hyperlink r:id="rId13" w:tgtFrame="_new" w:history="1">
+      <w:hyperlink r:id="rId15" w:tgtFrame="_new" w:history="1">
         <w:r>
           <w:rPr>
             <w:rStyle w:val="Hipervnculo"/>
@@ -1870,7 +2284,7 @@
         </w:rPr>
         <w:t xml:space="preserve">. Gobierno de la Ciudad de México. </w:t>
       </w:r>
-      <w:hyperlink r:id="rId14" w:tgtFrame="_new" w:history="1">
+      <w:hyperlink r:id="rId16" w:tgtFrame="_new" w:history="1">
         <w:r>
           <w:rPr>
             <w:rStyle w:val="Hipervnculo"/>
@@ -3045,7 +3459,6 @@
   <w:style w:type="character" w:default="1" w:styleId="Fuentedeprrafopredeter">
     <w:name w:val="Default Paragraph Font"/>
     <w:uiPriority w:val="1"/>
-    <w:semiHidden/>
     <w:unhideWhenUsed/>
   </w:style>
   <w:style w:type="table" w:default="1" w:styleId="Tablanormal">

--- a/REPORTE.docx
+++ b/REPORTE.docx
@@ -494,8 +494,401 @@
       <w:r>
         <w:rPr>
           <w:rFonts w:ascii="Times New Roman" w:hAnsi="Times New Roman" w:cs="Times New Roman"/>
-        </w:rPr>
-        <w:t>¿Cuáles días son en los que más se prestan bicicletas?</w:t>
+          <w:lang w:val="en-US"/>
+        </w:rPr>
+        <w:t>¿Es</w:t>
+      </w:r>
+      <w:r>
+        <w:rPr>
+          <w:rFonts w:ascii="Times New Roman" w:hAnsi="Times New Roman" w:cs="Times New Roman"/>
+          <w:lang w:val="en-US"/>
+        </w:rPr>
+        <w:t xml:space="preserve"> </w:t>
+      </w:r>
+      <w:proofErr w:type="spellStart"/>
+      <w:r>
+        <w:rPr>
+          <w:rFonts w:ascii="Times New Roman" w:hAnsi="Times New Roman" w:cs="Times New Roman"/>
+          <w:lang w:val="en-US"/>
+        </w:rPr>
+        <w:t>posible</w:t>
+      </w:r>
+      <w:proofErr w:type="spellEnd"/>
+      <w:r>
+        <w:rPr>
+          <w:rFonts w:ascii="Times New Roman" w:hAnsi="Times New Roman" w:cs="Times New Roman"/>
+          <w:lang w:val="en-US"/>
+        </w:rPr>
+        <w:t xml:space="preserve"> </w:t>
+      </w:r>
+      <w:proofErr w:type="spellStart"/>
+      <w:r>
+        <w:rPr>
+          <w:rFonts w:ascii="Times New Roman" w:hAnsi="Times New Roman" w:cs="Times New Roman"/>
+          <w:lang w:val="en-US"/>
+        </w:rPr>
+        <w:t>hacer</w:t>
+      </w:r>
+      <w:proofErr w:type="spellEnd"/>
+      <w:r>
+        <w:rPr>
+          <w:rFonts w:ascii="Times New Roman" w:hAnsi="Times New Roman" w:cs="Times New Roman"/>
+          <w:lang w:val="en-US"/>
+        </w:rPr>
+        <w:t xml:space="preserve"> </w:t>
+      </w:r>
+      <w:proofErr w:type="spellStart"/>
+      <w:r>
+        <w:rPr>
+          <w:rFonts w:ascii="Times New Roman" w:hAnsi="Times New Roman" w:cs="Times New Roman"/>
+          <w:lang w:val="en-US"/>
+        </w:rPr>
+        <w:t>una</w:t>
+      </w:r>
+      <w:proofErr w:type="spellEnd"/>
+      <w:r>
+        <w:rPr>
+          <w:rFonts w:ascii="Times New Roman" w:hAnsi="Times New Roman" w:cs="Times New Roman"/>
+          <w:lang w:val="en-US"/>
+        </w:rPr>
+        <w:t xml:space="preserve"> </w:t>
+      </w:r>
+      <w:proofErr w:type="spellStart"/>
+      <w:r>
+        <w:rPr>
+          <w:rFonts w:ascii="Times New Roman" w:hAnsi="Times New Roman" w:cs="Times New Roman"/>
+          <w:lang w:val="en-US"/>
+        </w:rPr>
+        <w:t>diferenciación</w:t>
+      </w:r>
+      <w:proofErr w:type="spellEnd"/>
+      <w:r>
+        <w:rPr>
+          <w:rFonts w:ascii="Times New Roman" w:hAnsi="Times New Roman" w:cs="Times New Roman"/>
+          <w:lang w:val="en-US"/>
+        </w:rPr>
+        <w:t xml:space="preserve"> </w:t>
+      </w:r>
+      <w:proofErr w:type="spellStart"/>
+      <w:r>
+        <w:rPr>
+          <w:rFonts w:ascii="Times New Roman" w:hAnsi="Times New Roman" w:cs="Times New Roman"/>
+          <w:lang w:val="en-US"/>
+        </w:rPr>
+        <w:t>evidente</w:t>
+      </w:r>
+      <w:proofErr w:type="spellEnd"/>
+      <w:r>
+        <w:rPr>
+          <w:rFonts w:ascii="Times New Roman" w:hAnsi="Times New Roman" w:cs="Times New Roman"/>
+          <w:lang w:val="en-US"/>
+        </w:rPr>
+        <w:t xml:space="preserve"> de </w:t>
+      </w:r>
+      <w:proofErr w:type="spellStart"/>
+      <w:r>
+        <w:rPr>
+          <w:rFonts w:ascii="Times New Roman" w:hAnsi="Times New Roman" w:cs="Times New Roman"/>
+          <w:lang w:val="en-US"/>
+        </w:rPr>
+        <w:t>los</w:t>
+      </w:r>
+      <w:proofErr w:type="spellEnd"/>
+      <w:r>
+        <w:rPr>
+          <w:rFonts w:ascii="Times New Roman" w:hAnsi="Times New Roman" w:cs="Times New Roman"/>
+          <w:lang w:val="en-US"/>
+        </w:rPr>
+        <w:t xml:space="preserve"> días </w:t>
+      </w:r>
+      <w:proofErr w:type="spellStart"/>
+      <w:r>
+        <w:rPr>
+          <w:rFonts w:ascii="Times New Roman" w:hAnsi="Times New Roman" w:cs="Times New Roman"/>
+          <w:lang w:val="en-US"/>
+        </w:rPr>
+        <w:lastRenderedPageBreak/>
+        <w:t>en</w:t>
+      </w:r>
+      <w:proofErr w:type="spellEnd"/>
+      <w:r>
+        <w:rPr>
+          <w:rFonts w:ascii="Times New Roman" w:hAnsi="Times New Roman" w:cs="Times New Roman"/>
+          <w:lang w:val="en-US"/>
+        </w:rPr>
+        <w:t xml:space="preserve"> </w:t>
+      </w:r>
+      <w:proofErr w:type="spellStart"/>
+      <w:r>
+        <w:rPr>
+          <w:rFonts w:ascii="Times New Roman" w:hAnsi="Times New Roman" w:cs="Times New Roman"/>
+          <w:lang w:val="en-US"/>
+        </w:rPr>
+        <w:t>los</w:t>
+      </w:r>
+      <w:proofErr w:type="spellEnd"/>
+      <w:r>
+        <w:rPr>
+          <w:rFonts w:ascii="Times New Roman" w:hAnsi="Times New Roman" w:cs="Times New Roman"/>
+          <w:lang w:val="en-US"/>
+        </w:rPr>
+        <w:t xml:space="preserve"> </w:t>
+      </w:r>
+      <w:proofErr w:type="spellStart"/>
+      <w:r>
+        <w:rPr>
+          <w:rFonts w:ascii="Times New Roman" w:hAnsi="Times New Roman" w:cs="Times New Roman"/>
+          <w:lang w:val="en-US"/>
+        </w:rPr>
+        <w:t>que</w:t>
+      </w:r>
+      <w:proofErr w:type="spellEnd"/>
+      <w:r>
+        <w:rPr>
+          <w:rFonts w:ascii="Times New Roman" w:hAnsi="Times New Roman" w:cs="Times New Roman"/>
+          <w:lang w:val="en-US"/>
+        </w:rPr>
+        <w:t xml:space="preserve"> </w:t>
+      </w:r>
+      <w:proofErr w:type="spellStart"/>
+      <w:r>
+        <w:rPr>
+          <w:rFonts w:ascii="Times New Roman" w:hAnsi="Times New Roman" w:cs="Times New Roman"/>
+          <w:lang w:val="en-US"/>
+        </w:rPr>
+        <w:t>hubo</w:t>
+      </w:r>
+      <w:proofErr w:type="spellEnd"/>
+      <w:r>
+        <w:rPr>
+          <w:rFonts w:ascii="Times New Roman" w:hAnsi="Times New Roman" w:cs="Times New Roman"/>
+          <w:lang w:val="en-US"/>
+        </w:rPr>
+        <w:t xml:space="preserve"> </w:t>
+      </w:r>
+      <w:proofErr w:type="spellStart"/>
+      <w:r>
+        <w:rPr>
+          <w:rFonts w:ascii="Times New Roman" w:hAnsi="Times New Roman" w:cs="Times New Roman"/>
+          <w:lang w:val="en-US"/>
+        </w:rPr>
+        <w:t>mayores</w:t>
+      </w:r>
+      <w:proofErr w:type="spellEnd"/>
+      <w:r>
+        <w:rPr>
+          <w:rFonts w:ascii="Times New Roman" w:hAnsi="Times New Roman" w:cs="Times New Roman"/>
+          <w:lang w:val="en-US"/>
+        </w:rPr>
+        <w:t xml:space="preserve"> </w:t>
+      </w:r>
+      <w:proofErr w:type="spellStart"/>
+      <w:r>
+        <w:rPr>
+          <w:rFonts w:ascii="Times New Roman" w:hAnsi="Times New Roman" w:cs="Times New Roman"/>
+          <w:lang w:val="en-US"/>
+        </w:rPr>
+        <w:t>retiros</w:t>
+      </w:r>
+      <w:proofErr w:type="spellEnd"/>
+      <w:r>
+        <w:rPr>
+          <w:rFonts w:ascii="Times New Roman" w:hAnsi="Times New Roman" w:cs="Times New Roman"/>
+          <w:lang w:val="en-US"/>
+        </w:rPr>
+        <w:t xml:space="preserve"> de </w:t>
+      </w:r>
+      <w:proofErr w:type="spellStart"/>
+      <w:r>
+        <w:rPr>
+          <w:rFonts w:ascii="Times New Roman" w:hAnsi="Times New Roman" w:cs="Times New Roman"/>
+          <w:lang w:val="en-US"/>
+        </w:rPr>
+        <w:t>aquellos</w:t>
+      </w:r>
+      <w:proofErr w:type="spellEnd"/>
+      <w:r>
+        <w:rPr>
+          <w:rFonts w:ascii="Times New Roman" w:hAnsi="Times New Roman" w:cs="Times New Roman"/>
+          <w:lang w:val="en-US"/>
+        </w:rPr>
+        <w:t xml:space="preserve"> </w:t>
+      </w:r>
+      <w:proofErr w:type="spellStart"/>
+      <w:r>
+        <w:rPr>
+          <w:rFonts w:ascii="Times New Roman" w:hAnsi="Times New Roman" w:cs="Times New Roman"/>
+          <w:lang w:val="en-US"/>
+        </w:rPr>
+        <w:t>en</w:t>
+      </w:r>
+      <w:proofErr w:type="spellEnd"/>
+      <w:r>
+        <w:rPr>
+          <w:rFonts w:ascii="Times New Roman" w:hAnsi="Times New Roman" w:cs="Times New Roman"/>
+          <w:lang w:val="en-US"/>
+        </w:rPr>
+        <w:t xml:space="preserve"> </w:t>
+      </w:r>
+      <w:proofErr w:type="spellStart"/>
+      <w:r>
+        <w:rPr>
+          <w:rFonts w:ascii="Times New Roman" w:hAnsi="Times New Roman" w:cs="Times New Roman"/>
+          <w:lang w:val="en-US"/>
+        </w:rPr>
+        <w:t>los</w:t>
+      </w:r>
+      <w:proofErr w:type="spellEnd"/>
+      <w:r>
+        <w:rPr>
+          <w:rFonts w:ascii="Times New Roman" w:hAnsi="Times New Roman" w:cs="Times New Roman"/>
+          <w:lang w:val="en-US"/>
+        </w:rPr>
+        <w:t xml:space="preserve"> </w:t>
+      </w:r>
+      <w:proofErr w:type="spellStart"/>
+      <w:r>
+        <w:rPr>
+          <w:rFonts w:ascii="Times New Roman" w:hAnsi="Times New Roman" w:cs="Times New Roman"/>
+          <w:lang w:val="en-US"/>
+        </w:rPr>
+        <w:t>que</w:t>
+      </w:r>
+      <w:proofErr w:type="spellEnd"/>
+      <w:r>
+        <w:rPr>
+          <w:rFonts w:ascii="Times New Roman" w:hAnsi="Times New Roman" w:cs="Times New Roman"/>
+          <w:lang w:val="en-US"/>
+        </w:rPr>
+        <w:t xml:space="preserve"> </w:t>
+      </w:r>
+      <w:proofErr w:type="spellStart"/>
+      <w:r>
+        <w:rPr>
+          <w:rFonts w:ascii="Times New Roman" w:hAnsi="Times New Roman" w:cs="Times New Roman"/>
+          <w:lang w:val="en-US"/>
+        </w:rPr>
+        <w:t>hubo</w:t>
+      </w:r>
+      <w:proofErr w:type="spellEnd"/>
+      <w:r>
+        <w:rPr>
+          <w:rFonts w:ascii="Times New Roman" w:hAnsi="Times New Roman" w:cs="Times New Roman"/>
+          <w:lang w:val="en-US"/>
+        </w:rPr>
+        <w:t xml:space="preserve"> </w:t>
+      </w:r>
+      <w:proofErr w:type="spellStart"/>
+      <w:r>
+        <w:rPr>
+          <w:rFonts w:ascii="Times New Roman" w:hAnsi="Times New Roman" w:cs="Times New Roman"/>
+          <w:lang w:val="en-US"/>
+        </w:rPr>
+        <w:t>menos</w:t>
+      </w:r>
+      <w:proofErr w:type="spellEnd"/>
+      <w:r>
+        <w:rPr>
+          <w:rFonts w:ascii="Times New Roman" w:hAnsi="Times New Roman" w:cs="Times New Roman"/>
+          <w:lang w:val="en-US"/>
+        </w:rPr>
+        <w:t xml:space="preserve"> o </w:t>
+      </w:r>
+      <w:proofErr w:type="spellStart"/>
+      <w:r>
+        <w:rPr>
+          <w:rFonts w:ascii="Times New Roman" w:hAnsi="Times New Roman" w:cs="Times New Roman"/>
+          <w:lang w:val="en-US"/>
+        </w:rPr>
+        <w:t>todos</w:t>
+      </w:r>
+      <w:proofErr w:type="spellEnd"/>
+      <w:r>
+        <w:rPr>
+          <w:rFonts w:ascii="Times New Roman" w:hAnsi="Times New Roman" w:cs="Times New Roman"/>
+          <w:lang w:val="en-US"/>
+        </w:rPr>
+        <w:t xml:space="preserve"> </w:t>
+      </w:r>
+      <w:proofErr w:type="spellStart"/>
+      <w:r>
+        <w:rPr>
+          <w:rFonts w:ascii="Times New Roman" w:hAnsi="Times New Roman" w:cs="Times New Roman"/>
+          <w:lang w:val="en-US"/>
+        </w:rPr>
+        <w:t>los</w:t>
+      </w:r>
+      <w:proofErr w:type="spellEnd"/>
+      <w:r>
+        <w:rPr>
+          <w:rFonts w:ascii="Times New Roman" w:hAnsi="Times New Roman" w:cs="Times New Roman"/>
+          <w:lang w:val="en-US"/>
+        </w:rPr>
+        <w:t xml:space="preserve"> días hay </w:t>
+      </w:r>
+      <w:proofErr w:type="spellStart"/>
+      <w:r>
+        <w:rPr>
+          <w:rFonts w:ascii="Times New Roman" w:hAnsi="Times New Roman" w:cs="Times New Roman"/>
+          <w:lang w:val="en-US"/>
+        </w:rPr>
+        <w:t>una</w:t>
+      </w:r>
+      <w:proofErr w:type="spellEnd"/>
+      <w:r>
+        <w:rPr>
+          <w:rFonts w:ascii="Times New Roman" w:hAnsi="Times New Roman" w:cs="Times New Roman"/>
+          <w:lang w:val="en-US"/>
+        </w:rPr>
+        <w:t xml:space="preserve"> </w:t>
+      </w:r>
+      <w:proofErr w:type="spellStart"/>
+      <w:r>
+        <w:rPr>
+          <w:rFonts w:ascii="Times New Roman" w:hAnsi="Times New Roman" w:cs="Times New Roman"/>
+          <w:lang w:val="en-US"/>
+        </w:rPr>
+        <w:t>cantidad</w:t>
+      </w:r>
+      <w:proofErr w:type="spellEnd"/>
+      <w:r>
+        <w:rPr>
+          <w:rFonts w:ascii="Times New Roman" w:hAnsi="Times New Roman" w:cs="Times New Roman"/>
+          <w:lang w:val="en-US"/>
+        </w:rPr>
+        <w:t xml:space="preserve"> de </w:t>
+      </w:r>
+      <w:proofErr w:type="spellStart"/>
+      <w:r>
+        <w:rPr>
+          <w:rFonts w:ascii="Times New Roman" w:hAnsi="Times New Roman" w:cs="Times New Roman"/>
+          <w:lang w:val="en-US"/>
+        </w:rPr>
+        <w:t>retiros</w:t>
+      </w:r>
+      <w:proofErr w:type="spellEnd"/>
+      <w:r>
+        <w:rPr>
+          <w:rFonts w:ascii="Times New Roman" w:hAnsi="Times New Roman" w:cs="Times New Roman"/>
+          <w:lang w:val="en-US"/>
+        </w:rPr>
+        <w:t xml:space="preserve"> </w:t>
+      </w:r>
+      <w:proofErr w:type="spellStart"/>
+      <w:r>
+        <w:rPr>
+          <w:rFonts w:ascii="Times New Roman" w:hAnsi="Times New Roman" w:cs="Times New Roman"/>
+          <w:lang w:val="en-US"/>
+        </w:rPr>
+        <w:t>parecida</w:t>
+      </w:r>
+      <w:proofErr w:type="spellEnd"/>
+      <w:r>
+        <w:rPr>
+          <w:rFonts w:ascii="Times New Roman" w:hAnsi="Times New Roman" w:cs="Times New Roman"/>
+          <w:lang w:val="en-US"/>
+        </w:rPr>
+        <w:t>?</w:t>
       </w:r>
     </w:p>
     <w:p>
@@ -513,21 +906,136 @@
       <w:r>
         <w:rPr>
           <w:rFonts w:ascii="Times New Roman" w:hAnsi="Times New Roman" w:cs="Times New Roman"/>
-        </w:rPr>
-        <w:lastRenderedPageBreak/>
-        <w:t>¿</w:t>
-      </w:r>
-      <w:r>
-        <w:rPr>
-          <w:rFonts w:ascii="Times New Roman" w:hAnsi="Times New Roman" w:cs="Times New Roman"/>
-        </w:rPr>
-        <w:t>La</w:t>
-      </w:r>
-      <w:r>
-        <w:rPr>
-          <w:rFonts w:ascii="Times New Roman" w:hAnsi="Times New Roman" w:cs="Times New Roman"/>
-        </w:rPr>
-        <w:t>s frecuencias de arribo y retiro serán mayores en el centro del mapa de estaciones de ECOBICI?</w:t>
+          <w:lang w:val="en-US"/>
+        </w:rPr>
+        <w:t xml:space="preserve">Si es </w:t>
+      </w:r>
+      <w:proofErr w:type="spellStart"/>
+      <w:r>
+        <w:rPr>
+          <w:rFonts w:ascii="Times New Roman" w:hAnsi="Times New Roman" w:cs="Times New Roman"/>
+          <w:lang w:val="en-US"/>
+        </w:rPr>
+        <w:t>posible</w:t>
+      </w:r>
+      <w:proofErr w:type="spellEnd"/>
+      <w:r>
+        <w:rPr>
+          <w:rFonts w:ascii="Times New Roman" w:hAnsi="Times New Roman" w:cs="Times New Roman"/>
+          <w:lang w:val="en-US"/>
+        </w:rPr>
+        <w:t xml:space="preserve"> </w:t>
+      </w:r>
+      <w:proofErr w:type="spellStart"/>
+      <w:r>
+        <w:rPr>
+          <w:rFonts w:ascii="Times New Roman" w:hAnsi="Times New Roman" w:cs="Times New Roman"/>
+          <w:lang w:val="en-US"/>
+        </w:rPr>
+        <w:t>separar</w:t>
+      </w:r>
+      <w:proofErr w:type="spellEnd"/>
+      <w:r>
+        <w:rPr>
+          <w:rFonts w:ascii="Times New Roman" w:hAnsi="Times New Roman" w:cs="Times New Roman"/>
+          <w:lang w:val="en-US"/>
+        </w:rPr>
+        <w:t xml:space="preserve"> </w:t>
+      </w:r>
+      <w:proofErr w:type="spellStart"/>
+      <w:r>
+        <w:rPr>
+          <w:rFonts w:ascii="Times New Roman" w:hAnsi="Times New Roman" w:cs="Times New Roman"/>
+          <w:lang w:val="en-US"/>
+        </w:rPr>
+        <w:t>los</w:t>
+      </w:r>
+      <w:proofErr w:type="spellEnd"/>
+      <w:r>
+        <w:rPr>
+          <w:rFonts w:ascii="Times New Roman" w:hAnsi="Times New Roman" w:cs="Times New Roman"/>
+          <w:lang w:val="en-US"/>
+        </w:rPr>
+        <w:t xml:space="preserve"> días de </w:t>
+      </w:r>
+      <w:proofErr w:type="spellStart"/>
+      <w:r>
+        <w:rPr>
+          <w:rFonts w:ascii="Times New Roman" w:hAnsi="Times New Roman" w:cs="Times New Roman"/>
+          <w:lang w:val="en-US"/>
+        </w:rPr>
+        <w:t>más</w:t>
+      </w:r>
+      <w:proofErr w:type="spellEnd"/>
+      <w:r>
+        <w:rPr>
+          <w:rFonts w:ascii="Times New Roman" w:hAnsi="Times New Roman" w:cs="Times New Roman"/>
+          <w:lang w:val="en-US"/>
+        </w:rPr>
+        <w:t xml:space="preserve"> </w:t>
+      </w:r>
+      <w:proofErr w:type="spellStart"/>
+      <w:r>
+        <w:rPr>
+          <w:rFonts w:ascii="Times New Roman" w:hAnsi="Times New Roman" w:cs="Times New Roman"/>
+          <w:lang w:val="en-US"/>
+        </w:rPr>
+        <w:t>retiros</w:t>
+      </w:r>
+      <w:proofErr w:type="spellEnd"/>
+      <w:r>
+        <w:rPr>
+          <w:rFonts w:ascii="Times New Roman" w:hAnsi="Times New Roman" w:cs="Times New Roman"/>
+          <w:lang w:val="en-US"/>
+        </w:rPr>
+        <w:t xml:space="preserve"> de </w:t>
+      </w:r>
+      <w:proofErr w:type="spellStart"/>
+      <w:r>
+        <w:rPr>
+          <w:rFonts w:ascii="Times New Roman" w:hAnsi="Times New Roman" w:cs="Times New Roman"/>
+          <w:lang w:val="en-US"/>
+        </w:rPr>
+        <w:t>los</w:t>
+      </w:r>
+      <w:proofErr w:type="spellEnd"/>
+      <w:r>
+        <w:rPr>
+          <w:rFonts w:ascii="Times New Roman" w:hAnsi="Times New Roman" w:cs="Times New Roman"/>
+          <w:lang w:val="en-US"/>
+        </w:rPr>
+        <w:t xml:space="preserve"> de </w:t>
+      </w:r>
+      <w:proofErr w:type="spellStart"/>
+      <w:r>
+        <w:rPr>
+          <w:rFonts w:ascii="Times New Roman" w:hAnsi="Times New Roman" w:cs="Times New Roman"/>
+          <w:lang w:val="en-US"/>
+        </w:rPr>
+        <w:t>menor</w:t>
+      </w:r>
+      <w:proofErr w:type="spellEnd"/>
+      <w:r>
+        <w:rPr>
+          <w:rFonts w:ascii="Times New Roman" w:hAnsi="Times New Roman" w:cs="Times New Roman"/>
+          <w:lang w:val="en-US"/>
+        </w:rPr>
+        <w:t xml:space="preserve"> </w:t>
+      </w:r>
+      <w:proofErr w:type="spellStart"/>
+      <w:r>
+        <w:rPr>
+          <w:rFonts w:ascii="Times New Roman" w:hAnsi="Times New Roman" w:cs="Times New Roman"/>
+          <w:lang w:val="en-US"/>
+        </w:rPr>
+        <w:t>retiros</w:t>
+      </w:r>
+      <w:proofErr w:type="spellEnd"/>
+      <w:r>
+        <w:rPr>
+          <w:rFonts w:ascii="Times New Roman" w:hAnsi="Times New Roman" w:cs="Times New Roman"/>
+        </w:rPr>
+        <w:t>¿Cuáles días son en los que más se prestan bicicletas?</w:t>
       </w:r>
     </w:p>
     <w:p>
@@ -546,7 +1054,19 @@
         <w:rPr>
           <w:rFonts w:ascii="Times New Roman" w:hAnsi="Times New Roman" w:cs="Times New Roman"/>
         </w:rPr>
-        <w:t>¿Cuáles son las estaciones en las que más se prestan bicicletas?</w:t>
+        <w:t>¿</w:t>
+      </w:r>
+      <w:r>
+        <w:rPr>
+          <w:rFonts w:ascii="Times New Roman" w:hAnsi="Times New Roman" w:cs="Times New Roman"/>
+        </w:rPr>
+        <w:t>La</w:t>
+      </w:r>
+      <w:r>
+        <w:rPr>
+          <w:rFonts w:ascii="Times New Roman" w:hAnsi="Times New Roman" w:cs="Times New Roman"/>
+        </w:rPr>
+        <w:t>s frecuencias de arribo y retiro serán mayores en el centro del mapa de estaciones de ECOBICI?</w:t>
       </w:r>
     </w:p>
     <w:p>
@@ -565,7 +1085,7 @@
         <w:rPr>
           <w:rFonts w:ascii="Times New Roman" w:hAnsi="Times New Roman" w:cs="Times New Roman"/>
         </w:rPr>
-        <w:t>¿Cuáles son las estaciones en la que más dejan bicicletas?</w:t>
+        <w:t>¿Cuáles son las estaciones en las que más se prestan bicicletas?</w:t>
       </w:r>
     </w:p>
     <w:p>
@@ -584,6 +1104,25 @@
         <w:rPr>
           <w:rFonts w:ascii="Times New Roman" w:hAnsi="Times New Roman" w:cs="Times New Roman"/>
         </w:rPr>
+        <w:t>¿Cuáles son las estaciones en la que más dejan bicicletas?</w:t>
+      </w:r>
+    </w:p>
+    <w:p>
+      <w:pPr>
+        <w:pStyle w:val="Prrafodelista"/>
+        <w:numPr>
+          <w:ilvl w:val="0"/>
+          <w:numId w:val="2"/>
+        </w:numPr>
+        <w:jc w:val="both"/>
+        <w:rPr>
+          <w:rFonts w:ascii="Times New Roman" w:hAnsi="Times New Roman" w:cs="Times New Roman"/>
+        </w:rPr>
+      </w:pPr>
+      <w:r>
+        <w:rPr>
+          <w:rFonts w:ascii="Times New Roman" w:hAnsi="Times New Roman" w:cs="Times New Roman"/>
+        </w:rPr>
         <w:t>¿Es posible categorizar la época post pandemia a partir de la cantidad de viajes y el tipo de día?</w:t>
       </w:r>
     </w:p>
@@ -612,7 +1151,45 @@
         <w:rPr>
           <w:rFonts w:ascii="Times New Roman" w:hAnsi="Times New Roman" w:cs="Times New Roman"/>
         </w:rPr>
-        <w:t xml:space="preserve">Para saber qué días de la Semana Santa se hacen mayor número de retiros, se separó igualmente la fecha y se correspondieron con los días de la semana que señalaban. Por un método similar se procedió a agrupar </w:t>
+        <w:t xml:space="preserve">Con los datos separados como anterior se describió, se separó igualmente </w:t>
+      </w:r>
+      <w:r>
+        <w:rPr>
+          <w:rFonts w:ascii="Times New Roman" w:hAnsi="Times New Roman" w:cs="Times New Roman"/>
+        </w:rPr>
+        <w:t>la fecha y se correspondieron con los días de la semana que señalaban</w:t>
+      </w:r>
+      <w:r>
+        <w:rPr>
+          <w:rFonts w:ascii="Times New Roman" w:hAnsi="Times New Roman" w:cs="Times New Roman"/>
+        </w:rPr>
+        <w:t>. Se graficaron estos datos usando el método de PCA para observar si la diferencia entre días de mayor y menor retiros era importante o no. Dado que se observó que la separación entre un grupo de datos del otro era visiblemente importante, se procedió a hacer el análisis correspondiente de los días particulares de mayor cantidad de retiros.</w:t>
+      </w:r>
+    </w:p>
+    <w:p>
+      <w:pPr>
+        <w:jc w:val="both"/>
+        <w:rPr>
+          <w:rFonts w:ascii="Times New Roman" w:hAnsi="Times New Roman" w:cs="Times New Roman"/>
+        </w:rPr>
+      </w:pPr>
+      <w:r>
+        <w:rPr>
+          <w:rFonts w:ascii="Times New Roman" w:hAnsi="Times New Roman" w:cs="Times New Roman"/>
+        </w:rPr>
+        <w:t xml:space="preserve">Para </w:t>
+      </w:r>
+      <w:r>
+        <w:rPr>
+          <w:rFonts w:ascii="Times New Roman" w:hAnsi="Times New Roman" w:cs="Times New Roman"/>
+        </w:rPr>
+        <w:t xml:space="preserve">ello, </w:t>
+      </w:r>
+      <w:r>
+        <w:rPr>
+          <w:rFonts w:ascii="Times New Roman" w:hAnsi="Times New Roman" w:cs="Times New Roman"/>
+        </w:rPr>
+        <w:t xml:space="preserve">se procedió a agrupar </w:t>
       </w:r>
       <w:r>
         <w:rPr>
@@ -652,13 +1229,7 @@
         <w:rPr>
           <w:rFonts w:ascii="Times New Roman" w:hAnsi="Times New Roman" w:cs="Times New Roman"/>
         </w:rPr>
-        <w:t xml:space="preserve">os </w:t>
-      </w:r>
-      <w:r>
-        <w:rPr>
-          <w:rFonts w:ascii="Times New Roman" w:hAnsi="Times New Roman" w:cs="Times New Roman"/>
-        </w:rPr>
-        <w:t>los registros correspondientes a cada estación y se ordenaron de mayor a menor.</w:t>
+        <w:t>os los registros correspondientes a cada estación y se ordenaron de mayor a menor.</w:t>
       </w:r>
     </w:p>
     <w:p>
@@ -688,13 +1259,6 @@
         </w:rPr>
         <w:t xml:space="preserve"> y se graficó un gráfico de dispersión que muestra la efectividad del clúster y la matriz de confusión.</w:t>
       </w:r>
-    </w:p>
-    <w:p>
-      <w:pPr>
-        <w:rPr>
-          <w:rFonts w:ascii="Times New Roman" w:hAnsi="Times New Roman" w:cs="Times New Roman"/>
-        </w:rPr>
-      </w:pPr>
     </w:p>
     <w:p>
       <w:pPr>
@@ -715,9 +1279,10 @@
     </w:p>
     <w:p>
       <w:pPr>
-        <w:jc w:val="both"/>
-        <w:rPr>
-          <w:rFonts w:ascii="Times New Roman" w:hAnsi="Times New Roman" w:cs="Times New Roman"/>
+        <w:rPr>
+          <w:rFonts w:ascii="Times New Roman" w:hAnsi="Times New Roman" w:cs="Times New Roman"/>
+          <w:b/>
+          <w:bCs/>
         </w:rPr>
       </w:pPr>
       <w:r>
@@ -726,22 +1291,22 @@
           <w:noProof/>
         </w:rPr>
         <w:drawing>
-          <wp:anchor distT="0" distB="0" distL="114300" distR="114300" simplePos="0" relativeHeight="251669504" behindDoc="0" locked="0" layoutInCell="1" allowOverlap="1" wp14:anchorId="2A42B45D" wp14:editId="5D9A451D">
+          <wp:anchor distT="0" distB="0" distL="114300" distR="114300" simplePos="0" relativeHeight="251669504" behindDoc="0" locked="0" layoutInCell="1" allowOverlap="1" wp14:anchorId="2A42B45D" wp14:editId="244C4D74">
             <wp:simplePos x="0" y="0"/>
             <wp:positionH relativeFrom="column">
-              <wp:align>left</wp:align>
+              <wp:posOffset>721360</wp:posOffset>
             </wp:positionH>
             <wp:positionV relativeFrom="paragraph">
-              <wp:posOffset>886460</wp:posOffset>
+              <wp:posOffset>669290</wp:posOffset>
             </wp:positionV>
-            <wp:extent cx="1257409" cy="3513124"/>
+            <wp:extent cx="934720" cy="2611120"/>
             <wp:effectExtent l="0" t="0" r="0" b="0"/>
             <wp:wrapThrough wrapText="bothSides">
               <wp:wrapPolygon edited="0">
                 <wp:start x="0" y="0"/>
-                <wp:lineTo x="0" y="21436"/>
-                <wp:lineTo x="21273" y="21436"/>
-                <wp:lineTo x="21273" y="0"/>
+                <wp:lineTo x="0" y="21432"/>
+                <wp:lineTo x="21130" y="21432"/>
+                <wp:lineTo x="21130" y="0"/>
                 <wp:lineTo x="0" y="0"/>
               </wp:wrapPolygon>
             </wp:wrapThrough>
@@ -771,7 +1336,7 @@
                   <pic:spPr>
                     <a:xfrm>
                       <a:off x="0" y="0"/>
-                      <a:ext cx="1257409" cy="3513124"/>
+                      <a:ext cx="934720" cy="2611120"/>
                     </a:xfrm>
                     <a:prstGeom prst="rect">
                       <a:avLst/>
@@ -780,6 +1345,12 @@
                 </pic:pic>
               </a:graphicData>
             </a:graphic>
+            <wp14:sizeRelH relativeFrom="margin">
+              <wp14:pctWidth>0</wp14:pctWidth>
+            </wp14:sizeRelH>
+            <wp14:sizeRelV relativeFrom="margin">
+              <wp14:pctHeight>0</wp14:pctHeight>
+            </wp14:sizeRelV>
           </wp:anchor>
         </w:drawing>
       </w:r>
@@ -873,79 +1444,22 @@
           <w:rFonts w:ascii="Times New Roman" w:hAnsi="Times New Roman" w:cs="Times New Roman"/>
         </w:rPr>
       </w:pPr>
-    </w:p>
-    <w:p>
-      <w:pPr>
-        <w:rPr>
-          <w:rFonts w:ascii="Times New Roman" w:hAnsi="Times New Roman" w:cs="Times New Roman"/>
-        </w:rPr>
-      </w:pPr>
-    </w:p>
-    <w:p>
-      <w:pPr>
-        <w:rPr>
-          <w:rFonts w:ascii="Times New Roman" w:hAnsi="Times New Roman" w:cs="Times New Roman"/>
-        </w:rPr>
-      </w:pPr>
-    </w:p>
-    <w:p>
-      <w:pPr>
-        <w:rPr>
-          <w:rFonts w:ascii="Times New Roman" w:hAnsi="Times New Roman" w:cs="Times New Roman"/>
-        </w:rPr>
-      </w:pPr>
-    </w:p>
-    <w:p>
-      <w:pPr>
-        <w:rPr>
-          <w:rFonts w:ascii="Times New Roman" w:hAnsi="Times New Roman" w:cs="Times New Roman"/>
-        </w:rPr>
-      </w:pPr>
-    </w:p>
-    <w:p>
-      <w:pPr>
-        <w:rPr>
-          <w:rFonts w:ascii="Times New Roman" w:hAnsi="Times New Roman" w:cs="Times New Roman"/>
-        </w:rPr>
-      </w:pPr>
-    </w:p>
-    <w:p>
-      <w:pPr>
-        <w:rPr>
-          <w:rFonts w:ascii="Times New Roman" w:hAnsi="Times New Roman" w:cs="Times New Roman"/>
-        </w:rPr>
-      </w:pPr>
-    </w:p>
-    <w:p>
-      <w:pPr>
-        <w:rPr>
-          <w:rFonts w:ascii="Times New Roman" w:hAnsi="Times New Roman" w:cs="Times New Roman"/>
-        </w:rPr>
-      </w:pPr>
-    </w:p>
-    <w:p>
-      <w:pPr>
-        <w:rPr>
-          <w:rFonts w:ascii="Times New Roman" w:hAnsi="Times New Roman" w:cs="Times New Roman"/>
-        </w:rPr>
-      </w:pPr>
       <w:r>
         <w:rPr>
           <w:rFonts w:ascii="Times New Roman" w:hAnsi="Times New Roman" w:cs="Times New Roman"/>
           <w:noProof/>
         </w:rPr>
-        <w:lastRenderedPageBreak/>
         <w:drawing>
-          <wp:anchor distT="0" distB="0" distL="114300" distR="114300" simplePos="0" relativeHeight="251662336" behindDoc="0" locked="0" layoutInCell="1" allowOverlap="1" wp14:anchorId="61D5A49B" wp14:editId="69AC8738">
+          <wp:anchor distT="0" distB="0" distL="114300" distR="114300" simplePos="0" relativeHeight="251662336" behindDoc="0" locked="0" layoutInCell="1" allowOverlap="1" wp14:anchorId="61D5A49B" wp14:editId="07480FFD">
             <wp:simplePos x="0" y="0"/>
             <wp:positionH relativeFrom="column">
               <wp:align>right</wp:align>
             </wp:positionH>
             <wp:positionV relativeFrom="paragraph">
-              <wp:posOffset>916305</wp:posOffset>
+              <wp:posOffset>912495</wp:posOffset>
             </wp:positionV>
-            <wp:extent cx="2573655" cy="1325245"/>
-            <wp:effectExtent l="0" t="0" r="0" b="8255"/>
+            <wp:extent cx="2738120" cy="1409700"/>
+            <wp:effectExtent l="0" t="0" r="5080" b="0"/>
             <wp:wrapTopAndBottom/>
             <wp:docPr id="5" name="Marcador de contenido 4">
               <a:extLst xmlns:a="http://schemas.openxmlformats.org/drawingml/2006/main">
@@ -987,7 +1501,7 @@
                   <pic:spPr>
                     <a:xfrm>
                       <a:off x="0" y="0"/>
-                      <a:ext cx="2573655" cy="1325245"/>
+                      <a:ext cx="2738120" cy="1409700"/>
                     </a:xfrm>
                     <a:prstGeom prst="rect">
                       <a:avLst/>
@@ -1050,25 +1564,63 @@
       <w:r>
         <w:rPr>
           <w:rFonts w:ascii="Times New Roman" w:hAnsi="Times New Roman" w:cs="Times New Roman"/>
+          <w:b/>
+          <w:bCs/>
+        </w:rPr>
+        <w:t xml:space="preserve">Cuadro </w:t>
+      </w:r>
+      <w:r>
+        <w:rPr>
+          <w:rFonts w:ascii="Times New Roman" w:hAnsi="Times New Roman" w:cs="Times New Roman"/>
+          <w:b/>
+          <w:bCs/>
+        </w:rPr>
+        <w:t>2</w:t>
+      </w:r>
+      <w:r>
+        <w:rPr>
+          <w:rFonts w:ascii="Times New Roman" w:hAnsi="Times New Roman" w:cs="Times New Roman"/>
+          <w:b/>
+          <w:bCs/>
+        </w:rPr>
+        <w:t>.</w:t>
+      </w:r>
+      <w:r>
+        <w:rPr>
+          <w:rFonts w:ascii="Times New Roman" w:hAnsi="Times New Roman" w:cs="Times New Roman"/>
+        </w:rPr>
+        <w:t xml:space="preserve"> Tabla de los días de la Semana Santa con mayores retiros de bicicletas en Ciudad de México.</w:t>
+      </w:r>
+    </w:p>
+    <w:p>
+      <w:pPr>
+        <w:jc w:val="both"/>
+        <w:rPr>
+          <w:rFonts w:ascii="Times New Roman" w:hAnsi="Times New Roman" w:cs="Times New Roman"/>
+        </w:rPr>
+      </w:pPr>
+      <w:r>
+        <w:rPr>
+          <w:rFonts w:ascii="Times New Roman" w:hAnsi="Times New Roman" w:cs="Times New Roman"/>
           <w:noProof/>
         </w:rPr>
         <w:drawing>
-          <wp:anchor distT="0" distB="0" distL="114300" distR="114300" simplePos="0" relativeHeight="251664384" behindDoc="0" locked="0" layoutInCell="1" allowOverlap="1" wp14:anchorId="6F51C6A1" wp14:editId="5417CCE4">
+          <wp:anchor distT="0" distB="0" distL="114300" distR="114300" simplePos="0" relativeHeight="251664384" behindDoc="0" locked="0" layoutInCell="1" allowOverlap="1" wp14:anchorId="6F51C6A1" wp14:editId="57284EED">
             <wp:simplePos x="0" y="0"/>
             <wp:positionH relativeFrom="margin">
-              <wp:align>left</wp:align>
+              <wp:posOffset>297604</wp:posOffset>
             </wp:positionH>
             <wp:positionV relativeFrom="paragraph">
-              <wp:posOffset>765522</wp:posOffset>
+              <wp:posOffset>12488</wp:posOffset>
             </wp:positionV>
-            <wp:extent cx="2438400" cy="2131695"/>
-            <wp:effectExtent l="0" t="0" r="0" b="1905"/>
+            <wp:extent cx="1930400" cy="1687195"/>
+            <wp:effectExtent l="0" t="0" r="0" b="8255"/>
             <wp:wrapThrough wrapText="bothSides">
               <wp:wrapPolygon edited="0">
                 <wp:start x="0" y="0"/>
-                <wp:lineTo x="0" y="21426"/>
-                <wp:lineTo x="21431" y="21426"/>
-                <wp:lineTo x="21431" y="0"/>
+                <wp:lineTo x="0" y="21462"/>
+                <wp:lineTo x="21316" y="21462"/>
+                <wp:lineTo x="21316" y="0"/>
                 <wp:lineTo x="0" y="0"/>
               </wp:wrapPolygon>
             </wp:wrapThrough>
@@ -1098,7 +1650,7 @@
                   <pic:spPr>
                     <a:xfrm>
                       <a:off x="0" y="0"/>
-                      <a:ext cx="2438400" cy="2131695"/>
+                      <a:ext cx="1930400" cy="1687195"/>
                     </a:xfrm>
                     <a:prstGeom prst="rect">
                       <a:avLst/>
@@ -1116,43 +1668,102 @@
           </wp:anchor>
         </w:drawing>
       </w:r>
+    </w:p>
+    <w:p>
+      <w:pPr>
+        <w:jc w:val="both"/>
+        <w:rPr>
+          <w:rFonts w:ascii="Times New Roman" w:hAnsi="Times New Roman" w:cs="Times New Roman"/>
+        </w:rPr>
+      </w:pPr>
+      <w:r>
+        <w:rPr>
+          <w:rFonts w:ascii="Times New Roman" w:hAnsi="Times New Roman" w:cs="Times New Roman"/>
+        </w:rPr>
+        <w:drawing>
+          <wp:anchor distT="0" distB="0" distL="114300" distR="114300" simplePos="0" relativeHeight="251672576" behindDoc="0" locked="0" layoutInCell="1" allowOverlap="1" wp14:anchorId="4C5D06C7" wp14:editId="487C1C51">
+            <wp:simplePos x="0" y="0"/>
+            <wp:positionH relativeFrom="column">
+              <wp:align>right</wp:align>
+            </wp:positionH>
+            <wp:positionV relativeFrom="paragraph">
+              <wp:posOffset>1908386</wp:posOffset>
+            </wp:positionV>
+            <wp:extent cx="2765763" cy="2150075"/>
+            <wp:effectExtent l="0" t="0" r="0" b="3175"/>
+            <wp:wrapTopAndBottom/>
+            <wp:docPr id="130147280" name="Marcador de contenido 4">
+              <a:extLst xmlns:a="http://schemas.openxmlformats.org/drawingml/2006/main">
+                <a:ext uri="{FF2B5EF4-FFF2-40B4-BE49-F238E27FC236}">
+                  <a16:creationId xmlns:a16="http://schemas.microsoft.com/office/drawing/2014/main" id="{255E5A5E-A1A9-6953-D01F-91D9C894137F}"/>
+                </a:ext>
+              </a:extLst>
+            </wp:docPr>
+            <wp:cNvGraphicFramePr>
+              <a:graphicFrameLocks xmlns:a="http://schemas.openxmlformats.org/drawingml/2006/main" noChangeAspect="1"/>
+            </wp:cNvGraphicFramePr>
+            <a:graphic xmlns:a="http://schemas.openxmlformats.org/drawingml/2006/main">
+              <a:graphicData uri="http://schemas.openxmlformats.org/drawingml/2006/picture">
+                <pic:pic xmlns:pic="http://schemas.openxmlformats.org/drawingml/2006/picture">
+                  <pic:nvPicPr>
+                    <pic:cNvPr id="5" name="Marcador de contenido 4">
+                      <a:extLst>
+                        <a:ext uri="{FF2B5EF4-FFF2-40B4-BE49-F238E27FC236}">
+                          <a16:creationId xmlns:a16="http://schemas.microsoft.com/office/drawing/2014/main" id="{255E5A5E-A1A9-6953-D01F-91D9C894137F}"/>
+                        </a:ext>
+                      </a:extLst>
+                    </pic:cNvPr>
+                    <pic:cNvPicPr>
+                      <a:picLocks noChangeAspect="1"/>
+                    </pic:cNvPicPr>
+                  </pic:nvPicPr>
+                  <pic:blipFill>
+                    <a:blip r:embed="rId8" cstate="print">
+                      <a:extLst>
+                        <a:ext uri="{28A0092B-C50C-407E-A947-70E740481C1C}">
+                          <a14:useLocalDpi xmlns:a14="http://schemas.microsoft.com/office/drawing/2010/main" val="0"/>
+                        </a:ext>
+                      </a:extLst>
+                    </a:blip>
+                    <a:stretch>
+                      <a:fillRect/>
+                    </a:stretch>
+                  </pic:blipFill>
+                  <pic:spPr>
+                    <a:xfrm>
+                      <a:off x="0" y="0"/>
+                      <a:ext cx="2765763" cy="2150075"/>
+                    </a:xfrm>
+                    <a:prstGeom prst="rect">
+                      <a:avLst/>
+                    </a:prstGeom>
+                  </pic:spPr>
+                </pic:pic>
+              </a:graphicData>
+            </a:graphic>
+            <wp14:sizeRelH relativeFrom="margin">
+              <wp14:pctWidth>0</wp14:pctWidth>
+            </wp14:sizeRelH>
+            <wp14:sizeRelV relativeFrom="margin">
+              <wp14:pctHeight>0</wp14:pctHeight>
+            </wp14:sizeRelV>
+          </wp:anchor>
+        </w:drawing>
+      </w:r>
       <w:r>
         <w:rPr>
           <w:rFonts w:ascii="Times New Roman" w:hAnsi="Times New Roman" w:cs="Times New Roman"/>
           <w:b/>
           <w:bCs/>
         </w:rPr>
-        <w:t xml:space="preserve">Cuadro </w:t>
-      </w:r>
-      <w:r>
-        <w:rPr>
-          <w:rFonts w:ascii="Times New Roman" w:hAnsi="Times New Roman" w:cs="Times New Roman"/>
-          <w:b/>
-          <w:bCs/>
-        </w:rPr>
-        <w:t>2</w:t>
-      </w:r>
-      <w:r>
-        <w:rPr>
-          <w:rFonts w:ascii="Times New Roman" w:hAnsi="Times New Roman" w:cs="Times New Roman"/>
-          <w:b/>
-          <w:bCs/>
-        </w:rPr>
-        <w:t>.</w:t>
-      </w:r>
-      <w:r>
-        <w:rPr>
-          <w:rFonts w:ascii="Times New Roman" w:hAnsi="Times New Roman" w:cs="Times New Roman"/>
-        </w:rPr>
-        <w:t xml:space="preserve"> Tabla de los días de la Semana Santa con mayores retiros de bicicletas en Ciudad de México.</w:t>
-      </w:r>
-    </w:p>
-    <w:p>
-      <w:pPr>
-        <w:rPr>
-          <w:rFonts w:ascii="Times New Roman" w:hAnsi="Times New Roman" w:cs="Times New Roman"/>
-        </w:rPr>
-      </w:pPr>
+        <w:t xml:space="preserve">Figura 2. </w:t>
+      </w:r>
+      <w:r>
+        <w:rPr>
+          <w:rFonts w:ascii="Times New Roman" w:hAnsi="Times New Roman" w:cs="Times New Roman"/>
+        </w:rPr>
+        <w:t>PCA del promedio de retiros por día de la Semana.</w:t>
+      </w:r>
     </w:p>
     <w:p>
       <w:pPr>
@@ -1161,28 +1772,36 @@
           <w:rFonts w:ascii="Times New Roman" w:hAnsi="Times New Roman" w:cs="Times New Roman"/>
         </w:rPr>
       </w:pPr>
+    </w:p>
+    <w:p>
+      <w:pPr>
+        <w:jc w:val="both"/>
+        <w:rPr>
+          <w:rFonts w:ascii="Times New Roman" w:hAnsi="Times New Roman" w:cs="Times New Roman"/>
+        </w:rPr>
+      </w:pPr>
       <w:r>
         <w:rPr>
           <w:rFonts w:ascii="Times New Roman" w:hAnsi="Times New Roman" w:cs="Times New Roman"/>
           <w:noProof/>
         </w:rPr>
         <w:drawing>
-          <wp:anchor distT="0" distB="0" distL="114300" distR="114300" simplePos="0" relativeHeight="251663360" behindDoc="0" locked="0" layoutInCell="1" allowOverlap="1" wp14:anchorId="054B115F" wp14:editId="740B419D">
+          <wp:anchor distT="0" distB="0" distL="114300" distR="114300" simplePos="0" relativeHeight="251663360" behindDoc="0" locked="0" layoutInCell="1" allowOverlap="1" wp14:anchorId="054B115F" wp14:editId="341B040F">
             <wp:simplePos x="0" y="0"/>
-            <wp:positionH relativeFrom="column">
-              <wp:align>left</wp:align>
+            <wp:positionH relativeFrom="margin">
+              <wp:posOffset>3096260</wp:posOffset>
             </wp:positionH>
             <wp:positionV relativeFrom="paragraph">
-              <wp:posOffset>665942</wp:posOffset>
+              <wp:posOffset>607695</wp:posOffset>
             </wp:positionV>
-            <wp:extent cx="2514600" cy="1313180"/>
-            <wp:effectExtent l="0" t="0" r="0" b="1270"/>
+            <wp:extent cx="2981325" cy="1556385"/>
+            <wp:effectExtent l="0" t="0" r="9525" b="5715"/>
             <wp:wrapThrough wrapText="bothSides">
               <wp:wrapPolygon edited="0">
                 <wp:start x="0" y="0"/>
-                <wp:lineTo x="0" y="21308"/>
-                <wp:lineTo x="21436" y="21308"/>
-                <wp:lineTo x="21436" y="0"/>
+                <wp:lineTo x="0" y="21415"/>
+                <wp:lineTo x="21531" y="21415"/>
+                <wp:lineTo x="21531" y="0"/>
                 <wp:lineTo x="0" y="0"/>
               </wp:wrapPolygon>
             </wp:wrapThrough>
@@ -1212,7 +1831,7 @@
                     </pic:cNvPicPr>
                   </pic:nvPicPr>
                   <pic:blipFill>
-                    <a:blip r:embed="rId8" cstate="print">
+                    <a:blip r:embed="rId9" cstate="print">
                       <a:extLst>
                         <a:ext uri="{28A0092B-C50C-407E-A947-70E740481C1C}">
                           <a14:useLocalDpi xmlns:a14="http://schemas.microsoft.com/office/drawing/2010/main" val="0"/>
@@ -1226,7 +1845,7 @@
                   <pic:spPr>
                     <a:xfrm>
                       <a:off x="0" y="0"/>
-                      <a:ext cx="2514600" cy="1313180"/>
+                      <a:ext cx="2981325" cy="1556385"/>
                     </a:xfrm>
                     <a:prstGeom prst="rect">
                       <a:avLst/>
@@ -1258,7 +1877,7 @@
           <w:b/>
           <w:bCs/>
         </w:rPr>
-        <w:t>2</w:t>
+        <w:t>3</w:t>
       </w:r>
       <w:r>
         <w:rPr>
@@ -1300,16 +1919,16 @@
           <w:noProof/>
         </w:rPr>
         <w:drawing>
-          <wp:anchor distT="0" distB="0" distL="114300" distR="114300" simplePos="0" relativeHeight="251666432" behindDoc="0" locked="0" layoutInCell="1" allowOverlap="1" wp14:anchorId="6AF15FB2" wp14:editId="648D9C54">
+          <wp:anchor distT="0" distB="0" distL="114300" distR="114300" simplePos="0" relativeHeight="251666432" behindDoc="0" locked="0" layoutInCell="1" allowOverlap="1" wp14:anchorId="6AF15FB2" wp14:editId="14A380BA">
             <wp:simplePos x="0" y="0"/>
             <wp:positionH relativeFrom="column">
-              <wp:align>left</wp:align>
+              <wp:posOffset>570865</wp:posOffset>
             </wp:positionH>
             <wp:positionV relativeFrom="paragraph">
-              <wp:posOffset>541020</wp:posOffset>
+              <wp:posOffset>442384</wp:posOffset>
             </wp:positionV>
-            <wp:extent cx="2005965" cy="3124200"/>
-            <wp:effectExtent l="0" t="0" r="0" b="0"/>
+            <wp:extent cx="1278255" cy="1991360"/>
+            <wp:effectExtent l="0" t="0" r="0" b="8890"/>
             <wp:wrapTopAndBottom/>
             <wp:docPr id="1186954753" name="Imagen 1"/>
             <wp:cNvGraphicFramePr>
@@ -1320,158 +1939,6 @@
                 <pic:pic xmlns:pic="http://schemas.openxmlformats.org/drawingml/2006/picture">
                   <pic:nvPicPr>
                     <pic:cNvPr id="2101552628" name=""/>
-                    <pic:cNvPicPr/>
-                  </pic:nvPicPr>
-                  <pic:blipFill>
-                    <a:blip r:embed="rId9" cstate="print">
-                      <a:extLst>
-                        <a:ext uri="{28A0092B-C50C-407E-A947-70E740481C1C}">
-                          <a14:useLocalDpi xmlns:a14="http://schemas.microsoft.com/office/drawing/2010/main" val="0"/>
-                        </a:ext>
-                      </a:extLst>
-                    </a:blip>
-                    <a:stretch>
-                      <a:fillRect/>
-                    </a:stretch>
-                  </pic:blipFill>
-                  <pic:spPr>
-                    <a:xfrm>
-                      <a:off x="0" y="0"/>
-                      <a:ext cx="2005965" cy="3124200"/>
-                    </a:xfrm>
-                    <a:prstGeom prst="rect">
-                      <a:avLst/>
-                    </a:prstGeom>
-                  </pic:spPr>
-                </pic:pic>
-              </a:graphicData>
-            </a:graphic>
-            <wp14:sizeRelH relativeFrom="margin">
-              <wp14:pctWidth>0</wp14:pctWidth>
-            </wp14:sizeRelH>
-            <wp14:sizeRelV relativeFrom="margin">
-              <wp14:pctHeight>0</wp14:pctHeight>
-            </wp14:sizeRelV>
-          </wp:anchor>
-        </w:drawing>
-      </w:r>
-      <w:r>
-        <w:rPr>
-          <w:rFonts w:ascii="Times New Roman" w:hAnsi="Times New Roman" w:cs="Times New Roman"/>
-          <w:b/>
-          <w:bCs/>
-        </w:rPr>
-        <w:t xml:space="preserve">Figura </w:t>
-      </w:r>
-      <w:r>
-        <w:rPr>
-          <w:rFonts w:ascii="Times New Roman" w:hAnsi="Times New Roman" w:cs="Times New Roman"/>
-          <w:b/>
-          <w:bCs/>
-        </w:rPr>
-        <w:t>3</w:t>
-      </w:r>
-      <w:r>
-        <w:rPr>
-          <w:rFonts w:ascii="Times New Roman" w:hAnsi="Times New Roman" w:cs="Times New Roman"/>
-          <w:b/>
-          <w:bCs/>
-        </w:rPr>
-        <w:t>:</w:t>
-      </w:r>
-      <w:r>
-        <w:rPr>
-          <w:rFonts w:ascii="Times New Roman" w:hAnsi="Times New Roman" w:cs="Times New Roman"/>
-        </w:rPr>
-        <w:t xml:space="preserve"> Mapa de calor de estaciones de retiro.</w:t>
-      </w:r>
-    </w:p>
-    <w:p>
-      <w:pPr>
-        <w:rPr>
-          <w:rFonts w:ascii="Times New Roman" w:hAnsi="Times New Roman" w:cs="Times New Roman"/>
-        </w:rPr>
-      </w:pPr>
-    </w:p>
-    <w:p>
-      <w:pPr>
-        <w:jc w:val="both"/>
-        <w:rPr>
-          <w:rFonts w:ascii="Times New Roman" w:hAnsi="Times New Roman" w:cs="Times New Roman"/>
-        </w:rPr>
-      </w:pPr>
-      <w:r>
-        <w:rPr>
-          <w:rFonts w:ascii="Times New Roman" w:hAnsi="Times New Roman" w:cs="Times New Roman"/>
-          <w:b/>
-          <w:bCs/>
-        </w:rPr>
-        <w:t xml:space="preserve">Figura </w:t>
-      </w:r>
-      <w:r>
-        <w:rPr>
-          <w:rFonts w:ascii="Times New Roman" w:hAnsi="Times New Roman" w:cs="Times New Roman"/>
-          <w:b/>
-          <w:bCs/>
-        </w:rPr>
-        <w:t>4</w:t>
-      </w:r>
-      <w:r>
-        <w:rPr>
-          <w:rFonts w:ascii="Times New Roman" w:hAnsi="Times New Roman" w:cs="Times New Roman"/>
-          <w:b/>
-          <w:bCs/>
-        </w:rPr>
-        <w:t>:</w:t>
-      </w:r>
-      <w:r>
-        <w:rPr>
-          <w:rFonts w:ascii="Times New Roman" w:hAnsi="Times New Roman" w:cs="Times New Roman"/>
-        </w:rPr>
-        <w:t xml:space="preserve"> Mapa de calor de estaciones de arribo.</w:t>
-      </w:r>
-    </w:p>
-    <w:p>
-      <w:pPr>
-        <w:jc w:val="both"/>
-        <w:rPr>
-          <w:rFonts w:ascii="Times New Roman" w:hAnsi="Times New Roman" w:cs="Times New Roman"/>
-        </w:rPr>
-      </w:pPr>
-      <w:r>
-        <w:rPr>
-          <w:rFonts w:ascii="Times New Roman" w:hAnsi="Times New Roman" w:cs="Times New Roman"/>
-          <w:noProof/>
-        </w:rPr>
-        <w:drawing>
-          <wp:anchor distT="0" distB="0" distL="114300" distR="114300" simplePos="0" relativeHeight="251668480" behindDoc="1" locked="0" layoutInCell="1" allowOverlap="1" wp14:anchorId="0FFBFE24" wp14:editId="3C46F13C">
-            <wp:simplePos x="0" y="0"/>
-            <wp:positionH relativeFrom="column">
-              <wp:posOffset>-10160</wp:posOffset>
-            </wp:positionH>
-            <wp:positionV relativeFrom="paragraph">
-              <wp:posOffset>64135</wp:posOffset>
-            </wp:positionV>
-            <wp:extent cx="2028825" cy="2964180"/>
-            <wp:effectExtent l="0" t="0" r="9525" b="7620"/>
-            <wp:wrapTight wrapText="bothSides">
-              <wp:wrapPolygon edited="0">
-                <wp:start x="0" y="0"/>
-                <wp:lineTo x="0" y="21517"/>
-                <wp:lineTo x="21499" y="21517"/>
-                <wp:lineTo x="21499" y="0"/>
-                <wp:lineTo x="0" y="0"/>
-              </wp:wrapPolygon>
-            </wp:wrapTight>
-            <wp:docPr id="1521146204" name="Imagen 1"/>
-            <wp:cNvGraphicFramePr>
-              <a:graphicFrameLocks xmlns:a="http://schemas.openxmlformats.org/drawingml/2006/main" noChangeAspect="1"/>
-            </wp:cNvGraphicFramePr>
-            <a:graphic xmlns:a="http://schemas.openxmlformats.org/drawingml/2006/main">
-              <a:graphicData uri="http://schemas.openxmlformats.org/drawingml/2006/picture">
-                <pic:pic xmlns:pic="http://schemas.openxmlformats.org/drawingml/2006/picture">
-                  <pic:nvPicPr>
-                    <pic:cNvPr id="1512764603" name=""/>
                     <pic:cNvPicPr/>
                   </pic:nvPicPr>
                   <pic:blipFill>
@@ -1489,7 +1956,7 @@
                   <pic:spPr>
                     <a:xfrm>
                       <a:off x="0" y="0"/>
-                      <a:ext cx="2028825" cy="2964180"/>
+                      <a:ext cx="1278255" cy="1991360"/>
                     </a:xfrm>
                     <a:prstGeom prst="rect">
                       <a:avLst/>
@@ -1507,63 +1974,36 @@
           </wp:anchor>
         </w:drawing>
       </w:r>
-    </w:p>
-    <w:p>
-      <w:pPr>
-        <w:jc w:val="both"/>
-        <w:rPr>
-          <w:rFonts w:ascii="Times New Roman" w:hAnsi="Times New Roman" w:cs="Times New Roman"/>
-        </w:rPr>
-      </w:pPr>
-    </w:p>
-    <w:p>
-      <w:pPr>
-        <w:jc w:val="both"/>
-        <w:rPr>
-          <w:rFonts w:ascii="Times New Roman" w:hAnsi="Times New Roman" w:cs="Times New Roman"/>
-        </w:rPr>
-      </w:pPr>
-    </w:p>
-    <w:p>
-      <w:pPr>
-        <w:jc w:val="both"/>
-        <w:rPr>
-          <w:rFonts w:ascii="Times New Roman" w:hAnsi="Times New Roman" w:cs="Times New Roman"/>
-        </w:rPr>
-      </w:pPr>
-    </w:p>
-    <w:p>
-      <w:pPr>
-        <w:jc w:val="both"/>
-        <w:rPr>
-          <w:rFonts w:ascii="Times New Roman" w:hAnsi="Times New Roman" w:cs="Times New Roman"/>
-        </w:rPr>
-      </w:pPr>
-    </w:p>
-    <w:p>
-      <w:pPr>
-        <w:jc w:val="both"/>
-        <w:rPr>
-          <w:rFonts w:ascii="Times New Roman" w:hAnsi="Times New Roman" w:cs="Times New Roman"/>
-        </w:rPr>
-      </w:pPr>
-    </w:p>
-    <w:p>
-      <w:pPr>
-        <w:jc w:val="both"/>
+      <w:r>
         <w:rPr>
           <w:rFonts w:ascii="Times New Roman" w:hAnsi="Times New Roman" w:cs="Times New Roman"/>
           <w:b/>
           <w:bCs/>
         </w:rPr>
-      </w:pPr>
-    </w:p>
-    <w:p>
-      <w:pPr>
-        <w:rPr>
-          <w:rFonts w:ascii="Times New Roman" w:hAnsi="Times New Roman" w:cs="Times New Roman"/>
-        </w:rPr>
-      </w:pPr>
+        <w:t xml:space="preserve">Figura </w:t>
+      </w:r>
+      <w:r>
+        <w:rPr>
+          <w:rFonts w:ascii="Times New Roman" w:hAnsi="Times New Roman" w:cs="Times New Roman"/>
+          <w:b/>
+          <w:bCs/>
+        </w:rPr>
+        <w:t>4</w:t>
+      </w:r>
+      <w:r>
+        <w:rPr>
+          <w:rFonts w:ascii="Times New Roman" w:hAnsi="Times New Roman" w:cs="Times New Roman"/>
+          <w:b/>
+          <w:bCs/>
+        </w:rPr>
+        <w:t>:</w:t>
+      </w:r>
+      <w:r>
+        <w:rPr>
+          <w:rFonts w:ascii="Times New Roman" w:hAnsi="Times New Roman" w:cs="Times New Roman"/>
+        </w:rPr>
+        <w:t xml:space="preserve"> Mapa de calor de estaciones de retiro.</w:t>
+      </w:r>
     </w:p>
     <w:p>
       <w:pPr>
@@ -1582,17 +2022,195 @@
       <w:r>
         <w:rPr>
           <w:rFonts w:ascii="Times New Roman" w:hAnsi="Times New Roman" w:cs="Times New Roman"/>
+          <w:b/>
+          <w:bCs/>
+        </w:rPr>
+        <w:t xml:space="preserve">Figura </w:t>
+      </w:r>
+      <w:r>
+        <w:rPr>
+          <w:rFonts w:ascii="Times New Roman" w:hAnsi="Times New Roman" w:cs="Times New Roman"/>
+          <w:b/>
+          <w:bCs/>
+        </w:rPr>
+        <w:t>5</w:t>
+      </w:r>
+      <w:r>
+        <w:rPr>
+          <w:rFonts w:ascii="Times New Roman" w:hAnsi="Times New Roman" w:cs="Times New Roman"/>
+          <w:b/>
+          <w:bCs/>
+        </w:rPr>
+        <w:t>:</w:t>
+      </w:r>
+      <w:r>
+        <w:rPr>
+          <w:rFonts w:ascii="Times New Roman" w:hAnsi="Times New Roman" w:cs="Times New Roman"/>
+        </w:rPr>
+        <w:t xml:space="preserve"> Mapa de calor de estaciones de arribo.</w:t>
+      </w:r>
+    </w:p>
+    <w:p>
+      <w:pPr>
+        <w:jc w:val="both"/>
+        <w:rPr>
+          <w:rFonts w:ascii="Times New Roman" w:hAnsi="Times New Roman" w:cs="Times New Roman"/>
+        </w:rPr>
+      </w:pPr>
+      <w:r>
+        <w:rPr>
+          <w:rFonts w:ascii="Times New Roman" w:hAnsi="Times New Roman" w:cs="Times New Roman"/>
           <w:noProof/>
         </w:rPr>
-        <w:lastRenderedPageBreak/>
         <w:drawing>
-          <wp:anchor distT="0" distB="0" distL="114300" distR="114300" simplePos="0" relativeHeight="251660288" behindDoc="0" locked="0" layoutInCell="1" allowOverlap="1" wp14:anchorId="7F958296" wp14:editId="412A74EB">
+          <wp:anchor distT="0" distB="0" distL="114300" distR="114300" simplePos="0" relativeHeight="251668480" behindDoc="1" locked="0" layoutInCell="1" allowOverlap="1" wp14:anchorId="0FFBFE24" wp14:editId="5C571A94">
+            <wp:simplePos x="0" y="0"/>
+            <wp:positionH relativeFrom="column">
+              <wp:posOffset>184785</wp:posOffset>
+            </wp:positionH>
+            <wp:positionV relativeFrom="paragraph">
+              <wp:posOffset>3810</wp:posOffset>
+            </wp:positionV>
+            <wp:extent cx="1478280" cy="2160270"/>
+            <wp:effectExtent l="0" t="0" r="7620" b="0"/>
+            <wp:wrapTight wrapText="bothSides">
+              <wp:wrapPolygon edited="0">
+                <wp:start x="0" y="0"/>
+                <wp:lineTo x="0" y="21333"/>
+                <wp:lineTo x="21433" y="21333"/>
+                <wp:lineTo x="21433" y="0"/>
+                <wp:lineTo x="0" y="0"/>
+              </wp:wrapPolygon>
+            </wp:wrapTight>
+            <wp:docPr id="1521146204" name="Imagen 1"/>
+            <wp:cNvGraphicFramePr>
+              <a:graphicFrameLocks xmlns:a="http://schemas.openxmlformats.org/drawingml/2006/main" noChangeAspect="1"/>
+            </wp:cNvGraphicFramePr>
+            <a:graphic xmlns:a="http://schemas.openxmlformats.org/drawingml/2006/main">
+              <a:graphicData uri="http://schemas.openxmlformats.org/drawingml/2006/picture">
+                <pic:pic xmlns:pic="http://schemas.openxmlformats.org/drawingml/2006/picture">
+                  <pic:nvPicPr>
+                    <pic:cNvPr id="1512764603" name=""/>
+                    <pic:cNvPicPr/>
+                  </pic:nvPicPr>
+                  <pic:blipFill>
+                    <a:blip r:embed="rId11" cstate="print">
+                      <a:extLst>
+                        <a:ext uri="{28A0092B-C50C-407E-A947-70E740481C1C}">
+                          <a14:useLocalDpi xmlns:a14="http://schemas.microsoft.com/office/drawing/2010/main" val="0"/>
+                        </a:ext>
+                      </a:extLst>
+                    </a:blip>
+                    <a:stretch>
+                      <a:fillRect/>
+                    </a:stretch>
+                  </pic:blipFill>
+                  <pic:spPr>
+                    <a:xfrm>
+                      <a:off x="0" y="0"/>
+                      <a:ext cx="1478280" cy="2160270"/>
+                    </a:xfrm>
+                    <a:prstGeom prst="rect">
+                      <a:avLst/>
+                    </a:prstGeom>
+                  </pic:spPr>
+                </pic:pic>
+              </a:graphicData>
+            </a:graphic>
+            <wp14:sizeRelH relativeFrom="margin">
+              <wp14:pctWidth>0</wp14:pctWidth>
+            </wp14:sizeRelH>
+            <wp14:sizeRelV relativeFrom="margin">
+              <wp14:pctHeight>0</wp14:pctHeight>
+            </wp14:sizeRelV>
+          </wp:anchor>
+        </w:drawing>
+      </w:r>
+    </w:p>
+    <w:p>
+      <w:pPr>
+        <w:jc w:val="both"/>
+        <w:rPr>
+          <w:rFonts w:ascii="Times New Roman" w:hAnsi="Times New Roman" w:cs="Times New Roman"/>
+        </w:rPr>
+      </w:pPr>
+    </w:p>
+    <w:p>
+      <w:pPr>
+        <w:jc w:val="both"/>
+        <w:rPr>
+          <w:rFonts w:ascii="Times New Roman" w:hAnsi="Times New Roman" w:cs="Times New Roman"/>
+        </w:rPr>
+      </w:pPr>
+    </w:p>
+    <w:p>
+      <w:pPr>
+        <w:jc w:val="both"/>
+        <w:rPr>
+          <w:rFonts w:ascii="Times New Roman" w:hAnsi="Times New Roman" w:cs="Times New Roman"/>
+        </w:rPr>
+      </w:pPr>
+    </w:p>
+    <w:p>
+      <w:pPr>
+        <w:jc w:val="both"/>
+        <w:rPr>
+          <w:rFonts w:ascii="Times New Roman" w:hAnsi="Times New Roman" w:cs="Times New Roman"/>
+        </w:rPr>
+      </w:pPr>
+    </w:p>
+    <w:p>
+      <w:pPr>
+        <w:jc w:val="both"/>
+        <w:rPr>
+          <w:rFonts w:ascii="Times New Roman" w:hAnsi="Times New Roman" w:cs="Times New Roman"/>
+        </w:rPr>
+      </w:pPr>
+    </w:p>
+    <w:p>
+      <w:pPr>
+        <w:jc w:val="both"/>
+        <w:rPr>
+          <w:rFonts w:ascii="Times New Roman" w:hAnsi="Times New Roman" w:cs="Times New Roman"/>
+          <w:b/>
+          <w:bCs/>
+        </w:rPr>
+      </w:pPr>
+    </w:p>
+    <w:p>
+      <w:pPr>
+        <w:rPr>
+          <w:rFonts w:ascii="Times New Roman" w:hAnsi="Times New Roman" w:cs="Times New Roman"/>
+        </w:rPr>
+      </w:pPr>
+    </w:p>
+    <w:p>
+      <w:pPr>
+        <w:rPr>
+          <w:rFonts w:ascii="Times New Roman" w:hAnsi="Times New Roman" w:cs="Times New Roman"/>
+        </w:rPr>
+      </w:pPr>
+    </w:p>
+    <w:p>
+      <w:pPr>
+        <w:jc w:val="both"/>
+        <w:rPr>
+          <w:rFonts w:ascii="Times New Roman" w:hAnsi="Times New Roman" w:cs="Times New Roman"/>
+        </w:rPr>
+      </w:pPr>
+      <w:r>
+        <w:rPr>
+          <w:rFonts w:ascii="Times New Roman" w:hAnsi="Times New Roman" w:cs="Times New Roman"/>
+          <w:noProof/>
+        </w:rPr>
+        <w:drawing>
+          <wp:anchor distT="0" distB="0" distL="114300" distR="114300" simplePos="0" relativeHeight="251660288" behindDoc="0" locked="0" layoutInCell="1" allowOverlap="1" wp14:anchorId="7F958296" wp14:editId="796010B6">
             <wp:simplePos x="0" y="0"/>
             <wp:positionH relativeFrom="margin">
               <wp:posOffset>-635</wp:posOffset>
             </wp:positionH>
             <wp:positionV relativeFrom="paragraph">
-              <wp:posOffset>469900</wp:posOffset>
+              <wp:posOffset>775970</wp:posOffset>
             </wp:positionV>
             <wp:extent cx="2495550" cy="1710055"/>
             <wp:effectExtent l="0" t="0" r="0" b="4445"/>
@@ -1617,7 +2235,7 @@
                     <pic:cNvPicPr/>
                   </pic:nvPicPr>
                   <pic:blipFill>
-                    <a:blip r:embed="rId11">
+                    <a:blip r:embed="rId12">
                       <a:extLst>
                         <a:ext uri="{28A0092B-C50C-407E-A947-70E740481C1C}">
                           <a14:useLocalDpi xmlns:a14="http://schemas.microsoft.com/office/drawing/2010/main" val="0"/>
@@ -1693,7 +2311,7 @@
           <w:noProof/>
         </w:rPr>
         <w:drawing>
-          <wp:anchor distT="0" distB="0" distL="114300" distR="114300" simplePos="0" relativeHeight="251661312" behindDoc="0" locked="0" layoutInCell="1" allowOverlap="1" wp14:anchorId="55FC942D" wp14:editId="04570C8E">
+          <wp:anchor distT="0" distB="0" distL="114300" distR="114300" simplePos="0" relativeHeight="251661312" behindDoc="0" locked="0" layoutInCell="1" allowOverlap="1" wp14:anchorId="55FC942D" wp14:editId="360BEA69">
             <wp:simplePos x="0" y="0"/>
             <wp:positionH relativeFrom="column">
               <wp:align>right</wp:align>
@@ -1724,7 +2342,7 @@
                     <pic:cNvPicPr/>
                   </pic:nvPicPr>
                   <pic:blipFill>
-                    <a:blip r:embed="rId12">
+                    <a:blip r:embed="rId13">
                       <a:extLst>
                         <a:ext uri="{28A0092B-C50C-407E-A947-70E740481C1C}">
                           <a14:useLocalDpi xmlns:a14="http://schemas.microsoft.com/office/drawing/2010/main" val="0"/>
@@ -1804,24 +2422,62 @@
       <w:r>
         <w:rPr>
           <w:rFonts w:ascii="Times New Roman" w:hAnsi="Times New Roman" w:cs="Times New Roman"/>
+          <w:b/>
+          <w:bCs/>
+        </w:rPr>
+        <w:t xml:space="preserve">Figura </w:t>
+      </w:r>
+      <w:r>
+        <w:rPr>
+          <w:rFonts w:ascii="Times New Roman" w:hAnsi="Times New Roman" w:cs="Times New Roman"/>
+          <w:b/>
+          <w:bCs/>
+        </w:rPr>
+        <w:t>6</w:t>
+      </w:r>
+      <w:r>
+        <w:rPr>
+          <w:rFonts w:ascii="Times New Roman" w:hAnsi="Times New Roman" w:cs="Times New Roman"/>
+          <w:b/>
+          <w:bCs/>
+        </w:rPr>
+        <w:t>:</w:t>
+      </w:r>
+      <w:r>
+        <w:rPr>
+          <w:rFonts w:ascii="Times New Roman" w:hAnsi="Times New Roman" w:cs="Times New Roman"/>
+        </w:rPr>
+        <w:t xml:space="preserve"> Clúster de época post pandemia.</w:t>
+      </w:r>
+    </w:p>
+    <w:p>
+      <w:pPr>
+        <w:rPr>
+          <w:rFonts w:ascii="Times New Roman" w:hAnsi="Times New Roman" w:cs="Times New Roman"/>
+        </w:rPr>
+      </w:pPr>
+      <w:r>
+        <w:rPr>
+          <w:rFonts w:ascii="Times New Roman" w:hAnsi="Times New Roman" w:cs="Times New Roman"/>
+          <w:noProof/>
         </w:rPr>
         <w:drawing>
-          <wp:anchor distT="0" distB="0" distL="114300" distR="114300" simplePos="0" relativeHeight="251670528" behindDoc="0" locked="0" layoutInCell="1" allowOverlap="1" wp14:anchorId="6C2064DA" wp14:editId="34563142">
+          <wp:anchor distT="0" distB="0" distL="114300" distR="114300" simplePos="0" relativeHeight="251670528" behindDoc="0" locked="0" layoutInCell="1" allowOverlap="1" wp14:anchorId="6C2064DA" wp14:editId="2728B4D2">
             <wp:simplePos x="0" y="0"/>
-            <wp:positionH relativeFrom="margin">
-              <wp:posOffset>-635</wp:posOffset>
+            <wp:positionH relativeFrom="column">
+              <wp:align>right</wp:align>
             </wp:positionH>
             <wp:positionV relativeFrom="paragraph">
-              <wp:posOffset>288925</wp:posOffset>
+              <wp:posOffset>342900</wp:posOffset>
             </wp:positionV>
-            <wp:extent cx="2614930" cy="1549400"/>
-            <wp:effectExtent l="0" t="0" r="0" b="0"/>
+            <wp:extent cx="2726690" cy="1615440"/>
+            <wp:effectExtent l="0" t="0" r="0" b="3810"/>
             <wp:wrapThrough wrapText="bothSides">
               <wp:wrapPolygon edited="0">
                 <wp:start x="0" y="0"/>
-                <wp:lineTo x="0" y="21246"/>
-                <wp:lineTo x="21401" y="21246"/>
-                <wp:lineTo x="21401" y="0"/>
+                <wp:lineTo x="0" y="21396"/>
+                <wp:lineTo x="21429" y="21396"/>
+                <wp:lineTo x="21429" y="0"/>
                 <wp:lineTo x="0" y="0"/>
               </wp:wrapPolygon>
             </wp:wrapThrough>
@@ -1851,7 +2507,7 @@
                     </pic:cNvPicPr>
                   </pic:nvPicPr>
                   <pic:blipFill>
-                    <a:blip r:embed="rId13" cstate="print">
+                    <a:blip r:embed="rId14" cstate="print">
                       <a:extLst>
                         <a:ext uri="{28A0092B-C50C-407E-A947-70E740481C1C}">
                           <a14:useLocalDpi xmlns:a14="http://schemas.microsoft.com/office/drawing/2010/main" val="0"/>
@@ -1865,7 +2521,7 @@
                   <pic:spPr>
                     <a:xfrm>
                       <a:off x="0" y="0"/>
-                      <a:ext cx="2614930" cy="1549400"/>
+                      <a:ext cx="2726690" cy="1615440"/>
                     </a:xfrm>
                     <a:prstGeom prst="rect">
                       <a:avLst/>
@@ -1883,65 +2539,45 @@
           </wp:anchor>
         </w:drawing>
       </w:r>
-      <w:r>
-        <w:rPr>
-          <w:rFonts w:ascii="Times New Roman" w:hAnsi="Times New Roman" w:cs="Times New Roman"/>
-          <w:b/>
-          <w:bCs/>
-        </w:rPr>
-        <w:t>Figura 5:</w:t>
-      </w:r>
-      <w:r>
-        <w:rPr>
-          <w:rFonts w:ascii="Times New Roman" w:hAnsi="Times New Roman" w:cs="Times New Roman"/>
-        </w:rPr>
-        <w:t xml:space="preserve"> Clúster de época post pandemia.</w:t>
-      </w:r>
-    </w:p>
-    <w:p>
-      <w:pPr>
-        <w:rPr>
-          <w:rFonts w:ascii="Times New Roman" w:hAnsi="Times New Roman" w:cs="Times New Roman"/>
-        </w:rPr>
-      </w:pPr>
-    </w:p>
-    <w:p>
-      <w:pPr>
-        <w:rPr>
-          <w:rFonts w:ascii="Times New Roman" w:hAnsi="Times New Roman" w:cs="Times New Roman"/>
-        </w:rPr>
-      </w:pPr>
-    </w:p>
-    <w:p>
-      <w:pPr>
-        <w:rPr>
-          <w:rFonts w:ascii="Times New Roman" w:hAnsi="Times New Roman" w:cs="Times New Roman"/>
-        </w:rPr>
-      </w:pPr>
-    </w:p>
-    <w:p>
-      <w:pPr>
-        <w:rPr>
-          <w:rFonts w:ascii="Times New Roman" w:hAnsi="Times New Roman" w:cs="Times New Roman"/>
-        </w:rPr>
-      </w:pPr>
-    </w:p>
-    <w:p>
-      <w:pPr>
-        <w:rPr>
-          <w:rFonts w:ascii="Times New Roman" w:hAnsi="Times New Roman" w:cs="Times New Roman"/>
-        </w:rPr>
-      </w:pPr>
-    </w:p>
-    <w:p>
-      <w:pPr>
-        <w:rPr>
-          <w:rFonts w:ascii="Times New Roman" w:hAnsi="Times New Roman" w:cs="Times New Roman"/>
-        </w:rPr>
-      </w:pPr>
-      <w:r>
-        <w:rPr>
-          <w:rFonts w:ascii="Times New Roman" w:hAnsi="Times New Roman" w:cs="Times New Roman"/>
+    </w:p>
+    <w:p>
+      <w:pPr>
+        <w:rPr>
+          <w:rFonts w:ascii="Times New Roman" w:hAnsi="Times New Roman" w:cs="Times New Roman"/>
+        </w:rPr>
+      </w:pPr>
+    </w:p>
+    <w:p>
+      <w:pPr>
+        <w:rPr>
+          <w:rFonts w:ascii="Times New Roman" w:hAnsi="Times New Roman" w:cs="Times New Roman"/>
+        </w:rPr>
+      </w:pPr>
+    </w:p>
+    <w:p>
+      <w:pPr>
+        <w:rPr>
+          <w:rFonts w:ascii="Times New Roman" w:hAnsi="Times New Roman" w:cs="Times New Roman"/>
+        </w:rPr>
+      </w:pPr>
+    </w:p>
+    <w:p>
+      <w:pPr>
+        <w:rPr>
+          <w:rFonts w:ascii="Times New Roman" w:hAnsi="Times New Roman" w:cs="Times New Roman"/>
+        </w:rPr>
+      </w:pPr>
+    </w:p>
+    <w:p>
+      <w:pPr>
+        <w:rPr>
+          <w:rFonts w:ascii="Times New Roman" w:hAnsi="Times New Roman" w:cs="Times New Roman"/>
+        </w:rPr>
+      </w:pPr>
+      <w:r>
+        <w:rPr>
+          <w:rFonts w:ascii="Times New Roman" w:hAnsi="Times New Roman" w:cs="Times New Roman"/>
+          <w:noProof/>
         </w:rPr>
         <w:drawing>
           <wp:anchor distT="0" distB="0" distL="114300" distR="114300" simplePos="0" relativeHeight="251671552" behindDoc="0" locked="0" layoutInCell="1" allowOverlap="1" wp14:anchorId="26FF1B9A" wp14:editId="6AB17158">
@@ -1989,7 +2625,7 @@
                     </pic:cNvPicPr>
                   </pic:nvPicPr>
                   <pic:blipFill>
-                    <a:blip r:embed="rId14" cstate="print">
+                    <a:blip r:embed="rId15" cstate="print">
                       <a:extLst>
                         <a:ext uri="{28A0092B-C50C-407E-A947-70E740481C1C}">
                           <a14:useLocalDpi xmlns:a14="http://schemas.microsoft.com/office/drawing/2010/main" val="0"/>
@@ -2027,7 +2663,23 @@
           <w:b/>
           <w:bCs/>
         </w:rPr>
-        <w:t>Figura 6:</w:t>
+        <w:t xml:space="preserve">Figura </w:t>
+      </w:r>
+      <w:r>
+        <w:rPr>
+          <w:rFonts w:ascii="Times New Roman" w:hAnsi="Times New Roman" w:cs="Times New Roman"/>
+          <w:b/>
+          <w:bCs/>
+        </w:rPr>
+        <w:t>7</w:t>
+      </w:r>
+      <w:r>
+        <w:rPr>
+          <w:rFonts w:ascii="Times New Roman" w:hAnsi="Times New Roman" w:cs="Times New Roman"/>
+          <w:b/>
+          <w:bCs/>
+        </w:rPr>
+        <w:t>:</w:t>
       </w:r>
       <w:r>
         <w:rPr>
@@ -2092,8 +2744,233 @@
       <w:r>
         <w:rPr>
           <w:rFonts w:ascii="Times New Roman" w:hAnsi="Times New Roman" w:cs="Times New Roman"/>
-        </w:rPr>
-        <w:t>Durante la Semana Santa, en Ciudad de México se retiran más bicicletas los lunes, martes y miércoles que el resto de la Semana.</w:t>
+          <w:lang w:val="en-US"/>
+        </w:rPr>
+        <w:t xml:space="preserve">Ha </w:t>
+      </w:r>
+      <w:proofErr w:type="spellStart"/>
+      <w:r>
+        <w:rPr>
+          <w:rFonts w:ascii="Times New Roman" w:hAnsi="Times New Roman" w:cs="Times New Roman"/>
+          <w:lang w:val="en-US"/>
+        </w:rPr>
+        <w:t>sido</w:t>
+      </w:r>
+      <w:proofErr w:type="spellEnd"/>
+      <w:r>
+        <w:rPr>
+          <w:rFonts w:ascii="Times New Roman" w:hAnsi="Times New Roman" w:cs="Times New Roman"/>
+          <w:lang w:val="en-US"/>
+        </w:rPr>
+        <w:t xml:space="preserve"> </w:t>
+      </w:r>
+      <w:proofErr w:type="spellStart"/>
+      <w:r>
+        <w:rPr>
+          <w:rFonts w:ascii="Times New Roman" w:hAnsi="Times New Roman" w:cs="Times New Roman"/>
+          <w:lang w:val="en-US"/>
+        </w:rPr>
+        <w:t>posible</w:t>
+      </w:r>
+      <w:proofErr w:type="spellEnd"/>
+      <w:r>
+        <w:rPr>
+          <w:rFonts w:ascii="Times New Roman" w:hAnsi="Times New Roman" w:cs="Times New Roman"/>
+          <w:lang w:val="en-US"/>
+        </w:rPr>
+        <w:t xml:space="preserve"> </w:t>
+      </w:r>
+      <w:proofErr w:type="spellStart"/>
+      <w:r>
+        <w:rPr>
+          <w:rFonts w:ascii="Times New Roman" w:hAnsi="Times New Roman" w:cs="Times New Roman"/>
+          <w:lang w:val="en-US"/>
+        </w:rPr>
+        <w:t>separar</w:t>
+      </w:r>
+      <w:proofErr w:type="spellEnd"/>
+      <w:r>
+        <w:rPr>
+          <w:rFonts w:ascii="Times New Roman" w:hAnsi="Times New Roman" w:cs="Times New Roman"/>
+          <w:lang w:val="en-US"/>
+        </w:rPr>
+        <w:t xml:space="preserve"> </w:t>
+      </w:r>
+      <w:proofErr w:type="spellStart"/>
+      <w:r>
+        <w:rPr>
+          <w:rFonts w:ascii="Times New Roman" w:hAnsi="Times New Roman" w:cs="Times New Roman"/>
+          <w:lang w:val="en-US"/>
+        </w:rPr>
+        <w:t>los</w:t>
+      </w:r>
+      <w:proofErr w:type="spellEnd"/>
+      <w:r>
+        <w:rPr>
+          <w:rFonts w:ascii="Times New Roman" w:hAnsi="Times New Roman" w:cs="Times New Roman"/>
+          <w:lang w:val="en-US"/>
+        </w:rPr>
+        <w:t xml:space="preserve"> </w:t>
+      </w:r>
+      <w:proofErr w:type="spellStart"/>
+      <w:r>
+        <w:rPr>
+          <w:rFonts w:ascii="Times New Roman" w:hAnsi="Times New Roman" w:cs="Times New Roman"/>
+          <w:lang w:val="en-US"/>
+        </w:rPr>
+        <w:t>datos</w:t>
+      </w:r>
+      <w:proofErr w:type="spellEnd"/>
+      <w:r>
+        <w:rPr>
+          <w:rFonts w:ascii="Times New Roman" w:hAnsi="Times New Roman" w:cs="Times New Roman"/>
+          <w:lang w:val="en-US"/>
+        </w:rPr>
+        <w:t xml:space="preserve"> del </w:t>
+      </w:r>
+      <w:proofErr w:type="spellStart"/>
+      <w:r>
+        <w:rPr>
+          <w:rFonts w:ascii="Times New Roman" w:hAnsi="Times New Roman" w:cs="Times New Roman"/>
+          <w:lang w:val="en-US"/>
+        </w:rPr>
+        <w:t>promedio</w:t>
+      </w:r>
+      <w:proofErr w:type="spellEnd"/>
+      <w:r>
+        <w:rPr>
+          <w:rFonts w:ascii="Times New Roman" w:hAnsi="Times New Roman" w:cs="Times New Roman"/>
+          <w:lang w:val="en-US"/>
+        </w:rPr>
+        <w:t xml:space="preserve"> de </w:t>
+      </w:r>
+      <w:proofErr w:type="spellStart"/>
+      <w:r>
+        <w:rPr>
+          <w:rFonts w:ascii="Times New Roman" w:hAnsi="Times New Roman" w:cs="Times New Roman"/>
+          <w:lang w:val="en-US"/>
+        </w:rPr>
+        <w:t>retiros</w:t>
+      </w:r>
+      <w:proofErr w:type="spellEnd"/>
+      <w:r>
+        <w:rPr>
+          <w:rFonts w:ascii="Times New Roman" w:hAnsi="Times New Roman" w:cs="Times New Roman"/>
+          <w:lang w:val="en-US"/>
+        </w:rPr>
+        <w:t xml:space="preserve"> </w:t>
+      </w:r>
+      <w:proofErr w:type="spellStart"/>
+      <w:r>
+        <w:rPr>
+          <w:rFonts w:ascii="Times New Roman" w:hAnsi="Times New Roman" w:cs="Times New Roman"/>
+          <w:lang w:val="en-US"/>
+        </w:rPr>
+        <w:t>en</w:t>
+      </w:r>
+      <w:proofErr w:type="spellEnd"/>
+      <w:r>
+        <w:rPr>
+          <w:rFonts w:ascii="Times New Roman" w:hAnsi="Times New Roman" w:cs="Times New Roman"/>
+          <w:lang w:val="en-US"/>
+        </w:rPr>
+        <w:t xml:space="preserve"> </w:t>
+      </w:r>
+      <w:proofErr w:type="spellStart"/>
+      <w:r>
+        <w:rPr>
+          <w:rFonts w:ascii="Times New Roman" w:hAnsi="Times New Roman" w:cs="Times New Roman"/>
+          <w:lang w:val="en-US"/>
+        </w:rPr>
+        <w:t>función</w:t>
+      </w:r>
+      <w:proofErr w:type="spellEnd"/>
+      <w:r>
+        <w:rPr>
+          <w:rFonts w:ascii="Times New Roman" w:hAnsi="Times New Roman" w:cs="Times New Roman"/>
+          <w:lang w:val="en-US"/>
+        </w:rPr>
+        <w:t xml:space="preserve"> del día de la </w:t>
+      </w:r>
+      <w:proofErr w:type="spellStart"/>
+      <w:r>
+        <w:rPr>
+          <w:rFonts w:ascii="Times New Roman" w:hAnsi="Times New Roman" w:cs="Times New Roman"/>
+          <w:lang w:val="en-US"/>
+        </w:rPr>
+        <w:t>semana</w:t>
+      </w:r>
+      <w:proofErr w:type="spellEnd"/>
+      <w:r>
+        <w:rPr>
+          <w:rFonts w:ascii="Times New Roman" w:hAnsi="Times New Roman" w:cs="Times New Roman"/>
+          <w:lang w:val="en-US"/>
+        </w:rPr>
+        <w:t xml:space="preserve"> </w:t>
+      </w:r>
+      <w:proofErr w:type="spellStart"/>
+      <w:r>
+        <w:rPr>
+          <w:rFonts w:ascii="Times New Roman" w:hAnsi="Times New Roman" w:cs="Times New Roman"/>
+          <w:lang w:val="en-US"/>
+        </w:rPr>
+        <w:t>en</w:t>
+      </w:r>
+      <w:proofErr w:type="spellEnd"/>
+      <w:r>
+        <w:rPr>
+          <w:rFonts w:ascii="Times New Roman" w:hAnsi="Times New Roman" w:cs="Times New Roman"/>
+          <w:lang w:val="en-US"/>
+        </w:rPr>
+        <w:t xml:space="preserve"> días de mayor y </w:t>
+      </w:r>
+      <w:proofErr w:type="spellStart"/>
+      <w:r>
+        <w:rPr>
+          <w:rFonts w:ascii="Times New Roman" w:hAnsi="Times New Roman" w:cs="Times New Roman"/>
+          <w:lang w:val="en-US"/>
+        </w:rPr>
+        <w:t>menor</w:t>
+      </w:r>
+      <w:proofErr w:type="spellEnd"/>
+      <w:r>
+        <w:rPr>
+          <w:rFonts w:ascii="Times New Roman" w:hAnsi="Times New Roman" w:cs="Times New Roman"/>
+          <w:lang w:val="en-US"/>
+        </w:rPr>
+        <w:t xml:space="preserve"> </w:t>
+      </w:r>
+      <w:proofErr w:type="spellStart"/>
+      <w:r>
+        <w:rPr>
+          <w:rFonts w:ascii="Times New Roman" w:hAnsi="Times New Roman" w:cs="Times New Roman"/>
+          <w:lang w:val="en-US"/>
+        </w:rPr>
+        <w:t>cantidad</w:t>
+      </w:r>
+      <w:proofErr w:type="spellEnd"/>
+      <w:r>
+        <w:rPr>
+          <w:rFonts w:ascii="Times New Roman" w:hAnsi="Times New Roman" w:cs="Times New Roman"/>
+          <w:lang w:val="en-US"/>
+        </w:rPr>
+        <w:t xml:space="preserve"> de </w:t>
+      </w:r>
+      <w:proofErr w:type="spellStart"/>
+      <w:r>
+        <w:rPr>
+          <w:rFonts w:ascii="Times New Roman" w:hAnsi="Times New Roman" w:cs="Times New Roman"/>
+          <w:lang w:val="en-US"/>
+        </w:rPr>
+        <w:t>retiros</w:t>
+      </w:r>
+      <w:proofErr w:type="spellEnd"/>
+      <w:r>
+        <w:rPr>
+          <w:rFonts w:ascii="Times New Roman" w:hAnsi="Times New Roman" w:cs="Times New Roman"/>
+          <w:lang w:val="en-US"/>
+        </w:rPr>
+        <w:t>.</w:t>
       </w:r>
     </w:p>
     <w:p>
@@ -2111,7 +2988,7 @@
         <w:rPr>
           <w:rFonts w:ascii="Times New Roman" w:hAnsi="Times New Roman" w:cs="Times New Roman"/>
         </w:rPr>
-        <w:t>La estación en Ciudad de México, desde la que se hace el mayor número de retiros de bicicletas durante Semana Santa es la estación en CE-271-272 Jesús García – Carlos J. Meneses con 8008 retiros.</w:t>
+        <w:t>Durante la Semana Santa, en Ciudad de México se retiran más bicicletas los lunes, martes y miércoles que el resto de la Semana.</w:t>
       </w:r>
     </w:p>
     <w:p>
@@ -2129,7 +3006,7 @@
         <w:rPr>
           <w:rFonts w:ascii="Times New Roman" w:hAnsi="Times New Roman" w:cs="Times New Roman"/>
         </w:rPr>
-        <w:t>La estación en Ciudad de México a la que arriba la mayor cantidad de bicicletas durante la Ciudad de México es la estación en CE-271-272 Jesús García – Carlos J. Meneses con 12213 arribos.</w:t>
+        <w:t>La estación en Ciudad de México, desde la que se hace el mayor número de retiros de bicicletas durante Semana Santa es la estación en CE-271-272 Jesús García – Carlos J. Meneses con 8008 retiros.</w:t>
       </w:r>
     </w:p>
     <w:p>
@@ -2147,38 +3024,32 @@
         <w:rPr>
           <w:rFonts w:ascii="Times New Roman" w:hAnsi="Times New Roman" w:cs="Times New Roman"/>
         </w:rPr>
-        <w:t xml:space="preserve">Después de la época post pandemia se tiene un aumento de los viajes que permite diferenciar en 2 </w:t>
-      </w:r>
-      <w:r>
-        <w:rPr>
-          <w:rFonts w:ascii="Times New Roman" w:hAnsi="Times New Roman" w:cs="Times New Roman"/>
-        </w:rPr>
-        <w:t>clúster</w:t>
-      </w:r>
-      <w:r>
-        <w:rPr>
-          <w:rFonts w:ascii="Times New Roman" w:hAnsi="Times New Roman" w:cs="Times New Roman"/>
-        </w:rPr>
-        <w:t xml:space="preserve">, pero hay un claro </w:t>
+        <w:t xml:space="preserve">La estación en Ciudad de México a la que arriba la mayor cantidad </w:t>
       </w:r>
       <w:r>
         <w:rPr>
           <w:rFonts w:ascii="Times New Roman" w:hAnsi="Times New Roman" w:cs="Times New Roman"/>
         </w:rPr>
         <w:lastRenderedPageBreak/>
-        <w:t xml:space="preserve">traslape entre algunos </w:t>
-      </w:r>
-      <w:r>
-        <w:rPr>
-          <w:rFonts w:ascii="Times New Roman" w:hAnsi="Times New Roman" w:cs="Times New Roman"/>
-        </w:rPr>
-        <w:t>clústeres</w:t>
-      </w:r>
-      <w:r>
-        <w:rPr>
-          <w:rFonts w:ascii="Times New Roman" w:hAnsi="Times New Roman" w:cs="Times New Roman"/>
-        </w:rPr>
-        <w:t>, lo cual se explica en el tiempo de recuperación que es alrededor de 2020 a 2022.</w:t>
+        <w:t>de bicicletas durante la Ciudad de México es la estación en CE-271-272 Jesús García – Carlos J. Meneses con 12213 arribos.</w:t>
+      </w:r>
+    </w:p>
+    <w:p>
+      <w:pPr>
+        <w:pStyle w:val="Prrafodelista"/>
+        <w:numPr>
+          <w:ilvl w:val="0"/>
+          <w:numId w:val="3"/>
+        </w:numPr>
+        <w:rPr>
+          <w:rFonts w:ascii="Times New Roman" w:hAnsi="Times New Roman" w:cs="Times New Roman"/>
+        </w:rPr>
+      </w:pPr>
+      <w:r>
+        <w:rPr>
+          <w:rFonts w:ascii="Times New Roman" w:hAnsi="Times New Roman" w:cs="Times New Roman"/>
+        </w:rPr>
+        <w:t>Después de la época post pandemia se tiene un aumento de los viajes que permite diferenciar en 2 clúster, pero hay un claro traslape entre algunos clústeres, lo cual se explica en el tiempo de recuperación que es alrededor de 2020 a 2022.</w:t>
       </w:r>
     </w:p>
     <w:p>
@@ -2243,7 +3114,7 @@
         </w:rPr>
         <w:t xml:space="preserve"> Gobierno de México. </w:t>
       </w:r>
-      <w:hyperlink r:id="rId15" w:tgtFrame="_new" w:history="1">
+      <w:hyperlink r:id="rId16" w:tgtFrame="_new" w:history="1">
         <w:r>
           <w:rPr>
             <w:rStyle w:val="Hipervnculo"/>
@@ -2284,7 +3155,7 @@
         </w:rPr>
         <w:t xml:space="preserve">. Gobierno de la Ciudad de México. </w:t>
       </w:r>
-      <w:hyperlink r:id="rId16" w:tgtFrame="_new" w:history="1">
+      <w:hyperlink r:id="rId17" w:tgtFrame="_new" w:history="1">
         <w:r>
           <w:rPr>
             <w:rStyle w:val="Hipervnculo"/>
@@ -2617,6 +3488,119 @@
     </w:lvl>
   </w:abstractNum>
   <w:abstractNum w:abstractNumId="2" w15:restartNumberingAfterBreak="0">
+    <w:nsid w:val="45657364"/>
+    <w:multiLevelType w:val="hybridMultilevel"/>
+    <w:tmpl w:val="3E8E5C48"/>
+    <w:lvl w:ilvl="0" w:tplc="D0A6F84C">
+      <w:start w:val="1"/>
+      <w:numFmt w:val="decimal"/>
+      <w:lvlText w:val="%1."/>
+      <w:lvlJc w:val="left"/>
+      <w:pPr>
+        <w:tabs>
+          <w:tab w:val="num" w:pos="720"/>
+        </w:tabs>
+        <w:ind w:left="720" w:hanging="360"/>
+      </w:pPr>
+    </w:lvl>
+    <w:lvl w:ilvl="1" w:tplc="4014B0FE" w:tentative="1">
+      <w:start w:val="1"/>
+      <w:numFmt w:val="decimal"/>
+      <w:lvlText w:val="%2."/>
+      <w:lvlJc w:val="left"/>
+      <w:pPr>
+        <w:tabs>
+          <w:tab w:val="num" w:pos="1440"/>
+        </w:tabs>
+        <w:ind w:left="1440" w:hanging="360"/>
+      </w:pPr>
+    </w:lvl>
+    <w:lvl w:ilvl="2" w:tplc="9CB202FA" w:tentative="1">
+      <w:start w:val="1"/>
+      <w:numFmt w:val="decimal"/>
+      <w:lvlText w:val="%3."/>
+      <w:lvlJc w:val="left"/>
+      <w:pPr>
+        <w:tabs>
+          <w:tab w:val="num" w:pos="2160"/>
+        </w:tabs>
+        <w:ind w:left="2160" w:hanging="360"/>
+      </w:pPr>
+    </w:lvl>
+    <w:lvl w:ilvl="3" w:tplc="7B18B5B8" w:tentative="1">
+      <w:start w:val="1"/>
+      <w:numFmt w:val="decimal"/>
+      <w:lvlText w:val="%4."/>
+      <w:lvlJc w:val="left"/>
+      <w:pPr>
+        <w:tabs>
+          <w:tab w:val="num" w:pos="2880"/>
+        </w:tabs>
+        <w:ind w:left="2880" w:hanging="360"/>
+      </w:pPr>
+    </w:lvl>
+    <w:lvl w:ilvl="4" w:tplc="E6CCCED4" w:tentative="1">
+      <w:start w:val="1"/>
+      <w:numFmt w:val="decimal"/>
+      <w:lvlText w:val="%5."/>
+      <w:lvlJc w:val="left"/>
+      <w:pPr>
+        <w:tabs>
+          <w:tab w:val="num" w:pos="3600"/>
+        </w:tabs>
+        <w:ind w:left="3600" w:hanging="360"/>
+      </w:pPr>
+    </w:lvl>
+    <w:lvl w:ilvl="5" w:tplc="3FFAE486" w:tentative="1">
+      <w:start w:val="1"/>
+      <w:numFmt w:val="decimal"/>
+      <w:lvlText w:val="%6."/>
+      <w:lvlJc w:val="left"/>
+      <w:pPr>
+        <w:tabs>
+          <w:tab w:val="num" w:pos="4320"/>
+        </w:tabs>
+        <w:ind w:left="4320" w:hanging="360"/>
+      </w:pPr>
+    </w:lvl>
+    <w:lvl w:ilvl="6" w:tplc="8548817E" w:tentative="1">
+      <w:start w:val="1"/>
+      <w:numFmt w:val="decimal"/>
+      <w:lvlText w:val="%7."/>
+      <w:lvlJc w:val="left"/>
+      <w:pPr>
+        <w:tabs>
+          <w:tab w:val="num" w:pos="5040"/>
+        </w:tabs>
+        <w:ind w:left="5040" w:hanging="360"/>
+      </w:pPr>
+    </w:lvl>
+    <w:lvl w:ilvl="7" w:tplc="2C122404" w:tentative="1">
+      <w:start w:val="1"/>
+      <w:numFmt w:val="decimal"/>
+      <w:lvlText w:val="%8."/>
+      <w:lvlJc w:val="left"/>
+      <w:pPr>
+        <w:tabs>
+          <w:tab w:val="num" w:pos="5760"/>
+        </w:tabs>
+        <w:ind w:left="5760" w:hanging="360"/>
+      </w:pPr>
+    </w:lvl>
+    <w:lvl w:ilvl="8" w:tplc="02A6DB18" w:tentative="1">
+      <w:start w:val="1"/>
+      <w:numFmt w:val="decimal"/>
+      <w:lvlText w:val="%9."/>
+      <w:lvlJc w:val="left"/>
+      <w:pPr>
+        <w:tabs>
+          <w:tab w:val="num" w:pos="6480"/>
+        </w:tabs>
+        <w:ind w:left="6480" w:hanging="360"/>
+      </w:pPr>
+    </w:lvl>
+  </w:abstractNum>
+  <w:abstractNum w:abstractNumId="3" w15:restartNumberingAfterBreak="0">
     <w:nsid w:val="4D20015B"/>
     <w:multiLevelType w:val="hybridMultilevel"/>
     <w:tmpl w:val="4B101D10"/>
@@ -2729,7 +3713,7 @@
       </w:rPr>
     </w:lvl>
   </w:abstractNum>
-  <w:abstractNum w:abstractNumId="3" w15:restartNumberingAfterBreak="0">
+  <w:abstractNum w:abstractNumId="4" w15:restartNumberingAfterBreak="0">
     <w:nsid w:val="5D3D27AA"/>
     <w:multiLevelType w:val="hybridMultilevel"/>
     <w:tmpl w:val="BA6433C6"/>
@@ -2845,12 +3829,15 @@
     <w:abstractNumId w:val="0"/>
   </w:num>
   <w:num w:numId="2" w16cid:durableId="191572349">
-    <w:abstractNumId w:val="3"/>
+    <w:abstractNumId w:val="4"/>
   </w:num>
   <w:num w:numId="3" w16cid:durableId="602617567">
     <w:abstractNumId w:val="1"/>
   </w:num>
   <w:num w:numId="4" w16cid:durableId="205485472">
+    <w:abstractNumId w:val="3"/>
+  </w:num>
+  <w:num w:numId="5" w16cid:durableId="1453743203">
     <w:abstractNumId w:val="2"/>
   </w:num>
 </w:numbering>

--- a/REPORTE.docx
+++ b/REPORTE.docx
@@ -52,17 +52,44 @@
       <w:pPr>
         <w:rPr>
           <w:rFonts w:ascii="Times New Roman" w:hAnsi="Times New Roman" w:cs="Times New Roman"/>
-        </w:rPr>
-      </w:pPr>
-    </w:p>
-    <w:p>
-      <w:pPr>
-        <w:rPr>
-          <w:rFonts w:ascii="Times New Roman" w:hAnsi="Times New Roman" w:cs="Times New Roman"/>
-          <w:b/>
-          <w:bCs/>
-        </w:rPr>
-      </w:pPr>
+          <w:b/>
+          <w:bCs/>
+        </w:rPr>
+      </w:pPr>
+      <w:r>
+        <w:rPr>
+          <w:rFonts w:ascii="Times New Roman" w:hAnsi="Times New Roman" w:cs="Times New Roman"/>
+          <w:b/>
+          <w:bCs/>
+        </w:rPr>
+        <w:t>Resumen</w:t>
+      </w:r>
+    </w:p>
+    <w:p>
+      <w:pPr>
+        <w:jc w:val="both"/>
+        <w:rPr>
+          <w:rFonts w:ascii="Times New Roman" w:hAnsi="Times New Roman" w:cs="Times New Roman"/>
+        </w:rPr>
+      </w:pPr>
+      <w:r>
+        <w:rPr>
+          <w:rFonts w:ascii="Times New Roman" w:hAnsi="Times New Roman" w:cs="Times New Roman"/>
+        </w:rPr>
+        <w:t>En el</w:t>
+      </w:r>
+      <w:r>
+        <w:rPr>
+          <w:rFonts w:ascii="Times New Roman" w:hAnsi="Times New Roman" w:cs="Times New Roman"/>
+        </w:rPr>
+        <w:t xml:space="preserve"> siguiente trabajo se evaluaron datos de ECOBICI de las semanas santas del 2015 al 2025, con el fin de observar los comportamientos durante la semana santa y los efectos del COVID-19 sobre el préstamo de bicicletas.</w:t>
+      </w:r>
+      <w:r>
+        <w:rPr>
+          <w:rFonts w:ascii="Times New Roman" w:hAnsi="Times New Roman" w:cs="Times New Roman"/>
+        </w:rPr>
+        <w:t xml:space="preserve"> Se determinó que el COVID-19 disminuyó los préstamos entre 2020 a 2022, pero a partir del 2023 hubo un aumento en los préstamos.</w:t>
+      </w:r>
     </w:p>
     <w:p>
       <w:pPr>
@@ -371,7 +398,6 @@
         <w:t xml:space="preserve">Los datos analizados no contaban con datos faltantes, esto se observó mediante el método </w:t>
       </w:r>
       <w:proofErr w:type="spellStart"/>
-      <w:proofErr w:type="gramStart"/>
       <w:r>
         <w:rPr>
           <w:rFonts w:ascii="Times New Roman" w:hAnsi="Times New Roman" w:cs="Times New Roman"/>
@@ -383,14 +409,7 @@
         <w:rPr>
           <w:rFonts w:ascii="Times New Roman" w:hAnsi="Times New Roman" w:cs="Times New Roman"/>
         </w:rPr>
-        <w:t>(</w:t>
-      </w:r>
-      <w:proofErr w:type="gramEnd"/>
-      <w:r>
-        <w:rPr>
-          <w:rFonts w:ascii="Times New Roman" w:hAnsi="Times New Roman" w:cs="Times New Roman"/>
-        </w:rPr>
-        <w:t xml:space="preserve">) de los </w:t>
+        <w:t xml:space="preserve">() de los </w:t>
       </w:r>
       <w:proofErr w:type="spellStart"/>
       <w:r>
@@ -457,7 +476,14 @@
         <w:rPr>
           <w:rFonts w:ascii="Times New Roman" w:hAnsi="Times New Roman" w:cs="Times New Roman"/>
         </w:rPr>
-        <w:t>Los datos obtenidos de ECOBICI se analizaron solo respecto a la Semana Santa de cada año, con el fin de responder las siguientes preguntas:</w:t>
+        <w:t xml:space="preserve">Los datos obtenidos de ECOBICI se analizaron solo respecto a la Semana Santa </w:t>
+      </w:r>
+      <w:r>
+        <w:rPr>
+          <w:rFonts w:ascii="Times New Roman" w:hAnsi="Times New Roman" w:cs="Times New Roman"/>
+        </w:rPr>
+        <w:lastRenderedPageBreak/>
+        <w:t>de cada año, con el fin de responder las siguientes preguntas:</w:t>
       </w:r>
     </w:p>
     <w:p>
@@ -494,401 +520,8 @@
       <w:r>
         <w:rPr>
           <w:rFonts w:ascii="Times New Roman" w:hAnsi="Times New Roman" w:cs="Times New Roman"/>
-          <w:lang w:val="en-US"/>
-        </w:rPr>
-        <w:t>¿Es</w:t>
-      </w:r>
-      <w:r>
-        <w:rPr>
-          <w:rFonts w:ascii="Times New Roman" w:hAnsi="Times New Roman" w:cs="Times New Roman"/>
-          <w:lang w:val="en-US"/>
-        </w:rPr>
-        <w:t xml:space="preserve"> </w:t>
-      </w:r>
-      <w:proofErr w:type="spellStart"/>
-      <w:r>
-        <w:rPr>
-          <w:rFonts w:ascii="Times New Roman" w:hAnsi="Times New Roman" w:cs="Times New Roman"/>
-          <w:lang w:val="en-US"/>
-        </w:rPr>
-        <w:t>posible</w:t>
-      </w:r>
-      <w:proofErr w:type="spellEnd"/>
-      <w:r>
-        <w:rPr>
-          <w:rFonts w:ascii="Times New Roman" w:hAnsi="Times New Roman" w:cs="Times New Roman"/>
-          <w:lang w:val="en-US"/>
-        </w:rPr>
-        <w:t xml:space="preserve"> </w:t>
-      </w:r>
-      <w:proofErr w:type="spellStart"/>
-      <w:r>
-        <w:rPr>
-          <w:rFonts w:ascii="Times New Roman" w:hAnsi="Times New Roman" w:cs="Times New Roman"/>
-          <w:lang w:val="en-US"/>
-        </w:rPr>
-        <w:t>hacer</w:t>
-      </w:r>
-      <w:proofErr w:type="spellEnd"/>
-      <w:r>
-        <w:rPr>
-          <w:rFonts w:ascii="Times New Roman" w:hAnsi="Times New Roman" w:cs="Times New Roman"/>
-          <w:lang w:val="en-US"/>
-        </w:rPr>
-        <w:t xml:space="preserve"> </w:t>
-      </w:r>
-      <w:proofErr w:type="spellStart"/>
-      <w:r>
-        <w:rPr>
-          <w:rFonts w:ascii="Times New Roman" w:hAnsi="Times New Roman" w:cs="Times New Roman"/>
-          <w:lang w:val="en-US"/>
-        </w:rPr>
-        <w:t>una</w:t>
-      </w:r>
-      <w:proofErr w:type="spellEnd"/>
-      <w:r>
-        <w:rPr>
-          <w:rFonts w:ascii="Times New Roman" w:hAnsi="Times New Roman" w:cs="Times New Roman"/>
-          <w:lang w:val="en-US"/>
-        </w:rPr>
-        <w:t xml:space="preserve"> </w:t>
-      </w:r>
-      <w:proofErr w:type="spellStart"/>
-      <w:r>
-        <w:rPr>
-          <w:rFonts w:ascii="Times New Roman" w:hAnsi="Times New Roman" w:cs="Times New Roman"/>
-          <w:lang w:val="en-US"/>
-        </w:rPr>
-        <w:t>diferenciación</w:t>
-      </w:r>
-      <w:proofErr w:type="spellEnd"/>
-      <w:r>
-        <w:rPr>
-          <w:rFonts w:ascii="Times New Roman" w:hAnsi="Times New Roman" w:cs="Times New Roman"/>
-          <w:lang w:val="en-US"/>
-        </w:rPr>
-        <w:t xml:space="preserve"> </w:t>
-      </w:r>
-      <w:proofErr w:type="spellStart"/>
-      <w:r>
-        <w:rPr>
-          <w:rFonts w:ascii="Times New Roman" w:hAnsi="Times New Roman" w:cs="Times New Roman"/>
-          <w:lang w:val="en-US"/>
-        </w:rPr>
-        <w:t>evidente</w:t>
-      </w:r>
-      <w:proofErr w:type="spellEnd"/>
-      <w:r>
-        <w:rPr>
-          <w:rFonts w:ascii="Times New Roman" w:hAnsi="Times New Roman" w:cs="Times New Roman"/>
-          <w:lang w:val="en-US"/>
-        </w:rPr>
-        <w:t xml:space="preserve"> de </w:t>
-      </w:r>
-      <w:proofErr w:type="spellStart"/>
-      <w:r>
-        <w:rPr>
-          <w:rFonts w:ascii="Times New Roman" w:hAnsi="Times New Roman" w:cs="Times New Roman"/>
-          <w:lang w:val="en-US"/>
-        </w:rPr>
-        <w:t>los</w:t>
-      </w:r>
-      <w:proofErr w:type="spellEnd"/>
-      <w:r>
-        <w:rPr>
-          <w:rFonts w:ascii="Times New Roman" w:hAnsi="Times New Roman" w:cs="Times New Roman"/>
-          <w:lang w:val="en-US"/>
-        </w:rPr>
-        <w:t xml:space="preserve"> días </w:t>
-      </w:r>
-      <w:proofErr w:type="spellStart"/>
-      <w:r>
-        <w:rPr>
-          <w:rFonts w:ascii="Times New Roman" w:hAnsi="Times New Roman" w:cs="Times New Roman"/>
-          <w:lang w:val="en-US"/>
-        </w:rPr>
-        <w:lastRenderedPageBreak/>
-        <w:t>en</w:t>
-      </w:r>
-      <w:proofErr w:type="spellEnd"/>
-      <w:r>
-        <w:rPr>
-          <w:rFonts w:ascii="Times New Roman" w:hAnsi="Times New Roman" w:cs="Times New Roman"/>
-          <w:lang w:val="en-US"/>
-        </w:rPr>
-        <w:t xml:space="preserve"> </w:t>
-      </w:r>
-      <w:proofErr w:type="spellStart"/>
-      <w:r>
-        <w:rPr>
-          <w:rFonts w:ascii="Times New Roman" w:hAnsi="Times New Roman" w:cs="Times New Roman"/>
-          <w:lang w:val="en-US"/>
-        </w:rPr>
-        <w:t>los</w:t>
-      </w:r>
-      <w:proofErr w:type="spellEnd"/>
-      <w:r>
-        <w:rPr>
-          <w:rFonts w:ascii="Times New Roman" w:hAnsi="Times New Roman" w:cs="Times New Roman"/>
-          <w:lang w:val="en-US"/>
-        </w:rPr>
-        <w:t xml:space="preserve"> </w:t>
-      </w:r>
-      <w:proofErr w:type="spellStart"/>
-      <w:r>
-        <w:rPr>
-          <w:rFonts w:ascii="Times New Roman" w:hAnsi="Times New Roman" w:cs="Times New Roman"/>
-          <w:lang w:val="en-US"/>
-        </w:rPr>
-        <w:t>que</w:t>
-      </w:r>
-      <w:proofErr w:type="spellEnd"/>
-      <w:r>
-        <w:rPr>
-          <w:rFonts w:ascii="Times New Roman" w:hAnsi="Times New Roman" w:cs="Times New Roman"/>
-          <w:lang w:val="en-US"/>
-        </w:rPr>
-        <w:t xml:space="preserve"> </w:t>
-      </w:r>
-      <w:proofErr w:type="spellStart"/>
-      <w:r>
-        <w:rPr>
-          <w:rFonts w:ascii="Times New Roman" w:hAnsi="Times New Roman" w:cs="Times New Roman"/>
-          <w:lang w:val="en-US"/>
-        </w:rPr>
-        <w:t>hubo</w:t>
-      </w:r>
-      <w:proofErr w:type="spellEnd"/>
-      <w:r>
-        <w:rPr>
-          <w:rFonts w:ascii="Times New Roman" w:hAnsi="Times New Roman" w:cs="Times New Roman"/>
-          <w:lang w:val="en-US"/>
-        </w:rPr>
-        <w:t xml:space="preserve"> </w:t>
-      </w:r>
-      <w:proofErr w:type="spellStart"/>
-      <w:r>
-        <w:rPr>
-          <w:rFonts w:ascii="Times New Roman" w:hAnsi="Times New Roman" w:cs="Times New Roman"/>
-          <w:lang w:val="en-US"/>
-        </w:rPr>
-        <w:t>mayores</w:t>
-      </w:r>
-      <w:proofErr w:type="spellEnd"/>
-      <w:r>
-        <w:rPr>
-          <w:rFonts w:ascii="Times New Roman" w:hAnsi="Times New Roman" w:cs="Times New Roman"/>
-          <w:lang w:val="en-US"/>
-        </w:rPr>
-        <w:t xml:space="preserve"> </w:t>
-      </w:r>
-      <w:proofErr w:type="spellStart"/>
-      <w:r>
-        <w:rPr>
-          <w:rFonts w:ascii="Times New Roman" w:hAnsi="Times New Roman" w:cs="Times New Roman"/>
-          <w:lang w:val="en-US"/>
-        </w:rPr>
-        <w:t>retiros</w:t>
-      </w:r>
-      <w:proofErr w:type="spellEnd"/>
-      <w:r>
-        <w:rPr>
-          <w:rFonts w:ascii="Times New Roman" w:hAnsi="Times New Roman" w:cs="Times New Roman"/>
-          <w:lang w:val="en-US"/>
-        </w:rPr>
-        <w:t xml:space="preserve"> de </w:t>
-      </w:r>
-      <w:proofErr w:type="spellStart"/>
-      <w:r>
-        <w:rPr>
-          <w:rFonts w:ascii="Times New Roman" w:hAnsi="Times New Roman" w:cs="Times New Roman"/>
-          <w:lang w:val="en-US"/>
-        </w:rPr>
-        <w:t>aquellos</w:t>
-      </w:r>
-      <w:proofErr w:type="spellEnd"/>
-      <w:r>
-        <w:rPr>
-          <w:rFonts w:ascii="Times New Roman" w:hAnsi="Times New Roman" w:cs="Times New Roman"/>
-          <w:lang w:val="en-US"/>
-        </w:rPr>
-        <w:t xml:space="preserve"> </w:t>
-      </w:r>
-      <w:proofErr w:type="spellStart"/>
-      <w:r>
-        <w:rPr>
-          <w:rFonts w:ascii="Times New Roman" w:hAnsi="Times New Roman" w:cs="Times New Roman"/>
-          <w:lang w:val="en-US"/>
-        </w:rPr>
-        <w:t>en</w:t>
-      </w:r>
-      <w:proofErr w:type="spellEnd"/>
-      <w:r>
-        <w:rPr>
-          <w:rFonts w:ascii="Times New Roman" w:hAnsi="Times New Roman" w:cs="Times New Roman"/>
-          <w:lang w:val="en-US"/>
-        </w:rPr>
-        <w:t xml:space="preserve"> </w:t>
-      </w:r>
-      <w:proofErr w:type="spellStart"/>
-      <w:r>
-        <w:rPr>
-          <w:rFonts w:ascii="Times New Roman" w:hAnsi="Times New Roman" w:cs="Times New Roman"/>
-          <w:lang w:val="en-US"/>
-        </w:rPr>
-        <w:t>los</w:t>
-      </w:r>
-      <w:proofErr w:type="spellEnd"/>
-      <w:r>
-        <w:rPr>
-          <w:rFonts w:ascii="Times New Roman" w:hAnsi="Times New Roman" w:cs="Times New Roman"/>
-          <w:lang w:val="en-US"/>
-        </w:rPr>
-        <w:t xml:space="preserve"> </w:t>
-      </w:r>
-      <w:proofErr w:type="spellStart"/>
-      <w:r>
-        <w:rPr>
-          <w:rFonts w:ascii="Times New Roman" w:hAnsi="Times New Roman" w:cs="Times New Roman"/>
-          <w:lang w:val="en-US"/>
-        </w:rPr>
-        <w:t>que</w:t>
-      </w:r>
-      <w:proofErr w:type="spellEnd"/>
-      <w:r>
-        <w:rPr>
-          <w:rFonts w:ascii="Times New Roman" w:hAnsi="Times New Roman" w:cs="Times New Roman"/>
-          <w:lang w:val="en-US"/>
-        </w:rPr>
-        <w:t xml:space="preserve"> </w:t>
-      </w:r>
-      <w:proofErr w:type="spellStart"/>
-      <w:r>
-        <w:rPr>
-          <w:rFonts w:ascii="Times New Roman" w:hAnsi="Times New Roman" w:cs="Times New Roman"/>
-          <w:lang w:val="en-US"/>
-        </w:rPr>
-        <w:t>hubo</w:t>
-      </w:r>
-      <w:proofErr w:type="spellEnd"/>
-      <w:r>
-        <w:rPr>
-          <w:rFonts w:ascii="Times New Roman" w:hAnsi="Times New Roman" w:cs="Times New Roman"/>
-          <w:lang w:val="en-US"/>
-        </w:rPr>
-        <w:t xml:space="preserve"> </w:t>
-      </w:r>
-      <w:proofErr w:type="spellStart"/>
-      <w:r>
-        <w:rPr>
-          <w:rFonts w:ascii="Times New Roman" w:hAnsi="Times New Roman" w:cs="Times New Roman"/>
-          <w:lang w:val="en-US"/>
-        </w:rPr>
-        <w:t>menos</w:t>
-      </w:r>
-      <w:proofErr w:type="spellEnd"/>
-      <w:r>
-        <w:rPr>
-          <w:rFonts w:ascii="Times New Roman" w:hAnsi="Times New Roman" w:cs="Times New Roman"/>
-          <w:lang w:val="en-US"/>
-        </w:rPr>
-        <w:t xml:space="preserve"> o </w:t>
-      </w:r>
-      <w:proofErr w:type="spellStart"/>
-      <w:r>
-        <w:rPr>
-          <w:rFonts w:ascii="Times New Roman" w:hAnsi="Times New Roman" w:cs="Times New Roman"/>
-          <w:lang w:val="en-US"/>
-        </w:rPr>
-        <w:t>todos</w:t>
-      </w:r>
-      <w:proofErr w:type="spellEnd"/>
-      <w:r>
-        <w:rPr>
-          <w:rFonts w:ascii="Times New Roman" w:hAnsi="Times New Roman" w:cs="Times New Roman"/>
-          <w:lang w:val="en-US"/>
-        </w:rPr>
-        <w:t xml:space="preserve"> </w:t>
-      </w:r>
-      <w:proofErr w:type="spellStart"/>
-      <w:r>
-        <w:rPr>
-          <w:rFonts w:ascii="Times New Roman" w:hAnsi="Times New Roman" w:cs="Times New Roman"/>
-          <w:lang w:val="en-US"/>
-        </w:rPr>
-        <w:t>los</w:t>
-      </w:r>
-      <w:proofErr w:type="spellEnd"/>
-      <w:r>
-        <w:rPr>
-          <w:rFonts w:ascii="Times New Roman" w:hAnsi="Times New Roman" w:cs="Times New Roman"/>
-          <w:lang w:val="en-US"/>
-        </w:rPr>
-        <w:t xml:space="preserve"> días hay </w:t>
-      </w:r>
-      <w:proofErr w:type="spellStart"/>
-      <w:r>
-        <w:rPr>
-          <w:rFonts w:ascii="Times New Roman" w:hAnsi="Times New Roman" w:cs="Times New Roman"/>
-          <w:lang w:val="en-US"/>
-        </w:rPr>
-        <w:t>una</w:t>
-      </w:r>
-      <w:proofErr w:type="spellEnd"/>
-      <w:r>
-        <w:rPr>
-          <w:rFonts w:ascii="Times New Roman" w:hAnsi="Times New Roman" w:cs="Times New Roman"/>
-          <w:lang w:val="en-US"/>
-        </w:rPr>
-        <w:t xml:space="preserve"> </w:t>
-      </w:r>
-      <w:proofErr w:type="spellStart"/>
-      <w:r>
-        <w:rPr>
-          <w:rFonts w:ascii="Times New Roman" w:hAnsi="Times New Roman" w:cs="Times New Roman"/>
-          <w:lang w:val="en-US"/>
-        </w:rPr>
-        <w:t>cantidad</w:t>
-      </w:r>
-      <w:proofErr w:type="spellEnd"/>
-      <w:r>
-        <w:rPr>
-          <w:rFonts w:ascii="Times New Roman" w:hAnsi="Times New Roman" w:cs="Times New Roman"/>
-          <w:lang w:val="en-US"/>
-        </w:rPr>
-        <w:t xml:space="preserve"> de </w:t>
-      </w:r>
-      <w:proofErr w:type="spellStart"/>
-      <w:r>
-        <w:rPr>
-          <w:rFonts w:ascii="Times New Roman" w:hAnsi="Times New Roman" w:cs="Times New Roman"/>
-          <w:lang w:val="en-US"/>
-        </w:rPr>
-        <w:t>retiros</w:t>
-      </w:r>
-      <w:proofErr w:type="spellEnd"/>
-      <w:r>
-        <w:rPr>
-          <w:rFonts w:ascii="Times New Roman" w:hAnsi="Times New Roman" w:cs="Times New Roman"/>
-          <w:lang w:val="en-US"/>
-        </w:rPr>
-        <w:t xml:space="preserve"> </w:t>
-      </w:r>
-      <w:proofErr w:type="spellStart"/>
-      <w:r>
-        <w:rPr>
-          <w:rFonts w:ascii="Times New Roman" w:hAnsi="Times New Roman" w:cs="Times New Roman"/>
-          <w:lang w:val="en-US"/>
-        </w:rPr>
-        <w:t>parecida</w:t>
-      </w:r>
-      <w:proofErr w:type="spellEnd"/>
-      <w:r>
-        <w:rPr>
-          <w:rFonts w:ascii="Times New Roman" w:hAnsi="Times New Roman" w:cs="Times New Roman"/>
-          <w:lang w:val="en-US"/>
-        </w:rPr>
-        <w:t>?</w:t>
+        </w:rPr>
+        <w:t>¿Es posible hacer una diferenciación evidente de los días en los que hubo mayores retiros de aquellos en los que hubo menos o todos los días hay una cantidad de retiros parecida?</w:t>
       </w:r>
     </w:p>
     <w:p>
@@ -906,131 +539,15 @@
       <w:r>
         <w:rPr>
           <w:rFonts w:ascii="Times New Roman" w:hAnsi="Times New Roman" w:cs="Times New Roman"/>
-          <w:lang w:val="en-US"/>
-        </w:rPr>
-        <w:t xml:space="preserve">Si es </w:t>
-      </w:r>
-      <w:proofErr w:type="spellStart"/>
-      <w:r>
-        <w:rPr>
-          <w:rFonts w:ascii="Times New Roman" w:hAnsi="Times New Roman" w:cs="Times New Roman"/>
-          <w:lang w:val="en-US"/>
-        </w:rPr>
-        <w:t>posible</w:t>
-      </w:r>
-      <w:proofErr w:type="spellEnd"/>
-      <w:r>
-        <w:rPr>
-          <w:rFonts w:ascii="Times New Roman" w:hAnsi="Times New Roman" w:cs="Times New Roman"/>
-          <w:lang w:val="en-US"/>
+        </w:rPr>
+        <w:t>Si es posible separar los días de más retiros de los de menor retiros</w:t>
+      </w:r>
+      <w:r>
+        <w:rPr>
+          <w:rFonts w:ascii="Times New Roman" w:hAnsi="Times New Roman" w:cs="Times New Roman"/>
         </w:rPr>
         <w:t xml:space="preserve"> </w:t>
       </w:r>
-      <w:proofErr w:type="spellStart"/>
-      <w:r>
-        <w:rPr>
-          <w:rFonts w:ascii="Times New Roman" w:hAnsi="Times New Roman" w:cs="Times New Roman"/>
-          <w:lang w:val="en-US"/>
-        </w:rPr>
-        <w:t>separar</w:t>
-      </w:r>
-      <w:proofErr w:type="spellEnd"/>
-      <w:r>
-        <w:rPr>
-          <w:rFonts w:ascii="Times New Roman" w:hAnsi="Times New Roman" w:cs="Times New Roman"/>
-          <w:lang w:val="en-US"/>
-        </w:rPr>
-        <w:t xml:space="preserve"> </w:t>
-      </w:r>
-      <w:proofErr w:type="spellStart"/>
-      <w:r>
-        <w:rPr>
-          <w:rFonts w:ascii="Times New Roman" w:hAnsi="Times New Roman" w:cs="Times New Roman"/>
-          <w:lang w:val="en-US"/>
-        </w:rPr>
-        <w:t>los</w:t>
-      </w:r>
-      <w:proofErr w:type="spellEnd"/>
-      <w:r>
-        <w:rPr>
-          <w:rFonts w:ascii="Times New Roman" w:hAnsi="Times New Roman" w:cs="Times New Roman"/>
-          <w:lang w:val="en-US"/>
-        </w:rPr>
-        <w:t xml:space="preserve"> días de </w:t>
-      </w:r>
-      <w:proofErr w:type="spellStart"/>
-      <w:r>
-        <w:rPr>
-          <w:rFonts w:ascii="Times New Roman" w:hAnsi="Times New Roman" w:cs="Times New Roman"/>
-          <w:lang w:val="en-US"/>
-        </w:rPr>
-        <w:t>más</w:t>
-      </w:r>
-      <w:proofErr w:type="spellEnd"/>
-      <w:r>
-        <w:rPr>
-          <w:rFonts w:ascii="Times New Roman" w:hAnsi="Times New Roman" w:cs="Times New Roman"/>
-          <w:lang w:val="en-US"/>
-        </w:rPr>
-        <w:t xml:space="preserve"> </w:t>
-      </w:r>
-      <w:proofErr w:type="spellStart"/>
-      <w:r>
-        <w:rPr>
-          <w:rFonts w:ascii="Times New Roman" w:hAnsi="Times New Roman" w:cs="Times New Roman"/>
-          <w:lang w:val="en-US"/>
-        </w:rPr>
-        <w:t>retiros</w:t>
-      </w:r>
-      <w:proofErr w:type="spellEnd"/>
-      <w:r>
-        <w:rPr>
-          <w:rFonts w:ascii="Times New Roman" w:hAnsi="Times New Roman" w:cs="Times New Roman"/>
-          <w:lang w:val="en-US"/>
-        </w:rPr>
-        <w:t xml:space="preserve"> de </w:t>
-      </w:r>
-      <w:proofErr w:type="spellStart"/>
-      <w:r>
-        <w:rPr>
-          <w:rFonts w:ascii="Times New Roman" w:hAnsi="Times New Roman" w:cs="Times New Roman"/>
-          <w:lang w:val="en-US"/>
-        </w:rPr>
-        <w:t>los</w:t>
-      </w:r>
-      <w:proofErr w:type="spellEnd"/>
-      <w:r>
-        <w:rPr>
-          <w:rFonts w:ascii="Times New Roman" w:hAnsi="Times New Roman" w:cs="Times New Roman"/>
-          <w:lang w:val="en-US"/>
-        </w:rPr>
-        <w:t xml:space="preserve"> de </w:t>
-      </w:r>
-      <w:proofErr w:type="spellStart"/>
-      <w:r>
-        <w:rPr>
-          <w:rFonts w:ascii="Times New Roman" w:hAnsi="Times New Roman" w:cs="Times New Roman"/>
-          <w:lang w:val="en-US"/>
-        </w:rPr>
-        <w:t>menor</w:t>
-      </w:r>
-      <w:proofErr w:type="spellEnd"/>
-      <w:r>
-        <w:rPr>
-          <w:rFonts w:ascii="Times New Roman" w:hAnsi="Times New Roman" w:cs="Times New Roman"/>
-          <w:lang w:val="en-US"/>
-        </w:rPr>
-        <w:t xml:space="preserve"> </w:t>
-      </w:r>
-      <w:proofErr w:type="spellStart"/>
-      <w:r>
-        <w:rPr>
-          <w:rFonts w:ascii="Times New Roman" w:hAnsi="Times New Roman" w:cs="Times New Roman"/>
-          <w:lang w:val="en-US"/>
-        </w:rPr>
-        <w:t>retiros</w:t>
-      </w:r>
-      <w:proofErr w:type="spellEnd"/>
       <w:r>
         <w:rPr>
           <w:rFonts w:ascii="Times New Roman" w:hAnsi="Times New Roman" w:cs="Times New Roman"/>
@@ -1163,7 +680,13 @@
         <w:rPr>
           <w:rFonts w:ascii="Times New Roman" w:hAnsi="Times New Roman" w:cs="Times New Roman"/>
         </w:rPr>
-        <w:t>. Se graficaron estos datos usando el método de PCA para observar si la diferencia entre días de mayor y menor retiros era importante o no. Dado que se observó que la separación entre un grupo de datos del otro era visiblemente importante, se procedió a hacer el análisis correspondiente de los días particulares de mayor cantidad de retiros.</w:t>
+        <w:t xml:space="preserve">. Se graficaron estos datos usando el método de PCA para observar si la diferencia entre días de </w:t>
+      </w:r>
+      <w:r>
+        <w:rPr>
+          <w:rFonts w:ascii="Times New Roman" w:hAnsi="Times New Roman" w:cs="Times New Roman"/>
+        </w:rPr>
+        <w:t>mayor y menor retiros era importante o no. Dado que se observó que la separación entre un grupo de datos del otro era visiblemente importante, se procedió a hacer el análisis correspondiente de los días particulares de mayor cantidad de retiros.</w:t>
       </w:r>
     </w:p>
     <w:p>
@@ -1243,37 +766,92 @@
         <w:rPr>
           <w:rFonts w:ascii="Times New Roman" w:hAnsi="Times New Roman" w:cs="Times New Roman"/>
         </w:rPr>
-        <w:t xml:space="preserve">Para la categorización se usó K-Means con 4 </w:t>
-      </w:r>
-      <w:proofErr w:type="spellStart"/>
-      <w:r>
-        <w:rPr>
-          <w:rFonts w:ascii="Times New Roman" w:hAnsi="Times New Roman" w:cs="Times New Roman"/>
-        </w:rPr>
-        <w:t>clústers</w:t>
-      </w:r>
-      <w:proofErr w:type="spellEnd"/>
-      <w:r>
-        <w:rPr>
-          <w:rFonts w:ascii="Times New Roman" w:hAnsi="Times New Roman" w:cs="Times New Roman"/>
-        </w:rPr>
-        <w:t xml:space="preserve"> y se graficó un gráfico de dispersión que muestra la efectividad del clúster y la matriz de confusión.</w:t>
-      </w:r>
-    </w:p>
-    <w:p>
-      <w:pPr>
-        <w:rPr>
-          <w:rFonts w:ascii="Times New Roman" w:hAnsi="Times New Roman" w:cs="Times New Roman"/>
-          <w:b/>
-          <w:bCs/>
-        </w:rPr>
-      </w:pPr>
-      <w:r>
-        <w:rPr>
-          <w:rFonts w:ascii="Times New Roman" w:hAnsi="Times New Roman" w:cs="Times New Roman"/>
-          <w:b/>
-          <w:bCs/>
-        </w:rPr>
+        <w:t>Para la categorización se usó K-Means con 4 clúster</w:t>
+      </w:r>
+      <w:r>
+        <w:rPr>
+          <w:rFonts w:ascii="Times New Roman" w:hAnsi="Times New Roman" w:cs="Times New Roman"/>
+        </w:rPr>
+        <w:t>e</w:t>
+      </w:r>
+      <w:r>
+        <w:rPr>
+          <w:rFonts w:ascii="Times New Roman" w:hAnsi="Times New Roman" w:cs="Times New Roman"/>
+        </w:rPr>
+        <w:t>s y se graficó un gráfico de dispersión que muestra la efectividad del clúster y la matriz de confusión.</w:t>
+      </w:r>
+    </w:p>
+    <w:p>
+      <w:pPr>
+        <w:jc w:val="both"/>
+        <w:rPr>
+          <w:rFonts w:ascii="Times New Roman" w:hAnsi="Times New Roman" w:cs="Times New Roman"/>
+        </w:rPr>
+      </w:pPr>
+    </w:p>
+    <w:p>
+      <w:pPr>
+        <w:jc w:val="both"/>
+        <w:rPr>
+          <w:rFonts w:ascii="Times New Roman" w:hAnsi="Times New Roman" w:cs="Times New Roman"/>
+        </w:rPr>
+      </w:pPr>
+    </w:p>
+    <w:p>
+      <w:pPr>
+        <w:jc w:val="both"/>
+        <w:rPr>
+          <w:rFonts w:ascii="Times New Roman" w:hAnsi="Times New Roman" w:cs="Times New Roman"/>
+        </w:rPr>
+      </w:pPr>
+    </w:p>
+    <w:p>
+      <w:pPr>
+        <w:jc w:val="both"/>
+        <w:rPr>
+          <w:rFonts w:ascii="Times New Roman" w:hAnsi="Times New Roman" w:cs="Times New Roman"/>
+        </w:rPr>
+      </w:pPr>
+    </w:p>
+    <w:p>
+      <w:pPr>
+        <w:jc w:val="both"/>
+        <w:rPr>
+          <w:rFonts w:ascii="Times New Roman" w:hAnsi="Times New Roman" w:cs="Times New Roman"/>
+        </w:rPr>
+      </w:pPr>
+    </w:p>
+    <w:p>
+      <w:pPr>
+        <w:jc w:val="both"/>
+        <w:rPr>
+          <w:rFonts w:ascii="Times New Roman" w:hAnsi="Times New Roman" w:cs="Times New Roman"/>
+        </w:rPr>
+      </w:pPr>
+    </w:p>
+    <w:p>
+      <w:pPr>
+        <w:jc w:val="both"/>
+        <w:rPr>
+          <w:rFonts w:ascii="Times New Roman" w:hAnsi="Times New Roman" w:cs="Times New Roman"/>
+        </w:rPr>
+      </w:pPr>
+    </w:p>
+    <w:p>
+      <w:pPr>
+        <w:rPr>
+          <w:rFonts w:ascii="Times New Roman" w:hAnsi="Times New Roman" w:cs="Times New Roman"/>
+          <w:b/>
+          <w:bCs/>
+        </w:rPr>
+      </w:pPr>
+      <w:r>
+        <w:rPr>
+          <w:rFonts w:ascii="Times New Roman" w:hAnsi="Times New Roman" w:cs="Times New Roman"/>
+          <w:b/>
+          <w:bCs/>
+        </w:rPr>
+        <w:lastRenderedPageBreak/>
         <w:t>Resultados</w:t>
       </w:r>
     </w:p>
@@ -1288,16 +866,43 @@
       <w:r>
         <w:rPr>
           <w:rFonts w:ascii="Times New Roman" w:hAnsi="Times New Roman" w:cs="Times New Roman"/>
+          <w:b/>
+          <w:bCs/>
+        </w:rPr>
+        <w:t xml:space="preserve">Cuadro 1. </w:t>
+      </w:r>
+      <w:r>
+        <w:rPr>
+          <w:rFonts w:ascii="Times New Roman" w:hAnsi="Times New Roman" w:cs="Times New Roman"/>
+        </w:rPr>
+        <w:t xml:space="preserve">Tabla de los años </w:t>
+      </w:r>
+      <w:r>
+        <w:rPr>
+          <w:rFonts w:ascii="Times New Roman" w:hAnsi="Times New Roman" w:cs="Times New Roman"/>
+        </w:rPr>
+        <w:t>considerados y los retiros de bicicletas realizados durante la Semana Santa en Ciudad de México.</w:t>
+      </w:r>
+    </w:p>
+    <w:p>
+      <w:pPr>
+        <w:rPr>
+          <w:rFonts w:ascii="Times New Roman" w:hAnsi="Times New Roman" w:cs="Times New Roman"/>
+        </w:rPr>
+      </w:pPr>
+      <w:r>
+        <w:rPr>
+          <w:rFonts w:ascii="Times New Roman" w:hAnsi="Times New Roman" w:cs="Times New Roman"/>
           <w:noProof/>
         </w:rPr>
         <w:drawing>
-          <wp:anchor distT="0" distB="0" distL="114300" distR="114300" simplePos="0" relativeHeight="251669504" behindDoc="0" locked="0" layoutInCell="1" allowOverlap="1" wp14:anchorId="2A42B45D" wp14:editId="244C4D74">
+          <wp:anchor distT="0" distB="0" distL="114300" distR="114300" simplePos="0" relativeHeight="251669504" behindDoc="0" locked="0" layoutInCell="1" allowOverlap="1" wp14:anchorId="2A42B45D" wp14:editId="7389AB47">
             <wp:simplePos x="0" y="0"/>
             <wp:positionH relativeFrom="column">
-              <wp:posOffset>721360</wp:posOffset>
+              <wp:align>left</wp:align>
             </wp:positionH>
             <wp:positionV relativeFrom="paragraph">
-              <wp:posOffset>669290</wp:posOffset>
+              <wp:posOffset>3810</wp:posOffset>
             </wp:positionV>
             <wp:extent cx="934720" cy="2611120"/>
             <wp:effectExtent l="0" t="0" r="0" b="0"/>
@@ -1354,26 +959,6 @@
           </wp:anchor>
         </w:drawing>
       </w:r>
-      <w:r>
-        <w:rPr>
-          <w:rFonts w:ascii="Times New Roman" w:hAnsi="Times New Roman" w:cs="Times New Roman"/>
-          <w:b/>
-          <w:bCs/>
-        </w:rPr>
-        <w:t xml:space="preserve">Cuadro 1. </w:t>
-      </w:r>
-      <w:r>
-        <w:rPr>
-          <w:rFonts w:ascii="Times New Roman" w:hAnsi="Times New Roman" w:cs="Times New Roman"/>
-        </w:rPr>
-        <w:t xml:space="preserve">Tabla de los años </w:t>
-      </w:r>
-      <w:r>
-        <w:rPr>
-          <w:rFonts w:ascii="Times New Roman" w:hAnsi="Times New Roman" w:cs="Times New Roman"/>
-        </w:rPr>
-        <w:t>considerados y los retiros de bicicletas realizados durante la Semana Santa en Ciudad de México.</w:t>
-      </w:r>
     </w:p>
     <w:p>
       <w:pPr>
@@ -1450,16 +1035,16 @@
           <w:noProof/>
         </w:rPr>
         <w:drawing>
-          <wp:anchor distT="0" distB="0" distL="114300" distR="114300" simplePos="0" relativeHeight="251662336" behindDoc="0" locked="0" layoutInCell="1" allowOverlap="1" wp14:anchorId="61D5A49B" wp14:editId="07480FFD">
+          <wp:anchor distT="0" distB="0" distL="114300" distR="114300" simplePos="0" relativeHeight="251662336" behindDoc="0" locked="0" layoutInCell="1" allowOverlap="1" wp14:anchorId="61D5A49B" wp14:editId="4C6D1048">
             <wp:simplePos x="0" y="0"/>
             <wp:positionH relativeFrom="column">
               <wp:align>right</wp:align>
             </wp:positionH>
             <wp:positionV relativeFrom="paragraph">
-              <wp:posOffset>912495</wp:posOffset>
+              <wp:posOffset>836295</wp:posOffset>
             </wp:positionV>
-            <wp:extent cx="2738120" cy="1409700"/>
-            <wp:effectExtent l="0" t="0" r="5080" b="0"/>
+            <wp:extent cx="2573655" cy="1324610"/>
+            <wp:effectExtent l="0" t="0" r="0" b="8890"/>
             <wp:wrapTopAndBottom/>
             <wp:docPr id="5" name="Marcador de contenido 4">
               <a:extLst xmlns:a="http://schemas.openxmlformats.org/drawingml/2006/main">
@@ -1501,7 +1086,7 @@
                   <pic:spPr>
                     <a:xfrm>
                       <a:off x="0" y="0"/>
-                      <a:ext cx="2738120" cy="1409700"/>
+                      <a:ext cx="2573655" cy="1324610"/>
                     </a:xfrm>
                     <a:prstGeom prst="rect">
                       <a:avLst/>
@@ -1559,6 +1144,42 @@
       <w:pPr>
         <w:rPr>
           <w:rFonts w:ascii="Times New Roman" w:hAnsi="Times New Roman" w:cs="Times New Roman"/>
+          <w:b/>
+          <w:bCs/>
+        </w:rPr>
+      </w:pPr>
+    </w:p>
+    <w:p>
+      <w:pPr>
+        <w:rPr>
+          <w:rFonts w:ascii="Times New Roman" w:hAnsi="Times New Roman" w:cs="Times New Roman"/>
+          <w:b/>
+          <w:bCs/>
+        </w:rPr>
+      </w:pPr>
+    </w:p>
+    <w:p>
+      <w:pPr>
+        <w:rPr>
+          <w:rFonts w:ascii="Times New Roman" w:hAnsi="Times New Roman" w:cs="Times New Roman"/>
+          <w:b/>
+          <w:bCs/>
+        </w:rPr>
+      </w:pPr>
+    </w:p>
+    <w:p>
+      <w:pPr>
+        <w:rPr>
+          <w:rFonts w:ascii="Times New Roman" w:hAnsi="Times New Roman" w:cs="Times New Roman"/>
+          <w:b/>
+          <w:bCs/>
+        </w:rPr>
+      </w:pPr>
+    </w:p>
+    <w:p>
+      <w:pPr>
+        <w:rPr>
+          <w:rFonts w:ascii="Times New Roman" w:hAnsi="Times New Roman" w:cs="Times New Roman"/>
         </w:rPr>
       </w:pPr>
       <w:r>
@@ -1605,13 +1226,13 @@
           <w:noProof/>
         </w:rPr>
         <w:drawing>
-          <wp:anchor distT="0" distB="0" distL="114300" distR="114300" simplePos="0" relativeHeight="251664384" behindDoc="0" locked="0" layoutInCell="1" allowOverlap="1" wp14:anchorId="6F51C6A1" wp14:editId="57284EED">
+          <wp:anchor distT="0" distB="0" distL="114300" distR="114300" simplePos="0" relativeHeight="251664384" behindDoc="0" locked="0" layoutInCell="1" allowOverlap="1" wp14:anchorId="6F51C6A1" wp14:editId="6CB4FA9F">
             <wp:simplePos x="0" y="0"/>
-            <wp:positionH relativeFrom="margin">
-              <wp:posOffset>297604</wp:posOffset>
+            <wp:positionH relativeFrom="column">
+              <wp:align>left</wp:align>
             </wp:positionH>
             <wp:positionV relativeFrom="paragraph">
-              <wp:posOffset>12488</wp:posOffset>
+              <wp:posOffset>4233</wp:posOffset>
             </wp:positionV>
             <wp:extent cx="1930400" cy="1687195"/>
             <wp:effectExtent l="0" t="0" r="0" b="8255"/>
@@ -1676,22 +1297,71 @@
           <w:rFonts w:ascii="Times New Roman" w:hAnsi="Times New Roman" w:cs="Times New Roman"/>
         </w:rPr>
       </w:pPr>
-      <w:r>
-        <w:rPr>
-          <w:rFonts w:ascii="Times New Roman" w:hAnsi="Times New Roman" w:cs="Times New Roman"/>
+    </w:p>
+    <w:p>
+      <w:pPr>
+        <w:jc w:val="both"/>
+        <w:rPr>
+          <w:rFonts w:ascii="Times New Roman" w:hAnsi="Times New Roman" w:cs="Times New Roman"/>
+        </w:rPr>
+      </w:pPr>
+    </w:p>
+    <w:p>
+      <w:pPr>
+        <w:jc w:val="both"/>
+        <w:rPr>
+          <w:rFonts w:ascii="Times New Roman" w:hAnsi="Times New Roman" w:cs="Times New Roman"/>
+        </w:rPr>
+      </w:pPr>
+    </w:p>
+    <w:p>
+      <w:pPr>
+        <w:jc w:val="both"/>
+        <w:rPr>
+          <w:rFonts w:ascii="Times New Roman" w:hAnsi="Times New Roman" w:cs="Times New Roman"/>
+        </w:rPr>
+      </w:pPr>
+    </w:p>
+    <w:p>
+      <w:pPr>
+        <w:jc w:val="both"/>
+        <w:rPr>
+          <w:rFonts w:ascii="Times New Roman" w:hAnsi="Times New Roman" w:cs="Times New Roman"/>
+        </w:rPr>
+      </w:pPr>
+    </w:p>
+    <w:p>
+      <w:pPr>
+        <w:jc w:val="both"/>
+        <w:rPr>
+          <w:rFonts w:ascii="Times New Roman" w:hAnsi="Times New Roman" w:cs="Times New Roman"/>
+        </w:rPr>
+      </w:pPr>
+      <w:r>
+        <w:rPr>
+          <w:rFonts w:ascii="Times New Roman" w:hAnsi="Times New Roman" w:cs="Times New Roman"/>
+          <w:noProof/>
         </w:rPr>
         <w:drawing>
-          <wp:anchor distT="0" distB="0" distL="114300" distR="114300" simplePos="0" relativeHeight="251672576" behindDoc="0" locked="0" layoutInCell="1" allowOverlap="1" wp14:anchorId="4C5D06C7" wp14:editId="487C1C51">
+          <wp:anchor distT="0" distB="0" distL="114300" distR="114300" simplePos="0" relativeHeight="251672576" behindDoc="0" locked="0" layoutInCell="1" allowOverlap="1" wp14:anchorId="4C5D06C7" wp14:editId="04A322EA">
             <wp:simplePos x="0" y="0"/>
             <wp:positionH relativeFrom="column">
-              <wp:align>right</wp:align>
+              <wp:align>left</wp:align>
             </wp:positionH>
             <wp:positionV relativeFrom="paragraph">
-              <wp:posOffset>1908386</wp:posOffset>
+              <wp:posOffset>502708</wp:posOffset>
             </wp:positionV>
-            <wp:extent cx="2765763" cy="2150075"/>
-            <wp:effectExtent l="0" t="0" r="0" b="3175"/>
-            <wp:wrapTopAndBottom/>
+            <wp:extent cx="2505710" cy="1948180"/>
+            <wp:effectExtent l="0" t="0" r="8890" b="0"/>
+            <wp:wrapThrough wrapText="bothSides">
+              <wp:wrapPolygon edited="0">
+                <wp:start x="0" y="0"/>
+                <wp:lineTo x="0" y="21332"/>
+                <wp:lineTo x="21512" y="21332"/>
+                <wp:lineTo x="21512" y="0"/>
+                <wp:lineTo x="0" y="0"/>
+              </wp:wrapPolygon>
+            </wp:wrapThrough>
             <wp:docPr id="130147280" name="Marcador de contenido 4">
               <a:extLst xmlns:a="http://schemas.openxmlformats.org/drawingml/2006/main">
                 <a:ext uri="{FF2B5EF4-FFF2-40B4-BE49-F238E27FC236}">
@@ -1732,7 +1402,7 @@
                   <pic:spPr>
                     <a:xfrm>
                       <a:off x="0" y="0"/>
-                      <a:ext cx="2765763" cy="2150075"/>
+                      <a:ext cx="2515109" cy="1955219"/>
                     </a:xfrm>
                     <a:prstGeom prst="rect">
                       <a:avLst/>
@@ -1918,6 +1588,7 @@
           <w:bCs/>
           <w:noProof/>
         </w:rPr>
+        <w:lastRenderedPageBreak/>
         <w:drawing>
           <wp:anchor distT="0" distB="0" distL="114300" distR="114300" simplePos="0" relativeHeight="251666432" behindDoc="0" locked="0" layoutInCell="1" allowOverlap="1" wp14:anchorId="6AF15FB2" wp14:editId="14A380BA">
             <wp:simplePos x="0" y="0"/>
@@ -2063,7 +1734,7 @@
           <w:noProof/>
         </w:rPr>
         <w:drawing>
-          <wp:anchor distT="0" distB="0" distL="114300" distR="114300" simplePos="0" relativeHeight="251668480" behindDoc="1" locked="0" layoutInCell="1" allowOverlap="1" wp14:anchorId="0FFBFE24" wp14:editId="5C571A94">
+          <wp:anchor distT="0" distB="0" distL="114300" distR="114300" simplePos="0" relativeHeight="251668480" behindDoc="1" locked="0" layoutInCell="1" allowOverlap="1" wp14:anchorId="0FFBFE24" wp14:editId="78D0FDBD">
             <wp:simplePos x="0" y="0"/>
             <wp:positionH relativeFrom="column">
               <wp:posOffset>184785</wp:posOffset>
@@ -2311,22 +1982,22 @@
           <w:noProof/>
         </w:rPr>
         <w:drawing>
-          <wp:anchor distT="0" distB="0" distL="114300" distR="114300" simplePos="0" relativeHeight="251661312" behindDoc="0" locked="0" layoutInCell="1" allowOverlap="1" wp14:anchorId="55FC942D" wp14:editId="360BEA69">
+          <wp:anchor distT="0" distB="0" distL="114300" distR="114300" simplePos="0" relativeHeight="251661312" behindDoc="0" locked="0" layoutInCell="1" allowOverlap="1" wp14:anchorId="55FC942D" wp14:editId="73EFCDCF">
             <wp:simplePos x="0" y="0"/>
             <wp:positionH relativeFrom="column">
-              <wp:align>right</wp:align>
+              <wp:align>left</wp:align>
             </wp:positionH>
             <wp:positionV relativeFrom="paragraph">
-              <wp:posOffset>2318385</wp:posOffset>
+              <wp:posOffset>412538</wp:posOffset>
             </wp:positionV>
-            <wp:extent cx="2565400" cy="1593850"/>
-            <wp:effectExtent l="0" t="0" r="6350" b="6350"/>
+            <wp:extent cx="2505710" cy="1557020"/>
+            <wp:effectExtent l="0" t="0" r="8890" b="5080"/>
             <wp:wrapThrough wrapText="bothSides">
               <wp:wrapPolygon edited="0">
                 <wp:start x="0" y="0"/>
-                <wp:lineTo x="0" y="21428"/>
-                <wp:lineTo x="21493" y="21428"/>
-                <wp:lineTo x="21493" y="0"/>
+                <wp:lineTo x="0" y="21406"/>
+                <wp:lineTo x="21512" y="21406"/>
+                <wp:lineTo x="21512" y="0"/>
                 <wp:lineTo x="0" y="0"/>
               </wp:wrapPolygon>
             </wp:wrapThrough>
@@ -2356,7 +2027,7 @@
                   <pic:spPr>
                     <a:xfrm>
                       <a:off x="0" y="0"/>
-                      <a:ext cx="2565400" cy="1593850"/>
+                      <a:ext cx="2505710" cy="1557020"/>
                     </a:xfrm>
                     <a:prstGeom prst="rect">
                       <a:avLst/>
@@ -2407,51 +2078,15 @@
     </w:p>
     <w:p>
       <w:pPr>
-        <w:rPr>
-          <w:rFonts w:ascii="Times New Roman" w:hAnsi="Times New Roman" w:cs="Times New Roman"/>
-        </w:rPr>
-      </w:pPr>
-    </w:p>
-    <w:p>
-      <w:pPr>
-        <w:jc w:val="both"/>
-        <w:rPr>
-          <w:rFonts w:ascii="Times New Roman" w:hAnsi="Times New Roman" w:cs="Times New Roman"/>
-        </w:rPr>
-      </w:pPr>
-      <w:r>
-        <w:rPr>
-          <w:rFonts w:ascii="Times New Roman" w:hAnsi="Times New Roman" w:cs="Times New Roman"/>
-          <w:b/>
-          <w:bCs/>
-        </w:rPr>
-        <w:t xml:space="preserve">Figura </w:t>
-      </w:r>
-      <w:r>
-        <w:rPr>
-          <w:rFonts w:ascii="Times New Roman" w:hAnsi="Times New Roman" w:cs="Times New Roman"/>
-          <w:b/>
-          <w:bCs/>
-        </w:rPr>
-        <w:t>6</w:t>
-      </w:r>
-      <w:r>
-        <w:rPr>
-          <w:rFonts w:ascii="Times New Roman" w:hAnsi="Times New Roman" w:cs="Times New Roman"/>
-          <w:b/>
-          <w:bCs/>
-        </w:rPr>
-        <w:t>:</w:t>
-      </w:r>
-      <w:r>
-        <w:rPr>
-          <w:rFonts w:ascii="Times New Roman" w:hAnsi="Times New Roman" w:cs="Times New Roman"/>
-        </w:rPr>
-        <w:t xml:space="preserve"> Clúster de época post pandemia.</w:t>
-      </w:r>
-    </w:p>
-    <w:p>
-      <w:pPr>
+        <w:jc w:val="both"/>
+        <w:rPr>
+          <w:rFonts w:ascii="Times New Roman" w:hAnsi="Times New Roman" w:cs="Times New Roman"/>
+        </w:rPr>
+      </w:pPr>
+    </w:p>
+    <w:p>
+      <w:pPr>
+        <w:jc w:val="both"/>
         <w:rPr>
           <w:rFonts w:ascii="Times New Roman" w:hAnsi="Times New Roman" w:cs="Times New Roman"/>
         </w:rPr>
@@ -2462,22 +2097,22 @@
           <w:noProof/>
         </w:rPr>
         <w:drawing>
-          <wp:anchor distT="0" distB="0" distL="114300" distR="114300" simplePos="0" relativeHeight="251670528" behindDoc="0" locked="0" layoutInCell="1" allowOverlap="1" wp14:anchorId="6C2064DA" wp14:editId="2728B4D2">
+          <wp:anchor distT="0" distB="0" distL="114300" distR="114300" simplePos="0" relativeHeight="251670528" behindDoc="0" locked="0" layoutInCell="1" allowOverlap="1" wp14:anchorId="6C2064DA" wp14:editId="3E08F5F8">
             <wp:simplePos x="0" y="0"/>
             <wp:positionH relativeFrom="column">
-              <wp:align>right</wp:align>
+              <wp:align>left</wp:align>
             </wp:positionH>
             <wp:positionV relativeFrom="paragraph">
-              <wp:posOffset>342900</wp:posOffset>
+              <wp:posOffset>349674</wp:posOffset>
             </wp:positionV>
-            <wp:extent cx="2726690" cy="1615440"/>
-            <wp:effectExtent l="0" t="0" r="0" b="3810"/>
+            <wp:extent cx="2556510" cy="1514475"/>
+            <wp:effectExtent l="0" t="0" r="0" b="9525"/>
             <wp:wrapThrough wrapText="bothSides">
               <wp:wrapPolygon edited="0">
                 <wp:start x="0" y="0"/>
-                <wp:lineTo x="0" y="21396"/>
-                <wp:lineTo x="21429" y="21396"/>
-                <wp:lineTo x="21429" y="0"/>
+                <wp:lineTo x="0" y="21464"/>
+                <wp:lineTo x="21407" y="21464"/>
+                <wp:lineTo x="21407" y="0"/>
                 <wp:lineTo x="0" y="0"/>
               </wp:wrapPolygon>
             </wp:wrapThrough>
@@ -2521,7 +2156,7 @@
                   <pic:spPr>
                     <a:xfrm>
                       <a:off x="0" y="0"/>
-                      <a:ext cx="2726690" cy="1615440"/>
+                      <a:ext cx="2585339" cy="1531696"/>
                     </a:xfrm>
                     <a:prstGeom prst="rect">
                       <a:avLst/>
@@ -2539,27 +2174,36 @@
           </wp:anchor>
         </w:drawing>
       </w:r>
-    </w:p>
-    <w:p>
-      <w:pPr>
-        <w:rPr>
-          <w:rFonts w:ascii="Times New Roman" w:hAnsi="Times New Roman" w:cs="Times New Roman"/>
-        </w:rPr>
-      </w:pPr>
-    </w:p>
-    <w:p>
-      <w:pPr>
-        <w:rPr>
-          <w:rFonts w:ascii="Times New Roman" w:hAnsi="Times New Roman" w:cs="Times New Roman"/>
-        </w:rPr>
-      </w:pPr>
-    </w:p>
-    <w:p>
-      <w:pPr>
-        <w:rPr>
-          <w:rFonts w:ascii="Times New Roman" w:hAnsi="Times New Roman" w:cs="Times New Roman"/>
-        </w:rPr>
-      </w:pPr>
+      <w:r>
+        <w:rPr>
+          <w:rFonts w:ascii="Times New Roman" w:hAnsi="Times New Roman" w:cs="Times New Roman"/>
+          <w:b/>
+          <w:bCs/>
+        </w:rPr>
+        <w:t xml:space="preserve">Figura </w:t>
+      </w:r>
+      <w:r>
+        <w:rPr>
+          <w:rFonts w:ascii="Times New Roman" w:hAnsi="Times New Roman" w:cs="Times New Roman"/>
+          <w:b/>
+          <w:bCs/>
+        </w:rPr>
+        <w:t>6</w:t>
+      </w:r>
+      <w:r>
+        <w:rPr>
+          <w:rFonts w:ascii="Times New Roman" w:hAnsi="Times New Roman" w:cs="Times New Roman"/>
+          <w:b/>
+          <w:bCs/>
+        </w:rPr>
+        <w:t>:</w:t>
+      </w:r>
+      <w:r>
+        <w:rPr>
+          <w:rFonts w:ascii="Times New Roman" w:hAnsi="Times New Roman" w:cs="Times New Roman"/>
+        </w:rPr>
+        <w:t xml:space="preserve"> Clúster de época post pandemia.</w:t>
+      </w:r>
     </w:p>
     <w:p>
       <w:pPr>
@@ -2699,16 +2343,45 @@
       <w:pPr>
         <w:rPr>
           <w:rFonts w:ascii="Times New Roman" w:hAnsi="Times New Roman" w:cs="Times New Roman"/>
-          <w:b/>
-          <w:bCs/>
-        </w:rPr>
-      </w:pPr>
-      <w:r>
-        <w:rPr>
-          <w:rFonts w:ascii="Times New Roman" w:hAnsi="Times New Roman" w:cs="Times New Roman"/>
-          <w:b/>
-          <w:bCs/>
-        </w:rPr>
+        </w:rPr>
+      </w:pPr>
+    </w:p>
+    <w:p>
+      <w:pPr>
+        <w:rPr>
+          <w:rFonts w:ascii="Times New Roman" w:hAnsi="Times New Roman" w:cs="Times New Roman"/>
+        </w:rPr>
+      </w:pPr>
+    </w:p>
+    <w:p>
+      <w:pPr>
+        <w:rPr>
+          <w:rFonts w:ascii="Times New Roman" w:hAnsi="Times New Roman" w:cs="Times New Roman"/>
+        </w:rPr>
+      </w:pPr>
+    </w:p>
+    <w:p>
+      <w:pPr>
+        <w:rPr>
+          <w:rFonts w:ascii="Times New Roman" w:hAnsi="Times New Roman" w:cs="Times New Roman"/>
+        </w:rPr>
+      </w:pPr>
+    </w:p>
+    <w:p>
+      <w:pPr>
+        <w:rPr>
+          <w:rFonts w:ascii="Times New Roman" w:hAnsi="Times New Roman" w:cs="Times New Roman"/>
+          <w:b/>
+          <w:bCs/>
+        </w:rPr>
+      </w:pPr>
+      <w:r>
+        <w:rPr>
+          <w:rFonts w:ascii="Times New Roman" w:hAnsi="Times New Roman" w:cs="Times New Roman"/>
+          <w:b/>
+          <w:bCs/>
+        </w:rPr>
+        <w:lastRenderedPageBreak/>
         <w:t>Conclusiones</w:t>
       </w:r>
     </w:p>
@@ -2744,233 +2417,8 @@
       <w:r>
         <w:rPr>
           <w:rFonts w:ascii="Times New Roman" w:hAnsi="Times New Roman" w:cs="Times New Roman"/>
-          <w:lang w:val="en-US"/>
-        </w:rPr>
-        <w:t xml:space="preserve">Ha </w:t>
-      </w:r>
-      <w:proofErr w:type="spellStart"/>
-      <w:r>
-        <w:rPr>
-          <w:rFonts w:ascii="Times New Roman" w:hAnsi="Times New Roman" w:cs="Times New Roman"/>
-          <w:lang w:val="en-US"/>
-        </w:rPr>
-        <w:t>sido</w:t>
-      </w:r>
-      <w:proofErr w:type="spellEnd"/>
-      <w:r>
-        <w:rPr>
-          <w:rFonts w:ascii="Times New Roman" w:hAnsi="Times New Roman" w:cs="Times New Roman"/>
-          <w:lang w:val="en-US"/>
-        </w:rPr>
-        <w:t xml:space="preserve"> </w:t>
-      </w:r>
-      <w:proofErr w:type="spellStart"/>
-      <w:r>
-        <w:rPr>
-          <w:rFonts w:ascii="Times New Roman" w:hAnsi="Times New Roman" w:cs="Times New Roman"/>
-          <w:lang w:val="en-US"/>
-        </w:rPr>
-        <w:t>posible</w:t>
-      </w:r>
-      <w:proofErr w:type="spellEnd"/>
-      <w:r>
-        <w:rPr>
-          <w:rFonts w:ascii="Times New Roman" w:hAnsi="Times New Roman" w:cs="Times New Roman"/>
-          <w:lang w:val="en-US"/>
-        </w:rPr>
-        <w:t xml:space="preserve"> </w:t>
-      </w:r>
-      <w:proofErr w:type="spellStart"/>
-      <w:r>
-        <w:rPr>
-          <w:rFonts w:ascii="Times New Roman" w:hAnsi="Times New Roman" w:cs="Times New Roman"/>
-          <w:lang w:val="en-US"/>
-        </w:rPr>
-        <w:t>separar</w:t>
-      </w:r>
-      <w:proofErr w:type="spellEnd"/>
-      <w:r>
-        <w:rPr>
-          <w:rFonts w:ascii="Times New Roman" w:hAnsi="Times New Roman" w:cs="Times New Roman"/>
-          <w:lang w:val="en-US"/>
-        </w:rPr>
-        <w:t xml:space="preserve"> </w:t>
-      </w:r>
-      <w:proofErr w:type="spellStart"/>
-      <w:r>
-        <w:rPr>
-          <w:rFonts w:ascii="Times New Roman" w:hAnsi="Times New Roman" w:cs="Times New Roman"/>
-          <w:lang w:val="en-US"/>
-        </w:rPr>
-        <w:t>los</w:t>
-      </w:r>
-      <w:proofErr w:type="spellEnd"/>
-      <w:r>
-        <w:rPr>
-          <w:rFonts w:ascii="Times New Roman" w:hAnsi="Times New Roman" w:cs="Times New Roman"/>
-          <w:lang w:val="en-US"/>
-        </w:rPr>
-        <w:t xml:space="preserve"> </w:t>
-      </w:r>
-      <w:proofErr w:type="spellStart"/>
-      <w:r>
-        <w:rPr>
-          <w:rFonts w:ascii="Times New Roman" w:hAnsi="Times New Roman" w:cs="Times New Roman"/>
-          <w:lang w:val="en-US"/>
-        </w:rPr>
-        <w:t>datos</w:t>
-      </w:r>
-      <w:proofErr w:type="spellEnd"/>
-      <w:r>
-        <w:rPr>
-          <w:rFonts w:ascii="Times New Roman" w:hAnsi="Times New Roman" w:cs="Times New Roman"/>
-          <w:lang w:val="en-US"/>
-        </w:rPr>
-        <w:t xml:space="preserve"> del </w:t>
-      </w:r>
-      <w:proofErr w:type="spellStart"/>
-      <w:r>
-        <w:rPr>
-          <w:rFonts w:ascii="Times New Roman" w:hAnsi="Times New Roman" w:cs="Times New Roman"/>
-          <w:lang w:val="en-US"/>
-        </w:rPr>
-        <w:t>promedio</w:t>
-      </w:r>
-      <w:proofErr w:type="spellEnd"/>
-      <w:r>
-        <w:rPr>
-          <w:rFonts w:ascii="Times New Roman" w:hAnsi="Times New Roman" w:cs="Times New Roman"/>
-          <w:lang w:val="en-US"/>
-        </w:rPr>
-        <w:t xml:space="preserve"> de </w:t>
-      </w:r>
-      <w:proofErr w:type="spellStart"/>
-      <w:r>
-        <w:rPr>
-          <w:rFonts w:ascii="Times New Roman" w:hAnsi="Times New Roman" w:cs="Times New Roman"/>
-          <w:lang w:val="en-US"/>
-        </w:rPr>
-        <w:t>retiros</w:t>
-      </w:r>
-      <w:proofErr w:type="spellEnd"/>
-      <w:r>
-        <w:rPr>
-          <w:rFonts w:ascii="Times New Roman" w:hAnsi="Times New Roman" w:cs="Times New Roman"/>
-          <w:lang w:val="en-US"/>
-        </w:rPr>
-        <w:t xml:space="preserve"> </w:t>
-      </w:r>
-      <w:proofErr w:type="spellStart"/>
-      <w:r>
-        <w:rPr>
-          <w:rFonts w:ascii="Times New Roman" w:hAnsi="Times New Roman" w:cs="Times New Roman"/>
-          <w:lang w:val="en-US"/>
-        </w:rPr>
-        <w:t>en</w:t>
-      </w:r>
-      <w:proofErr w:type="spellEnd"/>
-      <w:r>
-        <w:rPr>
-          <w:rFonts w:ascii="Times New Roman" w:hAnsi="Times New Roman" w:cs="Times New Roman"/>
-          <w:lang w:val="en-US"/>
-        </w:rPr>
-        <w:t xml:space="preserve"> </w:t>
-      </w:r>
-      <w:proofErr w:type="spellStart"/>
-      <w:r>
-        <w:rPr>
-          <w:rFonts w:ascii="Times New Roman" w:hAnsi="Times New Roman" w:cs="Times New Roman"/>
-          <w:lang w:val="en-US"/>
-        </w:rPr>
-        <w:t>función</w:t>
-      </w:r>
-      <w:proofErr w:type="spellEnd"/>
-      <w:r>
-        <w:rPr>
-          <w:rFonts w:ascii="Times New Roman" w:hAnsi="Times New Roman" w:cs="Times New Roman"/>
-          <w:lang w:val="en-US"/>
-        </w:rPr>
-        <w:t xml:space="preserve"> del día de la </w:t>
-      </w:r>
-      <w:proofErr w:type="spellStart"/>
-      <w:r>
-        <w:rPr>
-          <w:rFonts w:ascii="Times New Roman" w:hAnsi="Times New Roman" w:cs="Times New Roman"/>
-          <w:lang w:val="en-US"/>
-        </w:rPr>
-        <w:t>semana</w:t>
-      </w:r>
-      <w:proofErr w:type="spellEnd"/>
-      <w:r>
-        <w:rPr>
-          <w:rFonts w:ascii="Times New Roman" w:hAnsi="Times New Roman" w:cs="Times New Roman"/>
-          <w:lang w:val="en-US"/>
-        </w:rPr>
-        <w:t xml:space="preserve"> </w:t>
-      </w:r>
-      <w:proofErr w:type="spellStart"/>
-      <w:r>
-        <w:rPr>
-          <w:rFonts w:ascii="Times New Roman" w:hAnsi="Times New Roman" w:cs="Times New Roman"/>
-          <w:lang w:val="en-US"/>
-        </w:rPr>
-        <w:t>en</w:t>
-      </w:r>
-      <w:proofErr w:type="spellEnd"/>
-      <w:r>
-        <w:rPr>
-          <w:rFonts w:ascii="Times New Roman" w:hAnsi="Times New Roman" w:cs="Times New Roman"/>
-          <w:lang w:val="en-US"/>
-        </w:rPr>
-        <w:t xml:space="preserve"> días de mayor y </w:t>
-      </w:r>
-      <w:proofErr w:type="spellStart"/>
-      <w:r>
-        <w:rPr>
-          <w:rFonts w:ascii="Times New Roman" w:hAnsi="Times New Roman" w:cs="Times New Roman"/>
-          <w:lang w:val="en-US"/>
-        </w:rPr>
-        <w:t>menor</w:t>
-      </w:r>
-      <w:proofErr w:type="spellEnd"/>
-      <w:r>
-        <w:rPr>
-          <w:rFonts w:ascii="Times New Roman" w:hAnsi="Times New Roman" w:cs="Times New Roman"/>
-          <w:lang w:val="en-US"/>
-        </w:rPr>
-        <w:t xml:space="preserve"> </w:t>
-      </w:r>
-      <w:proofErr w:type="spellStart"/>
-      <w:r>
-        <w:rPr>
-          <w:rFonts w:ascii="Times New Roman" w:hAnsi="Times New Roman" w:cs="Times New Roman"/>
-          <w:lang w:val="en-US"/>
-        </w:rPr>
-        <w:t>cantidad</w:t>
-      </w:r>
-      <w:proofErr w:type="spellEnd"/>
-      <w:r>
-        <w:rPr>
-          <w:rFonts w:ascii="Times New Roman" w:hAnsi="Times New Roman" w:cs="Times New Roman"/>
-          <w:lang w:val="en-US"/>
-        </w:rPr>
-        <w:t xml:space="preserve"> de </w:t>
-      </w:r>
-      <w:proofErr w:type="spellStart"/>
-      <w:r>
-        <w:rPr>
-          <w:rFonts w:ascii="Times New Roman" w:hAnsi="Times New Roman" w:cs="Times New Roman"/>
-          <w:lang w:val="en-US"/>
-        </w:rPr>
-        <w:t>retiros</w:t>
-      </w:r>
-      <w:proofErr w:type="spellEnd"/>
-      <w:r>
-        <w:rPr>
-          <w:rFonts w:ascii="Times New Roman" w:hAnsi="Times New Roman" w:cs="Times New Roman"/>
-          <w:lang w:val="en-US"/>
-        </w:rPr>
-        <w:t>.</w:t>
+        </w:rPr>
+        <w:t>Ha sido posible separar los datos del promedio de retiros en función del día de la semana en días de mayor y menor cantidad de retiros.</w:t>
       </w:r>
     </w:p>
     <w:p>
@@ -3024,14 +2472,7 @@
         <w:rPr>
           <w:rFonts w:ascii="Times New Roman" w:hAnsi="Times New Roman" w:cs="Times New Roman"/>
         </w:rPr>
-        <w:t xml:space="preserve">La estación en Ciudad de México a la que arriba la mayor cantidad </w:t>
-      </w:r>
-      <w:r>
-        <w:rPr>
-          <w:rFonts w:ascii="Times New Roman" w:hAnsi="Times New Roman" w:cs="Times New Roman"/>
-        </w:rPr>
-        <w:lastRenderedPageBreak/>
-        <w:t>de bicicletas durante la Ciudad de México es la estación en CE-271-272 Jesús García – Carlos J. Meneses con 12213 arribos.</w:t>
+        <w:t>La estación en Ciudad de México a la que arriba la mayor cantidad de bicicletas durante la Ciudad de México es la estación en CE-271-272 Jesús García – Carlos J. Meneses con 12213 arribos.</w:t>
       </w:r>
     </w:p>
     <w:p>
@@ -4446,6 +3887,7 @@
   <w:style w:type="character" w:default="1" w:styleId="Fuentedeprrafopredeter">
     <w:name w:val="Default Paragraph Font"/>
     <w:uiPriority w:val="1"/>
+    <w:semiHidden/>
     <w:unhideWhenUsed/>
   </w:style>
   <w:style w:type="table" w:default="1" w:styleId="Tablanormal">
